--- a/zht/docx/096.content.docx
+++ b/zht/docx/096.content.docx
@@ -337,114 +337,84 @@
           <w:lang w:val="zh_TW" w:bidi="zh_TW"/>
         </w:rPr>
       </w:r>
-      <w:hyperlink r:id="rId13">
-        <w:r>
-          <w:rPr>
-            <w:lang w:val="zh_TW" w:bidi="zh_TW"/>
-          </w:rPr>
-          <w:rPr>
-            <w:color w:val="0000EE"/>
-            <w:u w:val="single"/>
-          </w:rPr>
-          <w:t>撒母耳記上8:10–12</w:t>
-        </w:r>
-      </w:hyperlink>
-    </w:p>
-    <w:p>
-      <w:pPr>
-        <w:pStyle w:val="ListBullet"/>
-        <w:spacing w:line="240" w:lineRule="auto"/>
-        <w:ind w:left="720"/>
-      </w:pPr>
-      <w:r>
-        <w:rPr>
-          <w:lang w:val="zh_TW" w:bidi="zh_TW"/>
-        </w:rPr>
-      </w:r>
-      <w:hyperlink r:id="rId14">
-        <w:r>
-          <w:rPr>
-            <w:lang w:val="zh_TW" w:bidi="zh_TW"/>
-          </w:rPr>
-          <w:rPr>
-            <w:color w:val="0000EE"/>
-            <w:u w:val="single"/>
-          </w:rPr>
-          <w:t>申命記21:4</w:t>
-        </w:r>
-      </w:hyperlink>
-    </w:p>
-    <w:p>
-      <w:pPr>
-        <w:pStyle w:val="ListBullet"/>
-        <w:spacing w:line="240" w:lineRule="auto"/>
-        <w:ind w:left="720"/>
-      </w:pPr>
-      <w:r>
-        <w:rPr>
-          <w:lang w:val="zh_TW" w:bidi="zh_TW"/>
-        </w:rPr>
-      </w:r>
-      <w:hyperlink r:id="rId15">
-        <w:r>
-          <w:rPr>
-            <w:lang w:val="zh_TW" w:bidi="zh_TW"/>
-          </w:rPr>
-          <w:rPr>
-            <w:color w:val="0000EE"/>
-            <w:u w:val="single"/>
-          </w:rPr>
-          <w:t>路加福音9:62</w:t>
-        </w:r>
-      </w:hyperlink>
-    </w:p>
-    <w:p>
-      <w:pPr>
-        <w:pStyle w:val="ListBullet"/>
-        <w:spacing w:line="240" w:lineRule="auto"/>
-        <w:ind w:left="720"/>
-      </w:pPr>
-      <w:r>
-        <w:rPr>
-          <w:lang w:val="zh_TW" w:bidi="zh_TW"/>
-        </w:rPr>
-      </w:r>
-      <w:hyperlink r:id="rId16">
-        <w:r>
-          <w:rPr>
-            <w:lang w:val="zh_TW" w:bidi="zh_TW"/>
-          </w:rPr>
-          <w:rPr>
-            <w:color w:val="0000EE"/>
-            <w:u w:val="single"/>
-          </w:rPr>
-          <w:t>路加福音17:7</w:t>
-        </w:r>
-      </w:hyperlink>
-    </w:p>
-    <w:p>
-      <w:pPr>
-        <w:pStyle w:val="ListBullet"/>
-        <w:spacing w:line="240" w:lineRule="auto"/>
-        <w:ind w:left="720"/>
-      </w:pPr>
-      <w:r>
-        <w:rPr>
-          <w:lang w:val="zh_TW" w:bidi="zh_TW"/>
-        </w:rPr>
-      </w:r>
-      <w:hyperlink r:id="rId17">
-        <w:r>
-          <w:rPr>
-            <w:lang w:val="zh_TW" w:bidi="zh_TW"/>
-          </w:rPr>
-          <w:rPr>
-            <w:color w:val="0000EE"/>
-            <w:u w:val="single"/>
-          </w:rPr>
-          <w:t>詩篇141:5–7</w:t>
-        </w:r>
-      </w:hyperlink>
+      <w:r>
+        <w:rPr>
+          <w:lang w:val="zh_TW" w:bidi="zh_TW"/>
+        </w:rPr>
+        <w:t>撒母耳記上8:10–12</w:t>
+      </w:r>
+    </w:p>
+    <w:p>
+      <w:pPr>
+        <w:pStyle w:val="ListBullet"/>
+        <w:spacing w:line="240" w:lineRule="auto"/>
+        <w:ind w:left="720"/>
+      </w:pPr>
+      <w:r>
+        <w:rPr>
+          <w:lang w:val="zh_TW" w:bidi="zh_TW"/>
+        </w:rPr>
+      </w:r>
+      <w:r>
+        <w:rPr>
+          <w:lang w:val="zh_TW" w:bidi="zh_TW"/>
+        </w:rPr>
+        <w:t>申命記21:4</w:t>
+      </w:r>
+    </w:p>
+    <w:p>
+      <w:pPr>
+        <w:pStyle w:val="ListBullet"/>
+        <w:spacing w:line="240" w:lineRule="auto"/>
+        <w:ind w:left="720"/>
+      </w:pPr>
+      <w:r>
+        <w:rPr>
+          <w:lang w:val="zh_TW" w:bidi="zh_TW"/>
+        </w:rPr>
+      </w:r>
+      <w:r>
+        <w:rPr>
+          <w:lang w:val="zh_TW" w:bidi="zh_TW"/>
+        </w:rPr>
+        <w:t>路加福音9:62</w:t>
+      </w:r>
+    </w:p>
+    <w:p>
+      <w:pPr>
+        <w:pStyle w:val="ListBullet"/>
+        <w:spacing w:line="240" w:lineRule="auto"/>
+        <w:ind w:left="720"/>
+      </w:pPr>
+      <w:r>
+        <w:rPr>
+          <w:lang w:val="zh_TW" w:bidi="zh_TW"/>
+        </w:rPr>
+      </w:r>
+      <w:r>
+        <w:rPr>
+          <w:lang w:val="zh_TW" w:bidi="zh_TW"/>
+        </w:rPr>
+        <w:t>路加福音17:7</w:t>
+      </w:r>
+    </w:p>
+    <w:p>
+      <w:pPr>
+        <w:pStyle w:val="ListBullet"/>
+        <w:spacing w:line="240" w:lineRule="auto"/>
+        <w:ind w:left="720"/>
+      </w:pPr>
+      <w:r>
+        <w:rPr>
+          <w:lang w:val="zh_TW" w:bidi="zh_TW"/>
+        </w:rPr>
+      </w:r>
+      <w:r>
+        <w:rPr>
+          <w:lang w:val="zh_TW" w:bidi="zh_TW"/>
+        </w:rPr>
+        <w:t>詩篇141:5–7</w:t>
+      </w:r>
     </w:p>
     <w:p>
       <w:pPr>
@@ -686,114 +656,84 @@
           <w:lang w:val="zh_TW" w:bidi="zh_TW"/>
         </w:rPr>
       </w:r>
-      <w:hyperlink r:id="rId18">
-        <w:r>
-          <w:rPr>
-            <w:lang w:val="zh_TW" w:bidi="zh_TW"/>
-          </w:rPr>
-          <w:rPr>
-            <w:color w:val="0000EE"/>
-            <w:u w:val="single"/>
-          </w:rPr>
-          <w:t>列王紀上4:32–34</w:t>
-        </w:r>
-      </w:hyperlink>
-    </w:p>
-    <w:p>
-      <w:pPr>
-        <w:pStyle w:val="ListBullet"/>
-        <w:spacing w:line="240" w:lineRule="auto"/>
-        <w:ind w:left="720"/>
-      </w:pPr>
-      <w:r>
-        <w:rPr>
-          <w:lang w:val="zh_TW" w:bidi="zh_TW"/>
-        </w:rPr>
-      </w:r>
-      <w:hyperlink r:id="rId19">
-        <w:r>
-          <w:rPr>
-            <w:lang w:val="zh_TW" w:bidi="zh_TW"/>
-          </w:rPr>
-          <w:rPr>
-            <w:color w:val="0000EE"/>
-            <w:u w:val="single"/>
-          </w:rPr>
-          <w:t>歷代志下2:8–10</w:t>
-        </w:r>
-      </w:hyperlink>
-    </w:p>
-    <w:p>
-      <w:pPr>
-        <w:pStyle w:val="ListBullet"/>
-        <w:spacing w:line="240" w:lineRule="auto"/>
-        <w:ind w:left="720"/>
-      </w:pPr>
-      <w:r>
-        <w:rPr>
-          <w:lang w:val="zh_TW" w:bidi="zh_TW"/>
-        </w:rPr>
-      </w:r>
-      <w:hyperlink r:id="rId20">
-        <w:r>
-          <w:rPr>
-            <w:lang w:val="zh_TW" w:bidi="zh_TW"/>
-          </w:rPr>
-          <w:rPr>
-            <w:color w:val="0000EE"/>
-            <w:u w:val="single"/>
-          </w:rPr>
-          <w:t>申命記1:7–8</w:t>
-        </w:r>
-      </w:hyperlink>
-    </w:p>
-    <w:p>
-      <w:pPr>
-        <w:pStyle w:val="ListBullet"/>
-        <w:spacing w:line="240" w:lineRule="auto"/>
-        <w:ind w:left="720"/>
-      </w:pPr>
-      <w:r>
-        <w:rPr>
-          <w:lang w:val="zh_TW" w:bidi="zh_TW"/>
-        </w:rPr>
-      </w:r>
-      <w:hyperlink r:id="rId21">
-        <w:r>
-          <w:rPr>
-            <w:lang w:val="zh_TW" w:bidi="zh_TW"/>
-          </w:rPr>
-          <w:rPr>
-            <w:color w:val="0000EE"/>
-            <w:u w:val="single"/>
-          </w:rPr>
-          <w:t>詩篇29:3–5</w:t>
-        </w:r>
-      </w:hyperlink>
-    </w:p>
-    <w:p>
-      <w:pPr>
-        <w:pStyle w:val="ListBullet"/>
-        <w:spacing w:line="240" w:lineRule="auto"/>
-        <w:ind w:left="720"/>
-      </w:pPr>
-      <w:r>
-        <w:rPr>
-          <w:lang w:val="zh_TW" w:bidi="zh_TW"/>
-        </w:rPr>
-      </w:r>
-      <w:hyperlink r:id="rId22">
-        <w:r>
-          <w:rPr>
-            <w:lang w:val="zh_TW" w:bidi="zh_TW"/>
-          </w:rPr>
-          <w:rPr>
-            <w:color w:val="0000EE"/>
-            <w:u w:val="single"/>
-          </w:rPr>
-          <w:t>撒迦利亞書10:8–10</w:t>
-        </w:r>
-      </w:hyperlink>
+      <w:r>
+        <w:rPr>
+          <w:lang w:val="zh_TW" w:bidi="zh_TW"/>
+        </w:rPr>
+        <w:t>列王紀上4:32–34</w:t>
+      </w:r>
+    </w:p>
+    <w:p>
+      <w:pPr>
+        <w:pStyle w:val="ListBullet"/>
+        <w:spacing w:line="240" w:lineRule="auto"/>
+        <w:ind w:left="720"/>
+      </w:pPr>
+      <w:r>
+        <w:rPr>
+          <w:lang w:val="zh_TW" w:bidi="zh_TW"/>
+        </w:rPr>
+      </w:r>
+      <w:r>
+        <w:rPr>
+          <w:lang w:val="zh_TW" w:bidi="zh_TW"/>
+        </w:rPr>
+        <w:t>歷代志下2:8–10</w:t>
+      </w:r>
+    </w:p>
+    <w:p>
+      <w:pPr>
+        <w:pStyle w:val="ListBullet"/>
+        <w:spacing w:line="240" w:lineRule="auto"/>
+        <w:ind w:left="720"/>
+      </w:pPr>
+      <w:r>
+        <w:rPr>
+          <w:lang w:val="zh_TW" w:bidi="zh_TW"/>
+        </w:rPr>
+      </w:r>
+      <w:r>
+        <w:rPr>
+          <w:lang w:val="zh_TW" w:bidi="zh_TW"/>
+        </w:rPr>
+        <w:t>申命記1:7–8</w:t>
+      </w:r>
+    </w:p>
+    <w:p>
+      <w:pPr>
+        <w:pStyle w:val="ListBullet"/>
+        <w:spacing w:line="240" w:lineRule="auto"/>
+        <w:ind w:left="720"/>
+      </w:pPr>
+      <w:r>
+        <w:rPr>
+          <w:lang w:val="zh_TW" w:bidi="zh_TW"/>
+        </w:rPr>
+      </w:r>
+      <w:r>
+        <w:rPr>
+          <w:lang w:val="zh_TW" w:bidi="zh_TW"/>
+        </w:rPr>
+        <w:t>詩篇29:3–5</w:t>
+      </w:r>
+    </w:p>
+    <w:p>
+      <w:pPr>
+        <w:pStyle w:val="ListBullet"/>
+        <w:spacing w:line="240" w:lineRule="auto"/>
+        <w:ind w:left="720"/>
+      </w:pPr>
+      <w:r>
+        <w:rPr>
+          <w:lang w:val="zh_TW" w:bidi="zh_TW"/>
+        </w:rPr>
+      </w:r>
+      <w:r>
+        <w:rPr>
+          <w:lang w:val="zh_TW" w:bidi="zh_TW"/>
+        </w:rPr>
+        <w:t>撒迦利亞書10:8–10</w:t>
+      </w:r>
     </w:p>
     <w:p>
       <w:pPr>
@@ -1060,162 +1000,120 @@
           <w:lang w:val="zh_TW" w:bidi="zh_TW"/>
         </w:rPr>
       </w:r>
-      <w:hyperlink r:id="rId23">
-        <w:r>
-          <w:rPr>
-            <w:lang w:val="zh_TW" w:bidi="zh_TW"/>
-          </w:rPr>
-          <w:rPr>
-            <w:color w:val="0000EE"/>
-            <w:u w:val="single"/>
-          </w:rPr>
-          <w:t>列王紀上6:11–13</w:t>
-        </w:r>
-      </w:hyperlink>
-    </w:p>
-    <w:p>
-      <w:pPr>
-        <w:pStyle w:val="ListBullet"/>
-        <w:spacing w:line="240" w:lineRule="auto"/>
-        <w:ind w:left="720"/>
-      </w:pPr>
-      <w:r>
-        <w:rPr>
-          <w:lang w:val="zh_TW" w:bidi="zh_TW"/>
-        </w:rPr>
-      </w:r>
-      <w:hyperlink r:id="rId24">
-        <w:r>
-          <w:rPr>
-            <w:lang w:val="zh_TW" w:bidi="zh_TW"/>
-          </w:rPr>
-          <w:rPr>
-            <w:color w:val="0000EE"/>
-            <w:u w:val="single"/>
-          </w:rPr>
-          <w:t>但以理書11:29–30</w:t>
-        </w:r>
-      </w:hyperlink>
-    </w:p>
-    <w:p>
-      <w:pPr>
-        <w:pStyle w:val="ListBullet"/>
-        <w:spacing w:line="240" w:lineRule="auto"/>
-        <w:ind w:left="720"/>
-      </w:pPr>
-      <w:r>
-        <w:rPr>
-          <w:lang w:val="zh_TW" w:bidi="zh_TW"/>
-        </w:rPr>
-      </w:r>
-      <w:hyperlink r:id="rId25">
-        <w:r>
-          <w:rPr>
-            <w:lang w:val="zh_TW" w:bidi="zh_TW"/>
-          </w:rPr>
-          <w:rPr>
-            <w:color w:val="0000EE"/>
-            <w:u w:val="single"/>
-          </w:rPr>
-          <w:t>創世記24:27</w:t>
-        </w:r>
-      </w:hyperlink>
-    </w:p>
-    <w:p>
-      <w:pPr>
-        <w:pStyle w:val="ListBullet"/>
-        <w:spacing w:line="240" w:lineRule="auto"/>
-        <w:ind w:left="720"/>
-      </w:pPr>
-      <w:r>
-        <w:rPr>
-          <w:lang w:val="zh_TW" w:bidi="zh_TW"/>
-        </w:rPr>
-      </w:r>
-      <w:hyperlink r:id="rId26">
-        <w:r>
-          <w:rPr>
-            <w:lang w:val="zh_TW" w:bidi="zh_TW"/>
-          </w:rPr>
-          <w:rPr>
-            <w:color w:val="0000EE"/>
-            <w:u w:val="single"/>
-          </w:rPr>
-          <w:t>約書亞記24:16–18</w:t>
-        </w:r>
-      </w:hyperlink>
-    </w:p>
-    <w:p>
-      <w:pPr>
-        <w:pStyle w:val="ListBullet"/>
-        <w:spacing w:line="240" w:lineRule="auto"/>
-        <w:ind w:left="720"/>
-      </w:pPr>
-      <w:r>
-        <w:rPr>
-          <w:lang w:val="zh_TW" w:bidi="zh_TW"/>
-        </w:rPr>
-      </w:r>
-      <w:hyperlink r:id="rId27">
-        <w:r>
-          <w:rPr>
-            <w:lang w:val="zh_TW" w:bidi="zh_TW"/>
-          </w:rPr>
-          <w:rPr>
-            <w:color w:val="0000EE"/>
-            <w:u w:val="single"/>
-          </w:rPr>
-          <w:t>馬太福音27:45–47</w:t>
-        </w:r>
-      </w:hyperlink>
-    </w:p>
-    <w:p>
-      <w:pPr>
-        <w:pStyle w:val="ListBullet"/>
-        <w:spacing w:line="240" w:lineRule="auto"/>
-        <w:ind w:left="720"/>
-      </w:pPr>
-      <w:r>
-        <w:rPr>
-          <w:lang w:val="zh_TW" w:bidi="zh_TW"/>
-        </w:rPr>
-      </w:r>
-      <w:hyperlink r:id="rId28">
-        <w:r>
-          <w:rPr>
-            <w:lang w:val="zh_TW" w:bidi="zh_TW"/>
-          </w:rPr>
-          <w:rPr>
-            <w:color w:val="0000EE"/>
-            <w:u w:val="single"/>
-          </w:rPr>
-          <w:t>箴言27:9–10</w:t>
-        </w:r>
-      </w:hyperlink>
-    </w:p>
-    <w:p>
-      <w:pPr>
-        <w:pStyle w:val="ListBullet"/>
-        <w:spacing w:line="240" w:lineRule="auto"/>
-        <w:ind w:left="720"/>
-      </w:pPr>
-      <w:r>
-        <w:rPr>
-          <w:lang w:val="zh_TW" w:bidi="zh_TW"/>
-        </w:rPr>
-      </w:r>
-      <w:hyperlink r:id="rId29">
-        <w:r>
-          <w:rPr>
-            <w:lang w:val="zh_TW" w:bidi="zh_TW"/>
-          </w:rPr>
-          <w:rPr>
-            <w:color w:val="0000EE"/>
-            <w:u w:val="single"/>
-          </w:rPr>
-          <w:t>詩篇71:18</w:t>
-        </w:r>
-      </w:hyperlink>
+      <w:r>
+        <w:rPr>
+          <w:lang w:val="zh_TW" w:bidi="zh_TW"/>
+        </w:rPr>
+        <w:t>列王紀上6:11–13</w:t>
+      </w:r>
+    </w:p>
+    <w:p>
+      <w:pPr>
+        <w:pStyle w:val="ListBullet"/>
+        <w:spacing w:line="240" w:lineRule="auto"/>
+        <w:ind w:left="720"/>
+      </w:pPr>
+      <w:r>
+        <w:rPr>
+          <w:lang w:val="zh_TW" w:bidi="zh_TW"/>
+        </w:rPr>
+      </w:r>
+      <w:r>
+        <w:rPr>
+          <w:lang w:val="zh_TW" w:bidi="zh_TW"/>
+        </w:rPr>
+        <w:t>但以理書11:29–30</w:t>
+      </w:r>
+    </w:p>
+    <w:p>
+      <w:pPr>
+        <w:pStyle w:val="ListBullet"/>
+        <w:spacing w:line="240" w:lineRule="auto"/>
+        <w:ind w:left="720"/>
+      </w:pPr>
+      <w:r>
+        <w:rPr>
+          <w:lang w:val="zh_TW" w:bidi="zh_TW"/>
+        </w:rPr>
+      </w:r>
+      <w:r>
+        <w:rPr>
+          <w:lang w:val="zh_TW" w:bidi="zh_TW"/>
+        </w:rPr>
+        <w:t>創世記24:27</w:t>
+      </w:r>
+    </w:p>
+    <w:p>
+      <w:pPr>
+        <w:pStyle w:val="ListBullet"/>
+        <w:spacing w:line="240" w:lineRule="auto"/>
+        <w:ind w:left="720"/>
+      </w:pPr>
+      <w:r>
+        <w:rPr>
+          <w:lang w:val="zh_TW" w:bidi="zh_TW"/>
+        </w:rPr>
+      </w:r>
+      <w:r>
+        <w:rPr>
+          <w:lang w:val="zh_TW" w:bidi="zh_TW"/>
+        </w:rPr>
+        <w:t>約書亞記24:16–18</w:t>
+      </w:r>
+    </w:p>
+    <w:p>
+      <w:pPr>
+        <w:pStyle w:val="ListBullet"/>
+        <w:spacing w:line="240" w:lineRule="auto"/>
+        <w:ind w:left="720"/>
+      </w:pPr>
+      <w:r>
+        <w:rPr>
+          <w:lang w:val="zh_TW" w:bidi="zh_TW"/>
+        </w:rPr>
+      </w:r>
+      <w:r>
+        <w:rPr>
+          <w:lang w:val="zh_TW" w:bidi="zh_TW"/>
+        </w:rPr>
+        <w:t>馬太福音27:45–47</w:t>
+      </w:r>
+    </w:p>
+    <w:p>
+      <w:pPr>
+        <w:pStyle w:val="ListBullet"/>
+        <w:spacing w:line="240" w:lineRule="auto"/>
+        <w:ind w:left="720"/>
+      </w:pPr>
+      <w:r>
+        <w:rPr>
+          <w:lang w:val="zh_TW" w:bidi="zh_TW"/>
+        </w:rPr>
+      </w:r>
+      <w:r>
+        <w:rPr>
+          <w:lang w:val="zh_TW" w:bidi="zh_TW"/>
+        </w:rPr>
+        <w:t>箴言27:9–10</w:t>
+      </w:r>
+    </w:p>
+    <w:p>
+      <w:pPr>
+        <w:pStyle w:val="ListBullet"/>
+        <w:spacing w:line="240" w:lineRule="auto"/>
+        <w:ind w:left="720"/>
+      </w:pPr>
+      <w:r>
+        <w:rPr>
+          <w:lang w:val="zh_TW" w:bidi="zh_TW"/>
+        </w:rPr>
+      </w:r>
+      <w:r>
+        <w:rPr>
+          <w:lang w:val="zh_TW" w:bidi="zh_TW"/>
+        </w:rPr>
+        <w:t>詩篇71:18</w:t>
+      </w:r>
     </w:p>
     <w:p>
       <w:pPr>
@@ -1467,138 +1365,102 @@
           <w:lang w:val="zh_TW" w:bidi="zh_TW"/>
         </w:rPr>
       </w:r>
-      <w:hyperlink r:id="rId30">
-        <w:r>
-          <w:rPr>
-            <w:lang w:val="zh_TW" w:bidi="zh_TW"/>
-          </w:rPr>
-          <w:rPr>
-            <w:color w:val="0000EE"/>
-            <w:u w:val="single"/>
-          </w:rPr>
-          <w:t>約伯記34:16–17</w:t>
-        </w:r>
-      </w:hyperlink>
-    </w:p>
-    <w:p>
-      <w:pPr>
-        <w:pStyle w:val="ListBullet"/>
-        <w:spacing w:line="240" w:lineRule="auto"/>
-        <w:ind w:left="720"/>
-      </w:pPr>
-      <w:r>
-        <w:rPr>
-          <w:lang w:val="zh_TW" w:bidi="zh_TW"/>
-        </w:rPr>
-      </w:r>
-      <w:hyperlink r:id="rId31">
-        <w:r>
-          <w:rPr>
-            <w:lang w:val="zh_TW" w:bidi="zh_TW"/>
-          </w:rPr>
-          <w:rPr>
-            <w:color w:val="0000EE"/>
-            <w:u w:val="single"/>
-          </w:rPr>
-          <w:t>路加福音2:47</w:t>
-        </w:r>
-      </w:hyperlink>
-    </w:p>
-    <w:p>
-      <w:pPr>
-        <w:pStyle w:val="ListBullet"/>
-        <w:spacing w:line="240" w:lineRule="auto"/>
-        <w:ind w:left="720"/>
-      </w:pPr>
-      <w:r>
-        <w:rPr>
-          <w:lang w:val="zh_TW" w:bidi="zh_TW"/>
-        </w:rPr>
-      </w:r>
-      <w:hyperlink r:id="rId32">
-        <w:r>
-          <w:rPr>
-            <w:lang w:val="zh_TW" w:bidi="zh_TW"/>
-          </w:rPr>
-          <w:rPr>
-            <w:color w:val="0000EE"/>
-            <w:u w:val="single"/>
-          </w:rPr>
-          <w:t>路加福音8:10</w:t>
-        </w:r>
-      </w:hyperlink>
-    </w:p>
-    <w:p>
-      <w:pPr>
-        <w:pStyle w:val="ListBullet"/>
-        <w:spacing w:line="240" w:lineRule="auto"/>
-        <w:ind w:left="720"/>
-      </w:pPr>
-      <w:r>
-        <w:rPr>
-          <w:lang w:val="zh_TW" w:bidi="zh_TW"/>
-        </w:rPr>
-      </w:r>
-      <w:hyperlink r:id="rId33">
-        <w:r>
-          <w:rPr>
-            <w:lang w:val="zh_TW" w:bidi="zh_TW"/>
-          </w:rPr>
-          <w:rPr>
-            <w:color w:val="0000EE"/>
-            <w:u w:val="single"/>
-          </w:rPr>
-          <w:t>馬太福音13:12</w:t>
-        </w:r>
-      </w:hyperlink>
-    </w:p>
-    <w:p>
-      <w:pPr>
-        <w:pStyle w:val="ListBullet"/>
-        <w:spacing w:line="240" w:lineRule="auto"/>
-        <w:ind w:left="720"/>
-      </w:pPr>
-      <w:r>
-        <w:rPr>
-          <w:lang w:val="zh_TW" w:bidi="zh_TW"/>
-        </w:rPr>
-      </w:r>
-      <w:hyperlink r:id="rId34">
-        <w:r>
-          <w:rPr>
-            <w:lang w:val="zh_TW" w:bidi="zh_TW"/>
-          </w:rPr>
-          <w:rPr>
-            <w:color w:val="0000EE"/>
-            <w:u w:val="single"/>
-          </w:rPr>
-          <w:t>馬太福音13:14</w:t>
-        </w:r>
-      </w:hyperlink>
-    </w:p>
-    <w:p>
-      <w:pPr>
-        <w:pStyle w:val="ListBullet"/>
-        <w:spacing w:line="240" w:lineRule="auto"/>
-        <w:ind w:left="720"/>
-      </w:pPr>
-      <w:r>
-        <w:rPr>
-          <w:lang w:val="zh_TW" w:bidi="zh_TW"/>
-        </w:rPr>
-      </w:r>
-      <w:hyperlink r:id="rId35">
-        <w:r>
-          <w:rPr>
-            <w:lang w:val="zh_TW" w:bidi="zh_TW"/>
-          </w:rPr>
-          <w:rPr>
-            <w:color w:val="0000EE"/>
-            <w:u w:val="single"/>
-          </w:rPr>
-          <w:t>箴言3:5</w:t>
-        </w:r>
-      </w:hyperlink>
+      <w:r>
+        <w:rPr>
+          <w:lang w:val="zh_TW" w:bidi="zh_TW"/>
+        </w:rPr>
+        <w:t>約伯記34:16–17</w:t>
+      </w:r>
+    </w:p>
+    <w:p>
+      <w:pPr>
+        <w:pStyle w:val="ListBullet"/>
+        <w:spacing w:line="240" w:lineRule="auto"/>
+        <w:ind w:left="720"/>
+      </w:pPr>
+      <w:r>
+        <w:rPr>
+          <w:lang w:val="zh_TW" w:bidi="zh_TW"/>
+        </w:rPr>
+      </w:r>
+      <w:r>
+        <w:rPr>
+          <w:lang w:val="zh_TW" w:bidi="zh_TW"/>
+        </w:rPr>
+        <w:t>路加福音2:47</w:t>
+      </w:r>
+    </w:p>
+    <w:p>
+      <w:pPr>
+        <w:pStyle w:val="ListBullet"/>
+        <w:spacing w:line="240" w:lineRule="auto"/>
+        <w:ind w:left="720"/>
+      </w:pPr>
+      <w:r>
+        <w:rPr>
+          <w:lang w:val="zh_TW" w:bidi="zh_TW"/>
+        </w:rPr>
+      </w:r>
+      <w:r>
+        <w:rPr>
+          <w:lang w:val="zh_TW" w:bidi="zh_TW"/>
+        </w:rPr>
+        <w:t>路加福音8:10</w:t>
+      </w:r>
+    </w:p>
+    <w:p>
+      <w:pPr>
+        <w:pStyle w:val="ListBullet"/>
+        <w:spacing w:line="240" w:lineRule="auto"/>
+        <w:ind w:left="720"/>
+      </w:pPr>
+      <w:r>
+        <w:rPr>
+          <w:lang w:val="zh_TW" w:bidi="zh_TW"/>
+        </w:rPr>
+      </w:r>
+      <w:r>
+        <w:rPr>
+          <w:lang w:val="zh_TW" w:bidi="zh_TW"/>
+        </w:rPr>
+        <w:t>馬太福音13:12</w:t>
+      </w:r>
+    </w:p>
+    <w:p>
+      <w:pPr>
+        <w:pStyle w:val="ListBullet"/>
+        <w:spacing w:line="240" w:lineRule="auto"/>
+        <w:ind w:left="720"/>
+      </w:pPr>
+      <w:r>
+        <w:rPr>
+          <w:lang w:val="zh_TW" w:bidi="zh_TW"/>
+        </w:rPr>
+      </w:r>
+      <w:r>
+        <w:rPr>
+          <w:lang w:val="zh_TW" w:bidi="zh_TW"/>
+        </w:rPr>
+        <w:t>馬太福音13:14</w:t>
+      </w:r>
+    </w:p>
+    <w:p>
+      <w:pPr>
+        <w:pStyle w:val="ListBullet"/>
+        <w:spacing w:line="240" w:lineRule="auto"/>
+        <w:ind w:left="720"/>
+      </w:pPr>
+      <w:r>
+        <w:rPr>
+          <w:lang w:val="zh_TW" w:bidi="zh_TW"/>
+        </w:rPr>
+      </w:r>
+      <w:r>
+        <w:rPr>
+          <w:lang w:val="zh_TW" w:bidi="zh_TW"/>
+        </w:rPr>
+        <w:t>箴言3:5</w:t>
+      </w:r>
     </w:p>
     <w:p>
       <w:pPr>
@@ -1888,138 +1750,102 @@
           <w:lang w:val="zh_TW" w:bidi="zh_TW"/>
         </w:rPr>
       </w:r>
-      <w:hyperlink r:id="rId36">
-        <w:r>
-          <w:rPr>
-            <w:lang w:val="zh_TW" w:bidi="zh_TW"/>
-          </w:rPr>
-          <w:rPr>
-            <w:color w:val="0000EE"/>
-            <w:u w:val="single"/>
-          </w:rPr>
-          <w:t>創世記24:15</w:t>
-        </w:r>
-      </w:hyperlink>
-    </w:p>
-    <w:p>
-      <w:pPr>
-        <w:pStyle w:val="ListBullet"/>
-        <w:spacing w:line="240" w:lineRule="auto"/>
-        <w:ind w:left="720"/>
-      </w:pPr>
-      <w:r>
-        <w:rPr>
-          <w:lang w:val="zh_TW" w:bidi="zh_TW"/>
-        </w:rPr>
-      </w:r>
-      <w:hyperlink r:id="rId37">
-        <w:r>
-          <w:rPr>
-            <w:lang w:val="zh_TW" w:bidi="zh_TW"/>
-          </w:rPr>
-          <w:rPr>
-            <w:color w:val="0000EE"/>
-            <w:u w:val="single"/>
-          </w:rPr>
-          <w:t>創世記24:45</w:t>
-        </w:r>
-      </w:hyperlink>
-    </w:p>
-    <w:p>
-      <w:pPr>
-        <w:pStyle w:val="ListBullet"/>
-        <w:spacing w:line="240" w:lineRule="auto"/>
-        <w:ind w:left="720"/>
-      </w:pPr>
-      <w:r>
-        <w:rPr>
-          <w:lang w:val="zh_TW" w:bidi="zh_TW"/>
-        </w:rPr>
-      </w:r>
-      <w:hyperlink r:id="rId38">
-        <w:r>
-          <w:rPr>
-            <w:lang w:val="zh_TW" w:bidi="zh_TW"/>
-          </w:rPr>
-          <w:rPr>
-            <w:color w:val="0000EE"/>
-            <w:u w:val="single"/>
-          </w:rPr>
-          <w:t>創世記24:56</w:t>
-        </w:r>
-      </w:hyperlink>
-    </w:p>
-    <w:p>
-      <w:pPr>
-        <w:pStyle w:val="ListBullet"/>
-        <w:spacing w:line="240" w:lineRule="auto"/>
-        <w:ind w:left="720"/>
-      </w:pPr>
-      <w:r>
-        <w:rPr>
-          <w:lang w:val="zh_TW" w:bidi="zh_TW"/>
-        </w:rPr>
-      </w:r>
-      <w:hyperlink r:id="rId39">
-        <w:r>
-          <w:rPr>
-            <w:lang w:val="zh_TW" w:bidi="zh_TW"/>
-          </w:rPr>
-          <w:rPr>
-            <w:color w:val="0000EE"/>
-            <w:u w:val="single"/>
-          </w:rPr>
-          <w:t>創世記24:64</w:t>
-        </w:r>
-      </w:hyperlink>
-    </w:p>
-    <w:p>
-      <w:pPr>
-        <w:pStyle w:val="ListBullet"/>
-        <w:spacing w:line="240" w:lineRule="auto"/>
-        <w:ind w:left="720"/>
-      </w:pPr>
-      <w:r>
-        <w:rPr>
-          <w:lang w:val="zh_TW" w:bidi="zh_TW"/>
-        </w:rPr>
-      </w:r>
-      <w:hyperlink r:id="rId40">
-        <w:r>
-          <w:rPr>
-            <w:lang w:val="zh_TW" w:bidi="zh_TW"/>
-          </w:rPr>
-          <w:rPr>
-            <w:color w:val="0000EE"/>
-            <w:u w:val="single"/>
-          </w:rPr>
-          <w:t>創世記25:28</w:t>
-        </w:r>
-      </w:hyperlink>
-    </w:p>
-    <w:p>
-      <w:pPr>
-        <w:pStyle w:val="ListBullet"/>
-        <w:spacing w:line="240" w:lineRule="auto"/>
-        <w:ind w:left="720"/>
-      </w:pPr>
-      <w:r>
-        <w:rPr>
-          <w:lang w:val="zh_TW" w:bidi="zh_TW"/>
-        </w:rPr>
-      </w:r>
-      <w:hyperlink r:id="rId41">
-        <w:r>
-          <w:rPr>
-            <w:lang w:val="zh_TW" w:bidi="zh_TW"/>
-          </w:rPr>
-          <w:rPr>
-            <w:color w:val="0000EE"/>
-            <w:u w:val="single"/>
-          </w:rPr>
-          <w:t>創世記26:8</w:t>
-        </w:r>
-      </w:hyperlink>
+      <w:r>
+        <w:rPr>
+          <w:lang w:val="zh_TW" w:bidi="zh_TW"/>
+        </w:rPr>
+        <w:t>創世記24:15</w:t>
+      </w:r>
+    </w:p>
+    <w:p>
+      <w:pPr>
+        <w:pStyle w:val="ListBullet"/>
+        <w:spacing w:line="240" w:lineRule="auto"/>
+        <w:ind w:left="720"/>
+      </w:pPr>
+      <w:r>
+        <w:rPr>
+          <w:lang w:val="zh_TW" w:bidi="zh_TW"/>
+        </w:rPr>
+      </w:r>
+      <w:r>
+        <w:rPr>
+          <w:lang w:val="zh_TW" w:bidi="zh_TW"/>
+        </w:rPr>
+        <w:t>創世記24:45</w:t>
+      </w:r>
+    </w:p>
+    <w:p>
+      <w:pPr>
+        <w:pStyle w:val="ListBullet"/>
+        <w:spacing w:line="240" w:lineRule="auto"/>
+        <w:ind w:left="720"/>
+      </w:pPr>
+      <w:r>
+        <w:rPr>
+          <w:lang w:val="zh_TW" w:bidi="zh_TW"/>
+        </w:rPr>
+      </w:r>
+      <w:r>
+        <w:rPr>
+          <w:lang w:val="zh_TW" w:bidi="zh_TW"/>
+        </w:rPr>
+        <w:t>創世記24:56</w:t>
+      </w:r>
+    </w:p>
+    <w:p>
+      <w:pPr>
+        <w:pStyle w:val="ListBullet"/>
+        <w:spacing w:line="240" w:lineRule="auto"/>
+        <w:ind w:left="720"/>
+      </w:pPr>
+      <w:r>
+        <w:rPr>
+          <w:lang w:val="zh_TW" w:bidi="zh_TW"/>
+        </w:rPr>
+      </w:r>
+      <w:r>
+        <w:rPr>
+          <w:lang w:val="zh_TW" w:bidi="zh_TW"/>
+        </w:rPr>
+        <w:t>創世記24:64</w:t>
+      </w:r>
+    </w:p>
+    <w:p>
+      <w:pPr>
+        <w:pStyle w:val="ListBullet"/>
+        <w:spacing w:line="240" w:lineRule="auto"/>
+        <w:ind w:left="720"/>
+      </w:pPr>
+      <w:r>
+        <w:rPr>
+          <w:lang w:val="zh_TW" w:bidi="zh_TW"/>
+        </w:rPr>
+      </w:r>
+      <w:r>
+        <w:rPr>
+          <w:lang w:val="zh_TW" w:bidi="zh_TW"/>
+        </w:rPr>
+        <w:t>創世記25:28</w:t>
+      </w:r>
+    </w:p>
+    <w:p>
+      <w:pPr>
+        <w:pStyle w:val="ListBullet"/>
+        <w:spacing w:line="240" w:lineRule="auto"/>
+        <w:ind w:left="720"/>
+      </w:pPr>
+      <w:r>
+        <w:rPr>
+          <w:lang w:val="zh_TW" w:bidi="zh_TW"/>
+        </w:rPr>
+      </w:r>
+      <w:r>
+        <w:rPr>
+          <w:lang w:val="zh_TW" w:bidi="zh_TW"/>
+        </w:rPr>
+        <w:t>創世記26:8</w:t>
+      </w:r>
     </w:p>
     <w:p>
       <w:pPr>
@@ -2467,42 +2293,30 @@
           <w:lang w:val="zh_TW" w:bidi="zh_TW"/>
         </w:rPr>
       </w:r>
-      <w:hyperlink r:id="rId42">
-        <w:r>
-          <w:rPr>
-            <w:lang w:val="zh_TW" w:bidi="zh_TW"/>
-          </w:rPr>
-          <w:rPr>
-            <w:color w:val="0000EE"/>
-            <w:u w:val="single"/>
-          </w:rPr>
-          <w:t>約伯記3:8</w:t>
-        </w:r>
-      </w:hyperlink>
-    </w:p>
-    <w:p>
-      <w:pPr>
-        <w:pStyle w:val="ListBullet"/>
-        <w:spacing w:line="240" w:lineRule="auto"/>
-        <w:ind w:left="720"/>
-      </w:pPr>
-      <w:r>
-        <w:rPr>
-          <w:lang w:val="zh_TW" w:bidi="zh_TW"/>
-        </w:rPr>
-      </w:r>
-      <w:hyperlink r:id="rId43">
-        <w:r>
-          <w:rPr>
-            <w:lang w:val="zh_TW" w:bidi="zh_TW"/>
-          </w:rPr>
-          <w:rPr>
-            <w:color w:val="0000EE"/>
-            <w:u w:val="single"/>
-          </w:rPr>
-          <w:t>詩篇104:25–26</w:t>
-        </w:r>
-      </w:hyperlink>
+      <w:r>
+        <w:rPr>
+          <w:lang w:val="zh_TW" w:bidi="zh_TW"/>
+        </w:rPr>
+        <w:t>約伯記3:8</w:t>
+      </w:r>
+    </w:p>
+    <w:p>
+      <w:pPr>
+        <w:pStyle w:val="ListBullet"/>
+        <w:spacing w:line="240" w:lineRule="auto"/>
+        <w:ind w:left="720"/>
+      </w:pPr>
+      <w:r>
+        <w:rPr>
+          <w:lang w:val="zh_TW" w:bidi="zh_TW"/>
+        </w:rPr>
+      </w:r>
+      <w:r>
+        <w:rPr>
+          <w:lang w:val="zh_TW" w:bidi="zh_TW"/>
+        </w:rPr>
+        <w:t>詩篇104:25–26</w:t>
+      </w:r>
     </w:p>
     <w:p>
       <w:pPr>
@@ -2856,138 +2670,102 @@
           <w:lang w:val="zh_TW" w:bidi="zh_TW"/>
         </w:rPr>
       </w:r>
-      <w:hyperlink r:id="rId44">
-        <w:r>
-          <w:rPr>
-            <w:lang w:val="zh_TW" w:bidi="zh_TW"/>
-          </w:rPr>
-          <w:rPr>
-            <w:color w:val="0000EE"/>
-            <w:u w:val="single"/>
-          </w:rPr>
-          <w:t>歷代志上2:1–2</w:t>
-        </w:r>
-      </w:hyperlink>
-    </w:p>
-    <w:p>
-      <w:pPr>
-        <w:pStyle w:val="ListBullet"/>
-        <w:spacing w:line="240" w:lineRule="auto"/>
-        <w:ind w:left="720"/>
-      </w:pPr>
-      <w:r>
-        <w:rPr>
-          <w:lang w:val="zh_TW" w:bidi="zh_TW"/>
-        </w:rPr>
-      </w:r>
-      <w:hyperlink r:id="rId45">
-        <w:r>
-          <w:rPr>
-            <w:lang w:val="zh_TW" w:bidi="zh_TW"/>
-          </w:rPr>
-          <w:rPr>
-            <w:color w:val="0000EE"/>
-            <w:u w:val="single"/>
-          </w:rPr>
-          <w:t>列王紀上8:3–5</w:t>
-        </w:r>
-      </w:hyperlink>
-    </w:p>
-    <w:p>
-      <w:pPr>
-        <w:pStyle w:val="ListBullet"/>
-        <w:spacing w:line="240" w:lineRule="auto"/>
-        <w:ind w:left="720"/>
-      </w:pPr>
-      <w:r>
-        <w:rPr>
-          <w:lang w:val="zh_TW" w:bidi="zh_TW"/>
-        </w:rPr>
-      </w:r>
-      <w:hyperlink r:id="rId46">
-        <w:r>
-          <w:rPr>
-            <w:lang w:val="zh_TW" w:bidi="zh_TW"/>
-          </w:rPr>
-          <w:rPr>
-            <w:color w:val="0000EE"/>
-            <w:u w:val="single"/>
-          </w:rPr>
-          <w:t>使徒行傳4:36–37</w:t>
-        </w:r>
-      </w:hyperlink>
-    </w:p>
-    <w:p>
-      <w:pPr>
-        <w:pStyle w:val="ListBullet"/>
-        <w:spacing w:line="240" w:lineRule="auto"/>
-        <w:ind w:left="720"/>
-      </w:pPr>
-      <w:r>
-        <w:rPr>
-          <w:lang w:val="zh_TW" w:bidi="zh_TW"/>
-        </w:rPr>
-      </w:r>
-      <w:hyperlink r:id="rId47">
-        <w:r>
-          <w:rPr>
-            <w:lang w:val="zh_TW" w:bidi="zh_TW"/>
-          </w:rPr>
-          <w:rPr>
-            <w:color w:val="0000EE"/>
-            <w:u w:val="single"/>
-          </w:rPr>
-          <w:t>創世記29:34</w:t>
-        </w:r>
-      </w:hyperlink>
-    </w:p>
-    <w:p>
-      <w:pPr>
-        <w:pStyle w:val="ListBullet"/>
-        <w:spacing w:line="240" w:lineRule="auto"/>
-        <w:ind w:left="720"/>
-      </w:pPr>
-      <w:r>
-        <w:rPr>
-          <w:lang w:val="zh_TW" w:bidi="zh_TW"/>
-        </w:rPr>
-      </w:r>
-      <w:hyperlink r:id="rId48">
-        <w:r>
-          <w:rPr>
-            <w:lang w:val="zh_TW" w:bidi="zh_TW"/>
-          </w:rPr>
-          <w:rPr>
-            <w:color w:val="0000EE"/>
-            <w:u w:val="single"/>
-          </w:rPr>
-          <w:t>約翰福音1:19–21</w:t>
-        </w:r>
-      </w:hyperlink>
-    </w:p>
-    <w:p>
-      <w:pPr>
-        <w:pStyle w:val="ListBullet"/>
-        <w:spacing w:line="240" w:lineRule="auto"/>
-        <w:ind w:left="720"/>
-      </w:pPr>
-      <w:r>
-        <w:rPr>
-          <w:lang w:val="zh_TW" w:bidi="zh_TW"/>
-        </w:rPr>
-      </w:r>
-      <w:hyperlink r:id="rId49">
-        <w:r>
-          <w:rPr>
-            <w:lang w:val="zh_TW" w:bidi="zh_TW"/>
-          </w:rPr>
-          <w:rPr>
-            <w:color w:val="0000EE"/>
-            <w:u w:val="single"/>
-          </w:rPr>
-          <w:t>路加福音10:32</w:t>
-        </w:r>
-      </w:hyperlink>
+      <w:r>
+        <w:rPr>
+          <w:lang w:val="zh_TW" w:bidi="zh_TW"/>
+        </w:rPr>
+        <w:t>歷代志上2:1–2</w:t>
+      </w:r>
+    </w:p>
+    <w:p>
+      <w:pPr>
+        <w:pStyle w:val="ListBullet"/>
+        <w:spacing w:line="240" w:lineRule="auto"/>
+        <w:ind w:left="720"/>
+      </w:pPr>
+      <w:r>
+        <w:rPr>
+          <w:lang w:val="zh_TW" w:bidi="zh_TW"/>
+        </w:rPr>
+      </w:r>
+      <w:r>
+        <w:rPr>
+          <w:lang w:val="zh_TW" w:bidi="zh_TW"/>
+        </w:rPr>
+        <w:t>列王紀上8:3–5</w:t>
+      </w:r>
+    </w:p>
+    <w:p>
+      <w:pPr>
+        <w:pStyle w:val="ListBullet"/>
+        <w:spacing w:line="240" w:lineRule="auto"/>
+        <w:ind w:left="720"/>
+      </w:pPr>
+      <w:r>
+        <w:rPr>
+          <w:lang w:val="zh_TW" w:bidi="zh_TW"/>
+        </w:rPr>
+      </w:r>
+      <w:r>
+        <w:rPr>
+          <w:lang w:val="zh_TW" w:bidi="zh_TW"/>
+        </w:rPr>
+        <w:t>使徒行傳4:36–37</w:t>
+      </w:r>
+    </w:p>
+    <w:p>
+      <w:pPr>
+        <w:pStyle w:val="ListBullet"/>
+        <w:spacing w:line="240" w:lineRule="auto"/>
+        <w:ind w:left="720"/>
+      </w:pPr>
+      <w:r>
+        <w:rPr>
+          <w:lang w:val="zh_TW" w:bidi="zh_TW"/>
+        </w:rPr>
+      </w:r>
+      <w:r>
+        <w:rPr>
+          <w:lang w:val="zh_TW" w:bidi="zh_TW"/>
+        </w:rPr>
+        <w:t>創世記29:34</w:t>
+      </w:r>
+    </w:p>
+    <w:p>
+      <w:pPr>
+        <w:pStyle w:val="ListBullet"/>
+        <w:spacing w:line="240" w:lineRule="auto"/>
+        <w:ind w:left="720"/>
+      </w:pPr>
+      <w:r>
+        <w:rPr>
+          <w:lang w:val="zh_TW" w:bidi="zh_TW"/>
+        </w:rPr>
+      </w:r>
+      <w:r>
+        <w:rPr>
+          <w:lang w:val="zh_TW" w:bidi="zh_TW"/>
+        </w:rPr>
+        <w:t>約翰福音1:19–21</w:t>
+      </w:r>
+    </w:p>
+    <w:p>
+      <w:pPr>
+        <w:pStyle w:val="ListBullet"/>
+        <w:spacing w:line="240" w:lineRule="auto"/>
+        <w:ind w:left="720"/>
+      </w:pPr>
+      <w:r>
+        <w:rPr>
+          <w:lang w:val="zh_TW" w:bidi="zh_TW"/>
+        </w:rPr>
+      </w:r>
+      <w:r>
+        <w:rPr>
+          <w:lang w:val="zh_TW" w:bidi="zh_TW"/>
+        </w:rPr>
+        <w:t>路加福音10:32</w:t>
+      </w:r>
     </w:p>
     <w:p>
       <w:pPr>
@@ -3301,90 +3079,66 @@
           <w:lang w:val="zh_TW" w:bidi="zh_TW"/>
         </w:rPr>
       </w:r>
-      <w:hyperlink r:id="rId50">
-        <w:r>
-          <w:rPr>
-            <w:lang w:val="zh_TW" w:bidi="zh_TW"/>
-          </w:rPr>
-          <w:rPr>
-            <w:color w:val="0000EE"/>
-            <w:u w:val="single"/>
-          </w:rPr>
-          <w:t>創世記29:17</w:t>
-        </w:r>
-      </w:hyperlink>
-    </w:p>
-    <w:p>
-      <w:pPr>
-        <w:pStyle w:val="ListBullet"/>
-        <w:spacing w:line="240" w:lineRule="auto"/>
-        <w:ind w:left="720"/>
-      </w:pPr>
-      <w:r>
-        <w:rPr>
-          <w:lang w:val="zh_TW" w:bidi="zh_TW"/>
-        </w:rPr>
-      </w:r>
-      <w:hyperlink r:id="rId51">
-        <w:r>
-          <w:rPr>
-            <w:lang w:val="zh_TW" w:bidi="zh_TW"/>
-          </w:rPr>
-          <w:rPr>
-            <w:color w:val="0000EE"/>
-            <w:u w:val="single"/>
-          </w:rPr>
-          <w:t>創世記29:28</w:t>
-        </w:r>
-      </w:hyperlink>
-    </w:p>
-    <w:p>
-      <w:pPr>
-        <w:pStyle w:val="ListBullet"/>
-        <w:spacing w:line="240" w:lineRule="auto"/>
-        <w:ind w:left="720"/>
-      </w:pPr>
-      <w:r>
-        <w:rPr>
-          <w:lang w:val="zh_TW" w:bidi="zh_TW"/>
-        </w:rPr>
-      </w:r>
-      <w:hyperlink r:id="rId52">
-        <w:r>
-          <w:rPr>
-            <w:lang w:val="zh_TW" w:bidi="zh_TW"/>
-          </w:rPr>
-          <w:rPr>
-            <w:color w:val="0000EE"/>
-            <w:u w:val="single"/>
-          </w:rPr>
-          <w:t>創世記31:6</w:t>
-        </w:r>
-      </w:hyperlink>
-    </w:p>
-    <w:p>
-      <w:pPr>
-        <w:pStyle w:val="ListBullet"/>
-        <w:spacing w:line="240" w:lineRule="auto"/>
-        <w:ind w:left="720"/>
-      </w:pPr>
-      <w:r>
-        <w:rPr>
-          <w:lang w:val="zh_TW" w:bidi="zh_TW"/>
-        </w:rPr>
-      </w:r>
-      <w:hyperlink r:id="rId53">
-        <w:r>
-          <w:rPr>
-            <w:lang w:val="zh_TW" w:bidi="zh_TW"/>
-          </w:rPr>
-          <w:rPr>
-            <w:color w:val="0000EE"/>
-            <w:u w:val="single"/>
-          </w:rPr>
-          <w:t>路得記4:11</w:t>
-        </w:r>
-      </w:hyperlink>
+      <w:r>
+        <w:rPr>
+          <w:lang w:val="zh_TW" w:bidi="zh_TW"/>
+        </w:rPr>
+        <w:t>創世記29:17</w:t>
+      </w:r>
+    </w:p>
+    <w:p>
+      <w:pPr>
+        <w:pStyle w:val="ListBullet"/>
+        <w:spacing w:line="240" w:lineRule="auto"/>
+        <w:ind w:left="720"/>
+      </w:pPr>
+      <w:r>
+        <w:rPr>
+          <w:lang w:val="zh_TW" w:bidi="zh_TW"/>
+        </w:rPr>
+      </w:r>
+      <w:r>
+        <w:rPr>
+          <w:lang w:val="zh_TW" w:bidi="zh_TW"/>
+        </w:rPr>
+        <w:t>創世記29:28</w:t>
+      </w:r>
+    </w:p>
+    <w:p>
+      <w:pPr>
+        <w:pStyle w:val="ListBullet"/>
+        <w:spacing w:line="240" w:lineRule="auto"/>
+        <w:ind w:left="720"/>
+      </w:pPr>
+      <w:r>
+        <w:rPr>
+          <w:lang w:val="zh_TW" w:bidi="zh_TW"/>
+        </w:rPr>
+      </w:r>
+      <w:r>
+        <w:rPr>
+          <w:lang w:val="zh_TW" w:bidi="zh_TW"/>
+        </w:rPr>
+        <w:t>創世記31:6</w:t>
+      </w:r>
+    </w:p>
+    <w:p>
+      <w:pPr>
+        <w:pStyle w:val="ListBullet"/>
+        <w:spacing w:line="240" w:lineRule="auto"/>
+        <w:ind w:left="720"/>
+      </w:pPr>
+      <w:r>
+        <w:rPr>
+          <w:lang w:val="zh_TW" w:bidi="zh_TW"/>
+        </w:rPr>
+      </w:r>
+      <w:r>
+        <w:rPr>
+          <w:lang w:val="zh_TW" w:bidi="zh_TW"/>
+        </w:rPr>
+        <w:t>路得記4:11</w:t>
+      </w:r>
     </w:p>
     <w:p>
       <w:pPr>
@@ -4204,66 +3958,48 @@
           <w:lang w:val="zh_TW" w:bidi="zh_TW"/>
         </w:rPr>
       </w:r>
-      <w:hyperlink r:id="rId54">
-        <w:r>
-          <w:rPr>
-            <w:lang w:val="zh_TW" w:bidi="zh_TW"/>
-          </w:rPr>
-          <w:rPr>
-            <w:color w:val="0000EE"/>
-            <w:u w:val="single"/>
-          </w:rPr>
-          <w:t>歷代志上27:24</w:t>
-        </w:r>
-      </w:hyperlink>
-    </w:p>
-    <w:p>
-      <w:pPr>
-        <w:pStyle w:val="ListBullet"/>
-        <w:spacing w:line="240" w:lineRule="auto"/>
-        <w:ind w:left="720"/>
-      </w:pPr>
-      <w:r>
-        <w:rPr>
-          <w:lang w:val="zh_TW" w:bidi="zh_TW"/>
-        </w:rPr>
-      </w:r>
-      <w:hyperlink r:id="rId55">
-        <w:r>
-          <w:rPr>
-            <w:lang w:val="zh_TW" w:bidi="zh_TW"/>
-          </w:rPr>
-          <w:rPr>
-            <w:color w:val="0000EE"/>
-            <w:u w:val="single"/>
-          </w:rPr>
-          <w:t>歷代志下33:19</w:t>
-        </w:r>
-      </w:hyperlink>
-    </w:p>
-    <w:p>
-      <w:pPr>
-        <w:pStyle w:val="ListBullet"/>
-        <w:spacing w:line="240" w:lineRule="auto"/>
-        <w:ind w:left="720"/>
-      </w:pPr>
-      <w:r>
-        <w:rPr>
-          <w:lang w:val="zh_TW" w:bidi="zh_TW"/>
-        </w:rPr>
-      </w:r>
-      <w:hyperlink r:id="rId56">
-        <w:r>
-          <w:rPr>
-            <w:lang w:val="zh_TW" w:bidi="zh_TW"/>
-          </w:rPr>
-          <w:rPr>
-            <w:color w:val="0000EE"/>
-            <w:u w:val="single"/>
-          </w:rPr>
-          <w:t>以斯帖記10:1–2</w:t>
-        </w:r>
-      </w:hyperlink>
+      <w:r>
+        <w:rPr>
+          <w:lang w:val="zh_TW" w:bidi="zh_TW"/>
+        </w:rPr>
+        <w:t>歷代志上27:24</w:t>
+      </w:r>
+    </w:p>
+    <w:p>
+      <w:pPr>
+        <w:pStyle w:val="ListBullet"/>
+        <w:spacing w:line="240" w:lineRule="auto"/>
+        <w:ind w:left="720"/>
+      </w:pPr>
+      <w:r>
+        <w:rPr>
+          <w:lang w:val="zh_TW" w:bidi="zh_TW"/>
+        </w:rPr>
+      </w:r>
+      <w:r>
+        <w:rPr>
+          <w:lang w:val="zh_TW" w:bidi="zh_TW"/>
+        </w:rPr>
+        <w:t>歷代志下33:19</w:t>
+      </w:r>
+    </w:p>
+    <w:p>
+      <w:pPr>
+        <w:pStyle w:val="ListBullet"/>
+        <w:spacing w:line="240" w:lineRule="auto"/>
+        <w:ind w:left="720"/>
+      </w:pPr>
+      <w:r>
+        <w:rPr>
+          <w:lang w:val="zh_TW" w:bidi="zh_TW"/>
+        </w:rPr>
+      </w:r>
+      <w:r>
+        <w:rPr>
+          <w:lang w:val="zh_TW" w:bidi="zh_TW"/>
+        </w:rPr>
+        <w:t>以斯帖記10:1–2</w:t>
+      </w:r>
     </w:p>
     <w:p>
       <w:pPr>

--- a/zht/docx/096.content.docx
+++ b/zht/docx/096.content.docx
@@ -619,13 +619,1638 @@
         <w:rPr>
           <w:lang w:val="zh_TW" w:bidi="zh_TW"/>
         </w:rPr>
+        <w:t>，腓尼基）</w:t>
+      </w:r>
+    </w:p>
+    <w:p>
+      <w:pPr>
+        <w:pStyle w:val="Heading3"/>
+      </w:pPr>
+      <w:r>
+        <w:rPr>
+          <w:lang w:val="zh_TW" w:bidi="zh_TW"/>
+        </w:rPr>
+        <w:t>參考經文：</w:t>
+      </w:r>
+    </w:p>
+    <w:p>
+      <w:pPr>
+        <w:pStyle w:val="ListBullet"/>
+        <w:spacing w:line="240" w:lineRule="auto"/>
+        <w:ind w:left="720"/>
+      </w:pPr>
+      <w:r>
+        <w:rPr>
+          <w:lang w:val="zh_TW" w:bidi="zh_TW"/>
+        </w:rPr>
+      </w:r>
+      <w:r>
+        <w:rPr>
+          <w:lang w:val="zh_TW" w:bidi="zh_TW"/>
+        </w:rPr>
+        <w:t>列王紀上4:32–34</w:t>
+      </w:r>
+    </w:p>
+    <w:p>
+      <w:pPr>
+        <w:pStyle w:val="ListBullet"/>
+        <w:spacing w:line="240" w:lineRule="auto"/>
+        <w:ind w:left="720"/>
+      </w:pPr>
+      <w:r>
+        <w:rPr>
+          <w:lang w:val="zh_TW" w:bidi="zh_TW"/>
+        </w:rPr>
+      </w:r>
+      <w:r>
+        <w:rPr>
+          <w:lang w:val="zh_TW" w:bidi="zh_TW"/>
+        </w:rPr>
+        <w:t>歷代志下2:8–10</w:t>
+      </w:r>
+    </w:p>
+    <w:p>
+      <w:pPr>
+        <w:pStyle w:val="ListBullet"/>
+        <w:spacing w:line="240" w:lineRule="auto"/>
+        <w:ind w:left="720"/>
+      </w:pPr>
+      <w:r>
+        <w:rPr>
+          <w:lang w:val="zh_TW" w:bidi="zh_TW"/>
+        </w:rPr>
+      </w:r>
+      <w:r>
+        <w:rPr>
+          <w:lang w:val="zh_TW" w:bidi="zh_TW"/>
+        </w:rPr>
+        <w:t>申命記1:7–8</w:t>
+      </w:r>
+    </w:p>
+    <w:p>
+      <w:pPr>
+        <w:pStyle w:val="ListBullet"/>
+        <w:spacing w:line="240" w:lineRule="auto"/>
+        <w:ind w:left="720"/>
+      </w:pPr>
+      <w:r>
+        <w:rPr>
+          <w:lang w:val="zh_TW" w:bidi="zh_TW"/>
+        </w:rPr>
+      </w:r>
+      <w:r>
+        <w:rPr>
+          <w:lang w:val="zh_TW" w:bidi="zh_TW"/>
+        </w:rPr>
+        <w:t>詩篇29:3–5</w:t>
+      </w:r>
+    </w:p>
+    <w:p>
+      <w:pPr>
+        <w:pStyle w:val="ListBullet"/>
+        <w:spacing w:line="240" w:lineRule="auto"/>
+        <w:ind w:left="720"/>
+      </w:pPr>
+      <w:r>
+        <w:rPr>
+          <w:lang w:val="zh_TW" w:bidi="zh_TW"/>
+        </w:rPr>
+      </w:r>
+      <w:r>
+        <w:rPr>
+          <w:lang w:val="zh_TW" w:bidi="zh_TW"/>
+        </w:rPr>
+        <w:t>撒迦利亞書10:8–10</w:t>
+      </w:r>
+    </w:p>
+    <w:p>
+      <w:pPr>
+        <w:pStyle w:val="Heading3"/>
+      </w:pPr>
+      <w:r>
+        <w:rPr>
+          <w:lang w:val="zh_TW" w:bidi="zh_TW"/>
+        </w:rPr>
+        <w:t>原文參照：</w:t>
+      </w:r>
+    </w:p>
+    <w:p>
+      <w:pPr>
+        <w:pStyle w:val="ListBullet"/>
+        <w:spacing w:line="240" w:lineRule="auto"/>
+        <w:ind w:left="720"/>
+      </w:pPr>
+      <w:r>
+        <w:rPr>
+          <w:lang w:val="zh_TW" w:bidi="zh_TW"/>
+        </w:rPr>
+      </w:r>
+      <w:r>
+        <w:rPr>
+          <w:lang w:val="zh_TW" w:bidi="zh_TW"/>
+        </w:rPr>
+        <w:t>史特朗號：H3844</w:t>
+      </w:r>
+      <w:r>
+        <w:rPr>
+          <w:lang w:val="zh_TW" w:bidi="zh_TW"/>
+        </w:rPr>
+      </w:r>
+      <w:r>
+        <w:rPr>
+          <w:lang w:val="zh_TW" w:bidi="zh_TW"/>
+        </w:rPr>
+      </w:r>
+    </w:p>
+    <w:p>
+      <w:pPr/>
+      <w:r>
+        <w:rPr>
+          <w:lang w:val="zh_TW" w:bidi="zh_TW"/>
+        </w:rPr>
+      </w:r>
+    </w:p>
+    <w:p>
+      <w:pPr>
+        <w:pStyle w:val="Heading2"/>
+      </w:pPr>
+      <w:r>
+        <w:rPr>
+          <w:lang w:val="zh_TW" w:bidi="zh_TW"/>
+        </w:rPr>
+        <w:t>離棄</w:t>
+      </w:r>
+      <w:r>
+        <w:rPr>
+          <w:lang w:val="zh_TW" w:bidi="zh_TW"/>
+        </w:rPr>
+      </w:r>
+    </w:p>
+    <w:p>
+      <w:pPr>
+        <w:pStyle w:val="Heading3"/>
+      </w:pPr>
+      <w:r>
+        <w:rPr>
+          <w:lang w:val="zh_TW" w:bidi="zh_TW"/>
+        </w:rPr>
+        <w:t>定義：</w:t>
+      </w:r>
+    </w:p>
+    <w:p>
+      <w:pPr/>
+      <w:r>
+        <w:rPr>
+          <w:lang w:val="zh_TW" w:bidi="zh_TW"/>
+        </w:rPr>
+      </w:r>
+      <w:r>
+        <w:rPr>
+          <w:lang w:val="zh_TW" w:bidi="zh_TW"/>
+        </w:rPr>
+        <w:t>「離棄（forsake，動詞）」一詞意指拋棄某人或放棄某事。被「離棄（forsaken，形容詞）」的人是被他人拋棄或遺棄。</w:t>
+      </w:r>
+    </w:p>
+    <w:p>
+      <w:pPr>
+        <w:pStyle w:val="ListBullet"/>
+        <w:spacing w:line="240" w:lineRule="auto"/>
+        <w:ind w:left="720"/>
+      </w:pPr>
+      <w:r>
+        <w:rPr>
+          <w:lang w:val="zh_TW" w:bidi="zh_TW"/>
+        </w:rPr>
+      </w:r>
+      <w:r>
+        <w:rPr>
+          <w:lang w:val="zh_TW" w:bidi="zh_TW"/>
+        </w:rPr>
+        <w:t>當人們「離棄」神時，他們因不服從而對祂不忠。</w:t>
+      </w:r>
+    </w:p>
+    <w:p>
+      <w:pPr>
+        <w:pStyle w:val="ListBullet"/>
+        <w:spacing w:line="240" w:lineRule="auto"/>
+        <w:ind w:left="720"/>
+      </w:pPr>
+      <w:r>
+        <w:rPr>
+          <w:lang w:val="zh_TW" w:bidi="zh_TW"/>
+        </w:rPr>
+      </w:r>
+      <w:r>
+        <w:rPr>
+          <w:lang w:val="zh_TW" w:bidi="zh_TW"/>
+        </w:rPr>
+        <w:t>當神「離棄」人們時，祂停止幫助他們，並允許他們經歷痛苦，來讓他們回轉向祂。</w:t>
+      </w:r>
+    </w:p>
+    <w:p>
+      <w:pPr>
+        <w:pStyle w:val="ListBullet"/>
+        <w:spacing w:line="240" w:lineRule="auto"/>
+        <w:ind w:left="720"/>
+      </w:pPr>
+      <w:r>
+        <w:rPr>
+          <w:lang w:val="zh_TW" w:bidi="zh_TW"/>
+        </w:rPr>
+      </w:r>
+      <w:r>
+        <w:rPr>
+          <w:lang w:val="zh_TW" w:bidi="zh_TW"/>
+        </w:rPr>
+        <w:t>這個詞也可以意味著離棄事物，例如離棄或不遵守神的教導。</w:t>
+      </w:r>
+    </w:p>
+    <w:p>
+      <w:pPr>
+        <w:pStyle w:val="ListBullet"/>
+        <w:spacing w:line="240" w:lineRule="auto"/>
+        <w:ind w:left="720"/>
+      </w:pPr>
+      <w:r>
+        <w:rPr>
+          <w:lang w:val="zh_TW" w:bidi="zh_TW"/>
+        </w:rPr>
+      </w:r>
+      <w:r>
+        <w:rPr>
+          <w:lang w:val="zh_TW" w:bidi="zh_TW"/>
+        </w:rPr>
+        <w:t>「離棄（形容詞）」這個詞可以用過去式來表達，如「他已經離棄了你」或指某人「被離棄」。</w:t>
+      </w:r>
+    </w:p>
+    <w:p>
+      <w:pPr>
+        <w:pStyle w:val="Heading3"/>
+      </w:pPr>
+      <w:r>
+        <w:rPr>
+          <w:lang w:val="zh_TW" w:bidi="zh_TW"/>
+        </w:rPr>
+        <w:t>翻譯相關建議：</w:t>
+      </w:r>
+    </w:p>
+    <w:p>
+      <w:pPr>
+        <w:pStyle w:val="ListBullet"/>
+        <w:spacing w:line="240" w:lineRule="auto"/>
+        <w:ind w:left="720"/>
+      </w:pPr>
+      <w:r>
+        <w:rPr>
+          <w:lang w:val="zh_TW" w:bidi="zh_TW"/>
+        </w:rPr>
+      </w:r>
+      <w:r>
+        <w:rPr>
+          <w:lang w:val="zh_TW" w:bidi="zh_TW"/>
+        </w:rPr>
+        <w:t>其它翻譯此術語的方式可以根據上下文翻譯為「拋棄」或「忽視」或「放棄」或「遠離」或「留下」。</w:t>
+      </w:r>
+    </w:p>
+    <w:p>
+      <w:pPr>
+        <w:pStyle w:val="ListBullet"/>
+        <w:spacing w:line="240" w:lineRule="auto"/>
+        <w:ind w:left="720"/>
+      </w:pPr>
+      <w:r>
+        <w:rPr>
+          <w:lang w:val="zh_TW" w:bidi="zh_TW"/>
+        </w:rPr>
+      </w:r>
+      <w:r>
+        <w:rPr>
+          <w:lang w:val="zh_TW" w:bidi="zh_TW"/>
+        </w:rPr>
+        <w:t>「離棄」神的律法可以翻譯為「不遵守神的律法」。這也可以翻譯為「拋棄」或「放棄」或「不再遵守」祂的教導或律法。</w:t>
+      </w:r>
+    </w:p>
+    <w:p>
+      <w:pPr>
+        <w:pStyle w:val="ListBullet"/>
+        <w:spacing w:line="240" w:lineRule="auto"/>
+        <w:ind w:left="720"/>
+      </w:pPr>
+      <w:r>
+        <w:rPr>
+          <w:lang w:val="zh_TW" w:bidi="zh_TW"/>
+        </w:rPr>
+      </w:r>
+      <w:r>
+        <w:rPr>
+          <w:lang w:val="zh_TW" w:bidi="zh_TW"/>
+        </w:rPr>
+        <w:t>「被離棄」這個詞可以翻譯為「被拋棄」或「被遺棄」。</w:t>
+      </w:r>
+    </w:p>
+    <w:p>
+      <w:pPr>
+        <w:pStyle w:val="ListBullet"/>
+        <w:spacing w:line="240" w:lineRule="auto"/>
+        <w:ind w:left="720"/>
+      </w:pPr>
+      <w:r>
+        <w:rPr>
+          <w:lang w:val="zh_TW" w:bidi="zh_TW"/>
+        </w:rPr>
+      </w:r>
+      <w:r>
+        <w:rPr>
+          <w:lang w:val="zh_TW" w:bidi="zh_TW"/>
+        </w:rPr>
+        <w:t>根據經文描述的對象是人還是事物，翻譯時最好使用不同的詞語，以更清楚表達意思。</w:t>
+      </w:r>
+    </w:p>
+    <w:p>
+      <w:pPr>
+        <w:pStyle w:val="Heading3"/>
+      </w:pPr>
+      <w:r>
+        <w:rPr>
+          <w:lang w:val="zh_TW" w:bidi="zh_TW"/>
+        </w:rPr>
+        <w:t>參考經文：</w:t>
+      </w:r>
+    </w:p>
+    <w:p>
+      <w:pPr>
+        <w:pStyle w:val="ListBullet"/>
+        <w:spacing w:line="240" w:lineRule="auto"/>
+        <w:ind w:left="720"/>
+      </w:pPr>
+      <w:r>
+        <w:rPr>
+          <w:lang w:val="zh_TW" w:bidi="zh_TW"/>
+        </w:rPr>
+      </w:r>
+      <w:r>
+        <w:rPr>
+          <w:lang w:val="zh_TW" w:bidi="zh_TW"/>
+        </w:rPr>
+        <w:t>列王紀上6:11–13</w:t>
+      </w:r>
+    </w:p>
+    <w:p>
+      <w:pPr>
+        <w:pStyle w:val="ListBullet"/>
+        <w:spacing w:line="240" w:lineRule="auto"/>
+        <w:ind w:left="720"/>
+      </w:pPr>
+      <w:r>
+        <w:rPr>
+          <w:lang w:val="zh_TW" w:bidi="zh_TW"/>
+        </w:rPr>
+      </w:r>
+      <w:r>
+        <w:rPr>
+          <w:lang w:val="zh_TW" w:bidi="zh_TW"/>
+        </w:rPr>
+        <w:t>但以理書11:29–30</w:t>
+      </w:r>
+    </w:p>
+    <w:p>
+      <w:pPr>
+        <w:pStyle w:val="ListBullet"/>
+        <w:spacing w:line="240" w:lineRule="auto"/>
+        <w:ind w:left="720"/>
+      </w:pPr>
+      <w:r>
+        <w:rPr>
+          <w:lang w:val="zh_TW" w:bidi="zh_TW"/>
+        </w:rPr>
+      </w:r>
+      <w:r>
+        <w:rPr>
+          <w:lang w:val="zh_TW" w:bidi="zh_TW"/>
+        </w:rPr>
+        <w:t>創世記24:27</w:t>
+      </w:r>
+    </w:p>
+    <w:p>
+      <w:pPr>
+        <w:pStyle w:val="ListBullet"/>
+        <w:spacing w:line="240" w:lineRule="auto"/>
+        <w:ind w:left="720"/>
+      </w:pPr>
+      <w:r>
+        <w:rPr>
+          <w:lang w:val="zh_TW" w:bidi="zh_TW"/>
+        </w:rPr>
+      </w:r>
+      <w:r>
+        <w:rPr>
+          <w:lang w:val="zh_TW" w:bidi="zh_TW"/>
+        </w:rPr>
+        <w:t>約書亞記24:16–18</w:t>
+      </w:r>
+    </w:p>
+    <w:p>
+      <w:pPr>
+        <w:pStyle w:val="ListBullet"/>
+        <w:spacing w:line="240" w:lineRule="auto"/>
+        <w:ind w:left="720"/>
+      </w:pPr>
+      <w:r>
+        <w:rPr>
+          <w:lang w:val="zh_TW" w:bidi="zh_TW"/>
+        </w:rPr>
+      </w:r>
+      <w:r>
+        <w:rPr>
+          <w:lang w:val="zh_TW" w:bidi="zh_TW"/>
+        </w:rPr>
+        <w:t>馬太福音27:45–47</w:t>
+      </w:r>
+    </w:p>
+    <w:p>
+      <w:pPr>
+        <w:pStyle w:val="ListBullet"/>
+        <w:spacing w:line="240" w:lineRule="auto"/>
+        <w:ind w:left="720"/>
+      </w:pPr>
+      <w:r>
+        <w:rPr>
+          <w:lang w:val="zh_TW" w:bidi="zh_TW"/>
+        </w:rPr>
+      </w:r>
+      <w:r>
+        <w:rPr>
+          <w:lang w:val="zh_TW" w:bidi="zh_TW"/>
+        </w:rPr>
+        <w:t>箴言27:9–10</w:t>
+      </w:r>
+    </w:p>
+    <w:p>
+      <w:pPr>
+        <w:pStyle w:val="ListBullet"/>
+        <w:spacing w:line="240" w:lineRule="auto"/>
+        <w:ind w:left="720"/>
+      </w:pPr>
+      <w:r>
+        <w:rPr>
+          <w:lang w:val="zh_TW" w:bidi="zh_TW"/>
+        </w:rPr>
+      </w:r>
+      <w:r>
+        <w:rPr>
+          <w:lang w:val="zh_TW" w:bidi="zh_TW"/>
+        </w:rPr>
+        <w:t>詩篇71:18</w:t>
+      </w:r>
+    </w:p>
+    <w:p>
+      <w:pPr>
+        <w:pStyle w:val="Heading3"/>
+      </w:pPr>
+      <w:r>
+        <w:rPr>
+          <w:lang w:val="zh_TW" w:bidi="zh_TW"/>
+        </w:rPr>
+        <w:t>原文參照：</w:t>
+      </w:r>
+    </w:p>
+    <w:p>
+      <w:pPr>
+        <w:pStyle w:val="ListBullet"/>
+        <w:spacing w:line="240" w:lineRule="auto"/>
+        <w:ind w:left="720"/>
+      </w:pPr>
+      <w:r>
+        <w:rPr>
+          <w:lang w:val="zh_TW" w:bidi="zh_TW"/>
+        </w:rPr>
+      </w:r>
+      <w:r>
+        <w:rPr>
+          <w:lang w:val="zh_TW" w:bidi="zh_TW"/>
+        </w:rPr>
+        <w:t>史特朗號：H0488，H2308，H5203，H5428，H5800，H5805，H7503，G06460，G06570，G08630，G14590，G26410</w:t>
+      </w:r>
+      <w:r>
+        <w:rPr>
+          <w:lang w:val="zh_TW" w:bidi="zh_TW"/>
+        </w:rPr>
+      </w:r>
+      <w:r>
+        <w:rPr>
+          <w:lang w:val="zh_TW" w:bidi="zh_TW"/>
+        </w:rPr>
+      </w:r>
+    </w:p>
+    <w:p>
+      <w:pPr/>
+      <w:r>
+        <w:rPr>
+          <w:lang w:val="zh_TW" w:bidi="zh_TW"/>
+        </w:rPr>
+      </w:r>
+    </w:p>
+    <w:p>
+      <w:pPr>
+        <w:pStyle w:val="Heading2"/>
+      </w:pPr>
+      <w:r>
+        <w:rPr>
+          <w:lang w:val="zh_TW" w:bidi="zh_TW"/>
+        </w:rPr>
+        <w:t>理解</w:t>
+      </w:r>
+      <w:r>
+        <w:rPr>
+          <w:lang w:val="zh_TW" w:bidi="zh_TW"/>
+        </w:rPr>
+      </w:r>
+    </w:p>
+    <w:p>
+      <w:pPr>
+        <w:pStyle w:val="Heading3"/>
+      </w:pPr>
+      <w:r>
+        <w:rPr>
+          <w:lang w:val="zh_TW" w:bidi="zh_TW"/>
+        </w:rPr>
+        <w:t>定義：</w:t>
+      </w:r>
+    </w:p>
+    <w:p>
+      <w:pPr/>
+      <w:r>
+        <w:rPr>
+          <w:lang w:val="zh_TW" w:bidi="zh_TW"/>
+        </w:rPr>
+      </w:r>
+      <w:r>
+        <w:rPr>
+          <w:lang w:val="zh_TW" w:bidi="zh_TW"/>
+        </w:rPr>
+        <w:t>「理解」一詞是指聽到或接收到信息並知道其含義。</w:t>
+      </w:r>
+    </w:p>
+    <w:p>
+      <w:pPr>
+        <w:pStyle w:val="ListBullet"/>
+        <w:spacing w:line="240" w:lineRule="auto"/>
+        <w:ind w:left="720"/>
+      </w:pPr>
+      <w:r>
+        <w:rPr>
+          <w:lang w:val="zh_TW" w:bidi="zh_TW"/>
+        </w:rPr>
+      </w:r>
+      <w:r>
+        <w:rPr>
+          <w:lang w:val="zh_TW" w:bidi="zh_TW"/>
+        </w:rPr>
+        <w:t>「理解」一詞可以指「知識」或「智慧」或了解如何做某事。</w:t>
+      </w:r>
+    </w:p>
+    <w:p>
+      <w:pPr>
+        <w:pStyle w:val="ListBullet"/>
+        <w:spacing w:line="240" w:lineRule="auto"/>
+        <w:ind w:left="720"/>
+      </w:pPr>
+      <w:r>
+        <w:rPr>
+          <w:lang w:val="zh_TW" w:bidi="zh_TW"/>
+        </w:rPr>
+      </w:r>
+      <w:r>
+        <w:rPr>
+          <w:lang w:val="zh_TW" w:bidi="zh_TW"/>
+        </w:rPr>
+        <w:t>理解某人也可以表示說知道那個人的感受。</w:t>
+      </w:r>
+    </w:p>
+    <w:p>
+      <w:pPr>
+        <w:pStyle w:val="ListBullet"/>
+        <w:spacing w:line="240" w:lineRule="auto"/>
+        <w:ind w:left="720"/>
+      </w:pPr>
+      <w:r>
+        <w:rPr>
+          <w:lang w:val="zh_TW" w:bidi="zh_TW"/>
+        </w:rPr>
+      </w:r>
+      <w:r>
+        <w:rPr>
+          <w:lang w:val="zh_TW" w:bidi="zh_TW"/>
+        </w:rPr>
+        <w:t>當耶穌在往以馬忤斯的路上行走時，使徒明白了有關彌賽亞的經文的意義。</w:t>
+      </w:r>
+    </w:p>
+    <w:p>
+      <w:pPr>
+        <w:pStyle w:val="ListBullet"/>
+        <w:spacing w:line="240" w:lineRule="auto"/>
+        <w:ind w:left="720"/>
+      </w:pPr>
+      <w:r>
+        <w:rPr>
+          <w:lang w:val="zh_TW" w:bidi="zh_TW"/>
+        </w:rPr>
+      </w:r>
+      <w:r>
+        <w:rPr>
+          <w:lang w:val="zh_TW" w:bidi="zh_TW"/>
+        </w:rPr>
+        <w:t>根據上下文，「理解」一詞可以翻譯為「知道」或「相信」或「領會」或「知道（某事）的意思」。</w:t>
+      </w:r>
+    </w:p>
+    <w:p>
+      <w:pPr>
+        <w:pStyle w:val="ListBullet"/>
+        <w:spacing w:line="240" w:lineRule="auto"/>
+        <w:ind w:left="720"/>
+      </w:pPr>
+      <w:r>
+        <w:rPr>
+          <w:lang w:val="zh_TW" w:bidi="zh_TW"/>
+        </w:rPr>
+      </w:r>
+      <w:r>
+        <w:rPr>
+          <w:lang w:val="zh_TW" w:bidi="zh_TW"/>
+        </w:rPr>
+        <w:t>通常「理解」這個詞可以翻譯為「知識」或「智慧」或「洞察力」。</w:t>
+      </w:r>
+    </w:p>
+    <w:p>
+      <w:pPr/>
+      <w:r>
+        <w:rPr>
+          <w:lang w:val="zh_TW" w:bidi="zh_TW"/>
+        </w:rPr>
+      </w:r>
+      <w:r>
+        <w:rPr>
+          <w:lang w:val="zh_TW" w:bidi="zh_TW"/>
+        </w:rPr>
+        <w:t>（另見：</w:t>
+      </w:r>
+      <w:r>
+        <w:rPr>
+          <w:lang w:val="zh_TW" w:bidi="zh_TW"/>
+        </w:rPr>
+        <w:t>相信</w:t>
+      </w:r>
+      <w:r>
+        <w:rPr>
+          <w:lang w:val="zh_TW" w:bidi="zh_TW"/>
+        </w:rPr>
+        <w:t>、</w:t>
+      </w:r>
+      <w:r>
+        <w:rPr>
+          <w:lang w:val="zh_TW" w:bidi="zh_TW"/>
+        </w:rPr>
+        <w:t>知道</w:t>
+      </w:r>
+      <w:r>
+        <w:rPr>
+          <w:lang w:val="zh_TW" w:bidi="zh_TW"/>
+        </w:rPr>
+        <w:t>、</w:t>
+      </w:r>
+      <w:r>
+        <w:rPr>
+          <w:lang w:val="zh_TW" w:bidi="zh_TW"/>
+        </w:rPr>
+        <w:t>智慧</w:t>
+      </w:r>
+      <w:r>
+        <w:rPr>
+          <w:lang w:val="zh_TW" w:bidi="zh_TW"/>
+        </w:rPr>
+        <w:t>）</w:t>
+      </w:r>
+    </w:p>
+    <w:p>
+      <w:pPr>
+        <w:pStyle w:val="Heading3"/>
+      </w:pPr>
+      <w:r>
+        <w:rPr>
+          <w:lang w:val="zh_TW" w:bidi="zh_TW"/>
+        </w:rPr>
+        <w:t>參考經文：</w:t>
+      </w:r>
+    </w:p>
+    <w:p>
+      <w:pPr>
+        <w:pStyle w:val="ListBullet"/>
+        <w:spacing w:line="240" w:lineRule="auto"/>
+        <w:ind w:left="720"/>
+      </w:pPr>
+      <w:r>
+        <w:rPr>
+          <w:lang w:val="zh_TW" w:bidi="zh_TW"/>
+        </w:rPr>
+      </w:r>
+      <w:r>
+        <w:rPr>
+          <w:lang w:val="zh_TW" w:bidi="zh_TW"/>
+        </w:rPr>
+        <w:t>約伯記34:16–17</w:t>
+      </w:r>
+    </w:p>
+    <w:p>
+      <w:pPr>
+        <w:pStyle w:val="ListBullet"/>
+        <w:spacing w:line="240" w:lineRule="auto"/>
+        <w:ind w:left="720"/>
+      </w:pPr>
+      <w:r>
+        <w:rPr>
+          <w:lang w:val="zh_TW" w:bidi="zh_TW"/>
+        </w:rPr>
+      </w:r>
+      <w:r>
+        <w:rPr>
+          <w:lang w:val="zh_TW" w:bidi="zh_TW"/>
+        </w:rPr>
+        <w:t>路加福音2:47</w:t>
+      </w:r>
+    </w:p>
+    <w:p>
+      <w:pPr>
+        <w:pStyle w:val="ListBullet"/>
+        <w:spacing w:line="240" w:lineRule="auto"/>
+        <w:ind w:left="720"/>
+      </w:pPr>
+      <w:r>
+        <w:rPr>
+          <w:lang w:val="zh_TW" w:bidi="zh_TW"/>
+        </w:rPr>
+      </w:r>
+      <w:r>
+        <w:rPr>
+          <w:lang w:val="zh_TW" w:bidi="zh_TW"/>
+        </w:rPr>
+        <w:t>路加福音8:10</w:t>
+      </w:r>
+    </w:p>
+    <w:p>
+      <w:pPr>
+        <w:pStyle w:val="ListBullet"/>
+        <w:spacing w:line="240" w:lineRule="auto"/>
+        <w:ind w:left="720"/>
+      </w:pPr>
+      <w:r>
+        <w:rPr>
+          <w:lang w:val="zh_TW" w:bidi="zh_TW"/>
+        </w:rPr>
+      </w:r>
+      <w:r>
+        <w:rPr>
+          <w:lang w:val="zh_TW" w:bidi="zh_TW"/>
+        </w:rPr>
+        <w:t>馬太福音13:12</w:t>
+      </w:r>
+    </w:p>
+    <w:p>
+      <w:pPr>
+        <w:pStyle w:val="ListBullet"/>
+        <w:spacing w:line="240" w:lineRule="auto"/>
+        <w:ind w:left="720"/>
+      </w:pPr>
+      <w:r>
+        <w:rPr>
+          <w:lang w:val="zh_TW" w:bidi="zh_TW"/>
+        </w:rPr>
+      </w:r>
+      <w:r>
+        <w:rPr>
+          <w:lang w:val="zh_TW" w:bidi="zh_TW"/>
+        </w:rPr>
+        <w:t>馬太福音13:14</w:t>
+      </w:r>
+    </w:p>
+    <w:p>
+      <w:pPr>
+        <w:pStyle w:val="ListBullet"/>
+        <w:spacing w:line="240" w:lineRule="auto"/>
+        <w:ind w:left="720"/>
+      </w:pPr>
+      <w:r>
+        <w:rPr>
+          <w:lang w:val="zh_TW" w:bidi="zh_TW"/>
+        </w:rPr>
+      </w:r>
+      <w:r>
+        <w:rPr>
+          <w:lang w:val="zh_TW" w:bidi="zh_TW"/>
+        </w:rPr>
+        <w:t>箴言3:5</w:t>
+      </w:r>
+    </w:p>
+    <w:p>
+      <w:pPr>
+        <w:pStyle w:val="Heading3"/>
+      </w:pPr>
+      <w:r>
+        <w:rPr>
+          <w:lang w:val="zh_TW" w:bidi="zh_TW"/>
+        </w:rPr>
+        <w:t>原文參照：</w:t>
+      </w:r>
+    </w:p>
+    <w:p>
+      <w:pPr>
+        <w:pStyle w:val="ListBullet"/>
+        <w:spacing w:line="240" w:lineRule="auto"/>
+        <w:ind w:left="720"/>
+      </w:pPr>
+      <w:r>
+        <w:rPr>
+          <w:lang w:val="zh_TW" w:bidi="zh_TW"/>
+        </w:rPr>
+      </w:r>
+      <w:r>
+        <w:rPr>
+          <w:lang w:val="zh_TW" w:bidi="zh_TW"/>
+        </w:rPr>
+        <w:t>史特朗號：H0995、H0998、H0999、H1847、H2940、H3045、H3820、H3824、H4486、H7200、H7919、H7922、H7924、H8085、H8394、G00500、G01450、G01910、G08010、G10970、G11080、G12710、G19210、G19220、G19870、G19900、G26570、G35390、G35630、G49070、G49080、G49200、G54240、G54280、G54290</w:t>
+      </w:r>
+      <w:r>
+        <w:rPr>
+          <w:lang w:val="zh_TW" w:bidi="zh_TW"/>
+        </w:rPr>
+      </w:r>
+      <w:r>
+        <w:rPr>
+          <w:lang w:val="zh_TW" w:bidi="zh_TW"/>
+        </w:rPr>
+      </w:r>
+    </w:p>
+    <w:p>
+      <w:pPr/>
+      <w:r>
+        <w:rPr>
+          <w:lang w:val="zh_TW" w:bidi="zh_TW"/>
+        </w:rPr>
+      </w:r>
+    </w:p>
+    <w:p>
+      <w:pPr>
+        <w:pStyle w:val="Heading2"/>
+      </w:pPr>
+      <w:r>
+        <w:rPr>
+          <w:lang w:val="zh_TW" w:bidi="zh_TW"/>
+        </w:rPr>
+        <w:t>利百加</w:t>
+      </w:r>
+      <w:r>
+        <w:rPr>
+          <w:lang w:val="zh_TW" w:bidi="zh_TW"/>
+        </w:rPr>
+      </w:r>
+    </w:p>
+    <w:p>
+      <w:pPr>
+        <w:pStyle w:val="Heading3"/>
+      </w:pPr>
+      <w:r>
+        <w:rPr>
+          <w:lang w:val="zh_TW" w:bidi="zh_TW"/>
+        </w:rPr>
+        <w:t>史實：</w:t>
+      </w:r>
+    </w:p>
+    <w:p>
+      <w:pPr/>
+      <w:r>
+        <w:rPr>
+          <w:lang w:val="zh_TW" w:bidi="zh_TW"/>
+        </w:rPr>
+      </w:r>
+      <w:r>
+        <w:rPr>
+          <w:lang w:val="zh_TW" w:bidi="zh_TW"/>
+        </w:rPr>
+        <w:t>利百加是亞伯拉罕的兄弟拿鶴的孫女。</w:t>
+      </w:r>
+    </w:p>
+    <w:p>
+      <w:pPr>
+        <w:pStyle w:val="ListBullet"/>
+        <w:spacing w:line="240" w:lineRule="auto"/>
+        <w:ind w:left="720"/>
+      </w:pPr>
+      <w:r>
+        <w:rPr>
+          <w:lang w:val="zh_TW" w:bidi="zh_TW"/>
+        </w:rPr>
+      </w:r>
+      <w:r>
+        <w:rPr>
+          <w:lang w:val="zh_TW" w:bidi="zh_TW"/>
+        </w:rPr>
+        <w:t>神揀選利百加成為亞伯拉罕的兒子以撒的妻子。</w:t>
+      </w:r>
+    </w:p>
+    <w:p>
+      <w:pPr>
+        <w:pStyle w:val="ListBullet"/>
+        <w:spacing w:line="240" w:lineRule="auto"/>
+        <w:ind w:left="720"/>
+      </w:pPr>
+      <w:r>
+        <w:rPr>
+          <w:lang w:val="zh_TW" w:bidi="zh_TW"/>
+        </w:rPr>
+      </w:r>
+      <w:r>
+        <w:rPr>
+          <w:lang w:val="zh_TW" w:bidi="zh_TW"/>
+        </w:rPr>
+        <w:t>利百加離開她居住的</w:t>
+      </w:r>
+      <w:r>
+        <w:rPr>
+          <w:lang w:val="zh_TW" w:bidi="zh_TW"/>
+        </w:rPr>
+        <w:t>美索不達米亞</w:t>
+      </w:r>
+      <w:r>
+        <w:rPr>
+          <w:lang w:val="zh_TW" w:bidi="zh_TW"/>
+        </w:rPr>
+        <w:t>地區，跟隨亞伯拉罕的僕人前往以撒居住的南地。</w:t>
+      </w:r>
+    </w:p>
+    <w:p>
+      <w:pPr>
+        <w:pStyle w:val="ListBullet"/>
+        <w:spacing w:line="240" w:lineRule="auto"/>
+        <w:ind w:left="720"/>
+      </w:pPr>
+      <w:r>
+        <w:rPr>
+          <w:lang w:val="zh_TW" w:bidi="zh_TW"/>
+        </w:rPr>
+      </w:r>
+      <w:r>
+        <w:rPr>
+          <w:lang w:val="zh_TW" w:bidi="zh_TW"/>
+        </w:rPr>
+        <w:t>利百加很長時間都不生育，但最終神賜給她雙胞胎，以掃和雅各。</w:t>
+      </w:r>
+    </w:p>
+    <w:p>
+      <w:pPr/>
+      <w:r>
+        <w:rPr>
+          <w:lang w:val="zh_TW" w:bidi="zh_TW"/>
+        </w:rPr>
+      </w:r>
+      <w:r>
+        <w:rPr>
+          <w:lang w:val="zh_TW" w:bidi="zh_TW"/>
+        </w:rPr>
+        <w:t>（翻譯相關建議：如何翻譯名字）</w:t>
+      </w:r>
+    </w:p>
+    <w:p>
+      <w:pPr/>
+      <w:r>
+        <w:rPr>
+          <w:lang w:val="zh_TW" w:bidi="zh_TW"/>
+        </w:rPr>
+      </w:r>
+      <w:r>
+        <w:rPr>
+          <w:lang w:val="zh_TW" w:bidi="zh_TW"/>
+        </w:rPr>
+        <w:t>（另見：</w:t>
+      </w:r>
+      <w:r>
+        <w:rPr>
+          <w:lang w:val="zh_TW" w:bidi="zh_TW"/>
+        </w:rPr>
+        <w:t>亞伯拉罕</w:t>
+      </w:r>
+      <w:r>
+        <w:rPr>
+          <w:lang w:val="zh_TW" w:bidi="zh_TW"/>
+        </w:rPr>
+        <w:t>、</w:t>
+      </w:r>
+      <w:r>
+        <w:rPr>
+          <w:lang w:val="zh_TW" w:bidi="zh_TW"/>
+        </w:rPr>
+        <w:t>亞蘭</w:t>
+      </w:r>
+      <w:r>
+        <w:rPr>
+          <w:lang w:val="zh_TW" w:bidi="zh_TW"/>
+        </w:rPr>
+        <w:t>、</w:t>
+      </w:r>
+      <w:r>
+        <w:rPr>
+          <w:lang w:val="zh_TW" w:bidi="zh_TW"/>
+        </w:rPr>
+        <w:t>以掃</w:t>
+      </w:r>
+      <w:r>
+        <w:rPr>
+          <w:lang w:val="zh_TW" w:bidi="zh_TW"/>
+        </w:rPr>
+        <w:t>、</w:t>
+      </w:r>
+      <w:r>
+        <w:rPr>
+          <w:lang w:val="zh_TW" w:bidi="zh_TW"/>
+        </w:rPr>
+        <w:t>以撒</w:t>
+      </w:r>
+      <w:r>
+        <w:rPr>
+          <w:lang w:val="zh_TW" w:bidi="zh_TW"/>
+        </w:rPr>
+        <w:t>、</w:t>
+      </w:r>
+      <w:r>
+        <w:rPr>
+          <w:lang w:val="zh_TW" w:bidi="zh_TW"/>
+        </w:rPr>
+        <w:t>雅各</w:t>
+      </w:r>
+      <w:r>
+        <w:rPr>
+          <w:lang w:val="zh_TW" w:bidi="zh_TW"/>
+        </w:rPr>
+        <w:t>、</w:t>
+      </w:r>
+      <w:r>
+        <w:rPr>
+          <w:lang w:val="zh_TW" w:bidi="zh_TW"/>
+        </w:rPr>
+        <w:t>拿鶴</w:t>
+      </w:r>
+      <w:r>
+        <w:rPr>
+          <w:lang w:val="zh_TW" w:bidi="zh_TW"/>
+        </w:rPr>
+        <w:t>、</w:t>
+      </w:r>
+      <w:r>
+        <w:rPr>
+          <w:lang w:val="zh_TW" w:bidi="zh_TW"/>
+        </w:rPr>
+        <w:t>南地</w:t>
+      </w:r>
+      <w:r>
+        <w:rPr>
+          <w:lang w:val="zh_TW" w:bidi="zh_TW"/>
+        </w:rPr>
+        <w:t>）</w:t>
+      </w:r>
+    </w:p>
+    <w:p>
+      <w:pPr>
+        <w:pStyle w:val="Heading3"/>
+      </w:pPr>
+      <w:r>
+        <w:rPr>
+          <w:lang w:val="zh_TW" w:bidi="zh_TW"/>
+        </w:rPr>
+        <w:t>參考經文：</w:t>
+      </w:r>
+    </w:p>
+    <w:p>
+      <w:pPr>
+        <w:pStyle w:val="ListBullet"/>
+        <w:spacing w:line="240" w:lineRule="auto"/>
+        <w:ind w:left="720"/>
+      </w:pPr>
+      <w:r>
+        <w:rPr>
+          <w:lang w:val="zh_TW" w:bidi="zh_TW"/>
+        </w:rPr>
+      </w:r>
+      <w:r>
+        <w:rPr>
+          <w:lang w:val="zh_TW" w:bidi="zh_TW"/>
+        </w:rPr>
+        <w:t>創世記24:15</w:t>
+      </w:r>
+    </w:p>
+    <w:p>
+      <w:pPr>
+        <w:pStyle w:val="ListBullet"/>
+        <w:spacing w:line="240" w:lineRule="auto"/>
+        <w:ind w:left="720"/>
+      </w:pPr>
+      <w:r>
+        <w:rPr>
+          <w:lang w:val="zh_TW" w:bidi="zh_TW"/>
+        </w:rPr>
+      </w:r>
+      <w:r>
+        <w:rPr>
+          <w:lang w:val="zh_TW" w:bidi="zh_TW"/>
+        </w:rPr>
+        <w:t>創世記24:45</w:t>
+      </w:r>
+    </w:p>
+    <w:p>
+      <w:pPr>
+        <w:pStyle w:val="ListBullet"/>
+        <w:spacing w:line="240" w:lineRule="auto"/>
+        <w:ind w:left="720"/>
+      </w:pPr>
+      <w:r>
+        <w:rPr>
+          <w:lang w:val="zh_TW" w:bidi="zh_TW"/>
+        </w:rPr>
+      </w:r>
+      <w:r>
+        <w:rPr>
+          <w:lang w:val="zh_TW" w:bidi="zh_TW"/>
+        </w:rPr>
+        <w:t>創世記24:56</w:t>
+      </w:r>
+    </w:p>
+    <w:p>
+      <w:pPr>
+        <w:pStyle w:val="ListBullet"/>
+        <w:spacing w:line="240" w:lineRule="auto"/>
+        <w:ind w:left="720"/>
+      </w:pPr>
+      <w:r>
+        <w:rPr>
+          <w:lang w:val="zh_TW" w:bidi="zh_TW"/>
+        </w:rPr>
+      </w:r>
+      <w:r>
+        <w:rPr>
+          <w:lang w:val="zh_TW" w:bidi="zh_TW"/>
+        </w:rPr>
+        <w:t>創世記24:64</w:t>
+      </w:r>
+    </w:p>
+    <w:p>
+      <w:pPr>
+        <w:pStyle w:val="ListBullet"/>
+        <w:spacing w:line="240" w:lineRule="auto"/>
+        <w:ind w:left="720"/>
+      </w:pPr>
+      <w:r>
+        <w:rPr>
+          <w:lang w:val="zh_TW" w:bidi="zh_TW"/>
+        </w:rPr>
+      </w:r>
+      <w:r>
+        <w:rPr>
+          <w:lang w:val="zh_TW" w:bidi="zh_TW"/>
+        </w:rPr>
+        <w:t>創世記25:28</w:t>
+      </w:r>
+    </w:p>
+    <w:p>
+      <w:pPr>
+        <w:pStyle w:val="ListBullet"/>
+        <w:spacing w:line="240" w:lineRule="auto"/>
+        <w:ind w:left="720"/>
+      </w:pPr>
+      <w:r>
+        <w:rPr>
+          <w:lang w:val="zh_TW" w:bidi="zh_TW"/>
+        </w:rPr>
+      </w:r>
+      <w:r>
+        <w:rPr>
+          <w:lang w:val="zh_TW" w:bidi="zh_TW"/>
+        </w:rPr>
+        <w:t>創世記26:8</w:t>
+      </w:r>
+    </w:p>
+    <w:p>
+      <w:pPr>
+        <w:pStyle w:val="Heading3"/>
+      </w:pPr>
+      <w:r>
+        <w:rPr>
+          <w:lang w:val="zh_TW" w:bidi="zh_TW"/>
+        </w:rPr>
+        <w:t>聖經開卷故事集裡的例子</w:t>
+      </w:r>
+      <w:r>
+        <w:rPr>
+          <w:lang w:val="zh_TW" w:bidi="zh_TW"/>
+        </w:rPr>
+        <w:t>：</w:t>
+      </w:r>
+    </w:p>
+    <w:p>
+      <w:pPr>
+        <w:pStyle w:val="ListBullet"/>
+        <w:spacing w:line="240" w:lineRule="auto"/>
+        <w:ind w:left="720"/>
+      </w:pPr>
+      <w:r>
+        <w:rPr>
+          <w:lang w:val="zh_TW" w:bidi="zh_TW"/>
+        </w:rPr>
+      </w:r>
+      <w:r>
+        <w:rPr>
+          <w:b/>
+          <w:lang w:val="zh_TW" w:bidi="zh_TW"/>
+        </w:rPr>
+        <w:t>6:2</w:t>
+      </w:r>
+      <w:r>
+        <w:rPr>
+          <w:lang w:val="zh_TW" w:bidi="zh_TW"/>
+        </w:rPr>
+        <w:t xml:space="preserve"> 經過長途跋涉後，神把那僕人帶到</w:t>
+      </w:r>
+      <w:r>
+        <w:rPr>
+          <w:b/>
+          <w:lang w:val="zh_TW" w:bidi="zh_TW"/>
+        </w:rPr>
+        <w:t>利百加</w:t>
+      </w:r>
+      <w:r>
+        <w:rPr>
+          <w:lang w:val="zh_TW" w:bidi="zh_TW"/>
+        </w:rPr>
+        <w:t>那裡，她是亞伯拉罕兄弟的孫女。。</w:t>
+      </w:r>
+    </w:p>
+    <w:p>
+      <w:pPr>
+        <w:pStyle w:val="ListBullet"/>
+        <w:spacing w:line="240" w:lineRule="auto"/>
+        <w:ind w:left="720"/>
+      </w:pPr>
+      <w:r>
+        <w:rPr>
+          <w:lang w:val="zh_TW" w:bidi="zh_TW"/>
+        </w:rPr>
+      </w:r>
+      <w:r>
+        <w:rPr>
+          <w:b/>
+          <w:lang w:val="zh_TW" w:bidi="zh_TW"/>
+        </w:rPr>
+        <w:t>6:6</w:t>
+      </w:r>
+      <w:r>
+        <w:rPr>
+          <w:lang w:val="zh_TW" w:bidi="zh_TW"/>
+        </w:rPr>
+        <w:t xml:space="preserve"> </w:t>
+      </w:r>
+      <w:r>
+        <w:rPr>
+          <w:lang w:val="zh_TW" w:bidi="zh_TW"/>
+        </w:rPr>
+        <w:t>神對她說：「兩國將會從你腹中的兩個孩子身上出來</w:t>
+      </w:r>
+      <w:r>
+        <w:rPr>
+          <w:lang w:val="zh_TW" w:bidi="zh_TW"/>
+        </w:rPr>
+        <w:t>」。</w:t>
+      </w:r>
+    </w:p>
+    <w:p>
+      <w:pPr>
+        <w:pStyle w:val="ListBullet"/>
+        <w:spacing w:line="240" w:lineRule="auto"/>
+        <w:ind w:left="720"/>
+      </w:pPr>
+      <w:r>
+        <w:rPr>
+          <w:lang w:val="zh_TW" w:bidi="zh_TW"/>
+        </w:rPr>
+      </w:r>
+      <w:r>
+        <w:rPr>
+          <w:b/>
+          <w:lang w:val="zh_TW" w:bidi="zh_TW"/>
+        </w:rPr>
+        <w:t>7:1</w:t>
+      </w:r>
+      <w:r>
+        <w:rPr>
+          <w:lang w:val="zh_TW" w:bidi="zh_TW"/>
+        </w:rPr>
+        <w:t xml:space="preserve"> </w:t>
+      </w:r>
+      <w:r>
+        <w:rPr>
+          <w:lang w:val="zh_TW" w:bidi="zh_TW"/>
+        </w:rPr>
+        <w:t>孩子們日漸長大。</w:t>
+      </w:r>
+      <w:r>
+        <w:rPr>
+          <w:b/>
+          <w:lang w:val="zh_TW" w:bidi="zh_TW"/>
+        </w:rPr>
+        <w:t>利百加</w:t>
+      </w:r>
+      <w:r>
+        <w:rPr>
+          <w:lang w:val="zh_TW" w:bidi="zh_TW"/>
+        </w:rPr>
+        <w:t>愛雅各，但以撒愛以掃。</w:t>
+      </w:r>
+    </w:p>
+    <w:p>
+      <w:pPr>
+        <w:pStyle w:val="ListBullet"/>
+        <w:spacing w:line="240" w:lineRule="auto"/>
+        <w:ind w:left="720"/>
+      </w:pPr>
+      <w:r>
+        <w:rPr>
+          <w:lang w:val="zh_TW" w:bidi="zh_TW"/>
+        </w:rPr>
+      </w:r>
+      <w:r>
+        <w:rPr>
+          <w:b/>
+          <w:lang w:val="zh_TW" w:bidi="zh_TW"/>
+        </w:rPr>
+        <w:t>7:3</w:t>
+      </w:r>
+      <w:r>
+        <w:rPr>
+          <w:lang w:val="zh_TW" w:bidi="zh_TW"/>
+        </w:rPr>
+        <w:t xml:space="preserve"> </w:t>
+      </w:r>
+      <w:r>
+        <w:rPr>
+          <w:lang w:val="zh_TW" w:bidi="zh_TW"/>
+        </w:rPr>
+        <w:t>以撒想要把他的祝福給以掃，但在這之前，</w:t>
+      </w:r>
+      <w:r>
+        <w:rPr>
+          <w:b/>
+          <w:lang w:val="zh_TW" w:bidi="zh_TW"/>
+        </w:rPr>
+        <w:t>利百加</w:t>
+      </w:r>
+      <w:r>
+        <w:rPr>
+          <w:lang w:val="zh_TW" w:bidi="zh_TW"/>
+        </w:rPr>
+        <w:t>和雅各騙了他，雅各假裝成以掃。</w:t>
+      </w:r>
+    </w:p>
+    <w:p>
+      <w:pPr>
+        <w:pStyle w:val="ListBullet"/>
+        <w:spacing w:line="240" w:lineRule="auto"/>
+        <w:ind w:left="720"/>
+      </w:pPr>
+      <w:r>
+        <w:rPr>
+          <w:lang w:val="zh_TW" w:bidi="zh_TW"/>
+        </w:rPr>
+      </w:r>
+      <w:r>
+        <w:rPr>
+          <w:b/>
+          <w:lang w:val="zh_TW" w:bidi="zh_TW"/>
+        </w:rPr>
+        <w:t>7:6</w:t>
+      </w:r>
+      <w:r>
+        <w:rPr>
+          <w:lang w:val="zh_TW" w:bidi="zh_TW"/>
+        </w:rPr>
+        <w:t xml:space="preserve"> </w:t>
+      </w:r>
+      <w:r>
+        <w:rPr>
+          <w:b/>
+          <w:lang w:val="zh_TW" w:bidi="zh_TW"/>
+        </w:rPr>
+        <w:t>利百加</w:t>
+      </w:r>
+      <w:r>
+        <w:rPr>
+          <w:lang w:val="zh_TW" w:bidi="zh_TW"/>
+        </w:rPr>
+        <w:t>得知以掃的計劃後，她就和以撒安排雅各到很遠的地方與她的親戚同住。</w:t>
+      </w:r>
+    </w:p>
+    <w:p>
+      <w:pPr>
+        <w:pStyle w:val="Heading3"/>
+      </w:pPr>
+      <w:r>
+        <w:rPr>
+          <w:lang w:val="zh_TW" w:bidi="zh_TW"/>
+        </w:rPr>
+        <w:t>原文參照：</w:t>
+      </w:r>
+    </w:p>
+    <w:p>
+      <w:pPr>
+        <w:pStyle w:val="ListBullet"/>
+        <w:spacing w:line="240" w:lineRule="auto"/>
+        <w:ind w:left="720"/>
+      </w:pPr>
+      <w:r>
+        <w:rPr>
+          <w:lang w:val="zh_TW" w:bidi="zh_TW"/>
+        </w:rPr>
+      </w:r>
+      <w:r>
+        <w:rPr>
+          <w:lang w:val="zh_TW" w:bidi="zh_TW"/>
+        </w:rPr>
+        <w:t>史特朗號：H7259</w:t>
+      </w:r>
+      <w:r>
+        <w:rPr>
+          <w:lang w:val="zh_TW" w:bidi="zh_TW"/>
+        </w:rPr>
+      </w:r>
+      <w:r>
+        <w:rPr>
+          <w:lang w:val="zh_TW" w:bidi="zh_TW"/>
+        </w:rPr>
+      </w:r>
+    </w:p>
+    <w:p>
+      <w:pPr/>
+      <w:r>
+        <w:rPr>
+          <w:lang w:val="zh_TW" w:bidi="zh_TW"/>
+        </w:rPr>
+      </w:r>
+    </w:p>
+    <w:p>
+      <w:pPr>
+        <w:pStyle w:val="Heading2"/>
+      </w:pPr>
+      <w:r>
+        <w:rPr>
+          <w:lang w:val="zh_TW" w:bidi="zh_TW"/>
+        </w:rPr>
+        <w:t>利維坦</w:t>
+      </w:r>
+      <w:r>
+        <w:rPr>
+          <w:lang w:val="zh_TW" w:bidi="zh_TW"/>
+        </w:rPr>
+      </w:r>
+    </w:p>
+    <w:p>
+      <w:pPr>
+        <w:pStyle w:val="Heading3"/>
+      </w:pPr>
+      <w:r>
+        <w:rPr>
+          <w:lang w:val="zh_TW" w:bidi="zh_TW"/>
+        </w:rPr>
+        <w:t>定義：</w:t>
+      </w:r>
+    </w:p>
+    <w:p>
+      <w:pPr/>
+      <w:r>
+        <w:rPr>
+          <w:lang w:val="zh_TW" w:bidi="zh_TW"/>
+        </w:rPr>
+      </w:r>
+      <w:r>
+        <w:rPr>
+          <w:lang w:val="zh_TW" w:bidi="zh_TW"/>
+        </w:rPr>
+        <w:t>「利維坦（和合本譯為：鱷魚）」這個詞指的是一種非常巨大的已經滅絕了的動物，在舊約聖經最早的幾部著作中被提及，即約伯記、詩篇和以賽亞書。</w:t>
+      </w:r>
+    </w:p>
+    <w:p>
+      <w:pPr>
+        <w:pStyle w:val="ListBullet"/>
+        <w:spacing w:line="240" w:lineRule="auto"/>
+        <w:ind w:left="720"/>
+      </w:pPr>
+      <w:r>
+        <w:rPr>
+          <w:lang w:val="zh_TW" w:bidi="zh_TW"/>
+        </w:rPr>
+      </w:r>
+      <w:r>
+        <w:rPr>
+          <w:lang w:val="zh_TW" w:bidi="zh_TW"/>
+        </w:rPr>
+        <w:t>利維坦被描述為一種巨大、蛇形的生物，強壯而兇猛，能夠使周圍的水「沸騰」。對它的描述與恐龍相似。</w:t>
+      </w:r>
+    </w:p>
+    <w:p>
+      <w:pPr>
+        <w:pStyle w:val="ListBullet"/>
+        <w:spacing w:line="240" w:lineRule="auto"/>
+        <w:ind w:left="720"/>
+      </w:pPr>
+      <w:r>
+        <w:rPr>
+          <w:lang w:val="zh_TW" w:bidi="zh_TW"/>
+        </w:rPr>
+      </w:r>
+      <w:r>
+        <w:rPr>
+          <w:lang w:val="zh_TW" w:bidi="zh_TW"/>
+        </w:rPr>
+        <w:t>先知以賽亞稱利維坦為「滑行的蛇」。</w:t>
+      </w:r>
+    </w:p>
+    <w:p>
+      <w:pPr>
+        <w:pStyle w:val="ListBullet"/>
+        <w:spacing w:line="240" w:lineRule="auto"/>
+        <w:ind w:left="720"/>
+      </w:pPr>
+      <w:r>
+        <w:rPr>
+          <w:lang w:val="zh_TW" w:bidi="zh_TW"/>
+        </w:rPr>
+      </w:r>
+      <w:r>
+        <w:rPr>
+          <w:lang w:val="zh_TW" w:bidi="zh_TW"/>
+        </w:rPr>
+        <w:t>約伯從親身經歷中寫下了有關利未雅坦的內容，因此這種動物很可能在他的時代還存在。</w:t>
+      </w:r>
+    </w:p>
+    <w:p>
+      <w:pPr/>
+      <w:r>
+        <w:rPr>
+          <w:lang w:val="zh_TW" w:bidi="zh_TW"/>
+        </w:rPr>
+      </w:r>
+      <w:r>
+        <w:rPr>
+          <w:lang w:val="zh_TW" w:bidi="zh_TW"/>
+        </w:rPr>
+        <w:t>（翻譯相關建議：如何翻譯名字）</w:t>
+      </w:r>
+    </w:p>
+    <w:p>
+      <w:pPr/>
+      <w:r>
+        <w:rPr>
+          <w:lang w:val="zh_TW" w:bidi="zh_TW"/>
+        </w:rPr>
+      </w:r>
+      <w:r>
+        <w:rPr>
+          <w:lang w:val="zh_TW" w:bidi="zh_TW"/>
+        </w:rPr>
+        <w:t>（另見：</w:t>
+      </w:r>
+      <w:r>
+        <w:rPr>
+          <w:lang w:val="zh_TW" w:bidi="zh_TW"/>
+        </w:rPr>
+        <w:t>以賽亞書</w:t>
+      </w:r>
+      <w:r>
+        <w:rPr>
+          <w:lang w:val="zh_TW" w:bidi="zh_TW"/>
+        </w:rPr>
         <w:t>，</w:t>
       </w:r>
       <w:r>
         <w:rPr>
           <w:lang w:val="zh_TW" w:bidi="zh_TW"/>
         </w:rPr>
-        <w:t>腓尼基</w:t>
+        <w:t>約伯</w:t>
+      </w:r>
+      <w:r>
+        <w:rPr>
+          <w:lang w:val="zh_TW" w:bidi="zh_TW"/>
+        </w:rPr>
+        <w:t>，</w:t>
+      </w:r>
+      <w:r>
+        <w:rPr>
+          <w:lang w:val="zh_TW" w:bidi="zh_TW"/>
+        </w:rPr>
+        <w:t>蛇</w:t>
       </w:r>
       <w:r>
         <w:rPr>
@@ -660,79 +2285,25 @@
         <w:rPr>
           <w:lang w:val="zh_TW" w:bidi="zh_TW"/>
         </w:rPr>
-        <w:t>列王紀上4:32–34</w:t>
-      </w:r>
-    </w:p>
-    <w:p>
-      <w:pPr>
-        <w:pStyle w:val="ListBullet"/>
-        <w:spacing w:line="240" w:lineRule="auto"/>
-        <w:ind w:left="720"/>
-      </w:pPr>
-      <w:r>
-        <w:rPr>
-          <w:lang w:val="zh_TW" w:bidi="zh_TW"/>
-        </w:rPr>
-      </w:r>
-      <w:r>
-        <w:rPr>
-          <w:lang w:val="zh_TW" w:bidi="zh_TW"/>
-        </w:rPr>
-        <w:t>歷代志下2:8–10</w:t>
-      </w:r>
-    </w:p>
-    <w:p>
-      <w:pPr>
-        <w:pStyle w:val="ListBullet"/>
-        <w:spacing w:line="240" w:lineRule="auto"/>
-        <w:ind w:left="720"/>
-      </w:pPr>
-      <w:r>
-        <w:rPr>
-          <w:lang w:val="zh_TW" w:bidi="zh_TW"/>
-        </w:rPr>
-      </w:r>
-      <w:r>
-        <w:rPr>
-          <w:lang w:val="zh_TW" w:bidi="zh_TW"/>
-        </w:rPr>
-        <w:t>申命記1:7–8</w:t>
-      </w:r>
-    </w:p>
-    <w:p>
-      <w:pPr>
-        <w:pStyle w:val="ListBullet"/>
-        <w:spacing w:line="240" w:lineRule="auto"/>
-        <w:ind w:left="720"/>
-      </w:pPr>
-      <w:r>
-        <w:rPr>
-          <w:lang w:val="zh_TW" w:bidi="zh_TW"/>
-        </w:rPr>
-      </w:r>
-      <w:r>
-        <w:rPr>
-          <w:lang w:val="zh_TW" w:bidi="zh_TW"/>
-        </w:rPr>
-        <w:t>詩篇29:3–5</w:t>
-      </w:r>
-    </w:p>
-    <w:p>
-      <w:pPr>
-        <w:pStyle w:val="ListBullet"/>
-        <w:spacing w:line="240" w:lineRule="auto"/>
-        <w:ind w:left="720"/>
-      </w:pPr>
-      <w:r>
-        <w:rPr>
-          <w:lang w:val="zh_TW" w:bidi="zh_TW"/>
-        </w:rPr>
-      </w:r>
-      <w:r>
-        <w:rPr>
-          <w:lang w:val="zh_TW" w:bidi="zh_TW"/>
-        </w:rPr>
-        <w:t>撒迦利亞書10:8–10</w:t>
+        <w:t>約伯記3:8</w:t>
+      </w:r>
+    </w:p>
+    <w:p>
+      <w:pPr>
+        <w:pStyle w:val="ListBullet"/>
+        <w:spacing w:line="240" w:lineRule="auto"/>
+        <w:ind w:left="720"/>
+      </w:pPr>
+      <w:r>
+        <w:rPr>
+          <w:lang w:val="zh_TW" w:bidi="zh_TW"/>
+        </w:rPr>
+      </w:r>
+      <w:r>
+        <w:rPr>
+          <w:lang w:val="zh_TW" w:bidi="zh_TW"/>
+        </w:rPr>
+        <w:t>詩篇104:25–26</w:t>
       </w:r>
     </w:p>
     <w:p>
@@ -761,7 +2332,7 @@
         <w:rPr>
           <w:lang w:val="zh_TW" w:bidi="zh_TW"/>
         </w:rPr>
-        <w:t>史特朗號：H3844</w:t>
+        <w:t>史特朗號：H3882</w:t>
       </w:r>
       <w:r>
         <w:rPr>
@@ -790,7 +2361,7 @@
         <w:rPr>
           <w:lang w:val="zh_TW" w:bidi="zh_TW"/>
         </w:rPr>
-        <w:t>離棄</w:t>
+        <w:t>利未</w:t>
       </w:r>
       <w:r>
         <w:rPr>
@@ -806,6 +2377,828 @@
         <w:rPr>
           <w:lang w:val="zh_TW" w:bidi="zh_TW"/>
         </w:rPr>
+        <w:t>史實：</w:t>
+      </w:r>
+    </w:p>
+    <w:p>
+      <w:pPr/>
+      <w:r>
+        <w:rPr>
+          <w:lang w:val="zh_TW" w:bidi="zh_TW"/>
+        </w:rPr>
+      </w:r>
+      <w:r>
+        <w:rPr>
+          <w:lang w:val="zh_TW" w:bidi="zh_TW"/>
+        </w:rPr>
+        <w:t>利未是雅各的第三個兒子。他也是利亞的第三個兒子。他的後代成為以色列的支派之一。</w:t>
+      </w:r>
+    </w:p>
+    <w:p>
+      <w:pPr>
+        <w:pStyle w:val="ListBullet"/>
+        <w:spacing w:line="240" w:lineRule="auto"/>
+        <w:ind w:left="720"/>
+      </w:pPr>
+      <w:r>
+        <w:rPr>
+          <w:lang w:val="zh_TW" w:bidi="zh_TW"/>
+        </w:rPr>
+      </w:r>
+      <w:r>
+        <w:rPr>
+          <w:lang w:val="zh_TW" w:bidi="zh_TW"/>
+        </w:rPr>
+        <w:t>從他後裔而來的支派被稱為「利未支派」或「利未人」。</w:t>
+      </w:r>
+    </w:p>
+    <w:p>
+      <w:pPr>
+        <w:pStyle w:val="ListBullet"/>
+        <w:spacing w:line="240" w:lineRule="auto"/>
+        <w:ind w:left="720"/>
+      </w:pPr>
+      <w:r>
+        <w:rPr>
+          <w:lang w:val="zh_TW" w:bidi="zh_TW"/>
+        </w:rPr>
+      </w:r>
+      <w:r>
+        <w:rPr>
+          <w:lang w:val="zh_TW" w:bidi="zh_TW"/>
+        </w:rPr>
+        <w:t>利未這個名字與希伯來文中的「連接」一詞近似。</w:t>
+      </w:r>
+    </w:p>
+    <w:p>
+      <w:pPr>
+        <w:pStyle w:val="ListBullet"/>
+        <w:spacing w:line="240" w:lineRule="auto"/>
+        <w:ind w:left="720"/>
+      </w:pPr>
+      <w:r>
+        <w:rPr>
+          <w:lang w:val="zh_TW" w:bidi="zh_TW"/>
+        </w:rPr>
+      </w:r>
+      <w:r>
+        <w:rPr>
+          <w:lang w:val="zh_TW" w:bidi="zh_TW"/>
+        </w:rPr>
+        <w:t>與其它支派不同的是，利未支派並沒有在迦南地繼承一塊統一的土地。相反，他們繼承了分散在其它支派地區中的各個城市。</w:t>
+      </w:r>
+    </w:p>
+    <w:p>
+      <w:pPr>
+        <w:pStyle w:val="ListBullet"/>
+        <w:spacing w:line="240" w:lineRule="auto"/>
+        <w:ind w:left="720"/>
+      </w:pPr>
+      <w:r>
+        <w:rPr>
+          <w:lang w:val="zh_TW" w:bidi="zh_TW"/>
+        </w:rPr>
+      </w:r>
+      <w:r>
+        <w:rPr>
+          <w:lang w:val="zh_TW" w:bidi="zh_TW"/>
+        </w:rPr>
+        <w:t>利未支派負責照顧會幕（後來是聖殿）並進行宗教儀式，包括為以色列人獻祭和祈禱。</w:t>
+      </w:r>
+    </w:p>
+    <w:p>
+      <w:pPr>
+        <w:pStyle w:val="ListBullet"/>
+        <w:spacing w:line="240" w:lineRule="auto"/>
+        <w:ind w:left="720"/>
+      </w:pPr>
+      <w:r>
+        <w:rPr>
+          <w:lang w:val="zh_TW" w:bidi="zh_TW"/>
+        </w:rPr>
+      </w:r>
+      <w:r>
+        <w:rPr>
+          <w:lang w:val="zh_TW" w:bidi="zh_TW"/>
+        </w:rPr>
+        <w:t>在舊約中，「利未人」這個詞是否泛指利未的後裔，或是特指在聖殿中協助祭司的人，並不總是很清楚。</w:t>
+      </w:r>
+    </w:p>
+    <w:p>
+      <w:pPr>
+        <w:pStyle w:val="ListBullet"/>
+        <w:spacing w:line="240" w:lineRule="auto"/>
+        <w:ind w:left="720"/>
+      </w:pPr>
+      <w:r>
+        <w:rPr>
+          <w:lang w:val="zh_TW" w:bidi="zh_TW"/>
+        </w:rPr>
+      </w:r>
+      <w:r>
+        <w:rPr>
+          <w:lang w:val="zh_TW" w:bidi="zh_TW"/>
+        </w:rPr>
+        <w:t>舊約律法規定所有祭司都必須從利未支派中選出。利未人中的祭司被分別為聖出來，專門獻身於在聖殿中事奉神的特殊工作。</w:t>
+      </w:r>
+    </w:p>
+    <w:p>
+      <w:pPr>
+        <w:pStyle w:val="ListBullet"/>
+        <w:spacing w:line="240" w:lineRule="auto"/>
+        <w:ind w:left="720"/>
+      </w:pPr>
+      <w:r>
+        <w:rPr>
+          <w:lang w:val="zh_TW" w:bidi="zh_TW"/>
+        </w:rPr>
+      </w:r>
+      <w:r>
+        <w:rPr>
+          <w:lang w:val="zh_TW" w:bidi="zh_TW"/>
+        </w:rPr>
+        <w:t>另外有兩個名叫「利未」的人是耶穌的祖先。他們的名字列在路加福音的家譜中。</w:t>
+      </w:r>
+    </w:p>
+    <w:p>
+      <w:pPr>
+        <w:pStyle w:val="ListBullet"/>
+        <w:spacing w:line="240" w:lineRule="auto"/>
+        <w:ind w:left="720"/>
+      </w:pPr>
+      <w:r>
+        <w:rPr>
+          <w:lang w:val="zh_TW" w:bidi="zh_TW"/>
+        </w:rPr>
+      </w:r>
+      <w:r>
+        <w:rPr>
+          <w:lang w:val="zh_TW" w:bidi="zh_TW"/>
+        </w:rPr>
+        <w:t>耶穌的門徒馬太也被稱為利未。</w:t>
+      </w:r>
+    </w:p>
+    <w:p>
+      <w:pPr/>
+      <w:r>
+        <w:rPr>
+          <w:lang w:val="zh_TW" w:bidi="zh_TW"/>
+        </w:rPr>
+      </w:r>
+      <w:r>
+        <w:rPr>
+          <w:lang w:val="zh_TW" w:bidi="zh_TW"/>
+        </w:rPr>
+        <w:t>（另見：</w:t>
+      </w:r>
+      <w:r>
+        <w:rPr>
+          <w:lang w:val="zh_TW" w:bidi="zh_TW"/>
+        </w:rPr>
+        <w:t>以色列十二支派</w:t>
+      </w:r>
+      <w:r>
+        <w:rPr>
+          <w:lang w:val="zh_TW" w:bidi="zh_TW"/>
+        </w:rPr>
+        <w:t>，</w:t>
+      </w:r>
+      <w:r>
+        <w:rPr>
+          <w:lang w:val="zh_TW" w:bidi="zh_TW"/>
+        </w:rPr>
+        <w:t>祭司</w:t>
+      </w:r>
+      <w:r>
+        <w:rPr>
+          <w:lang w:val="zh_TW" w:bidi="zh_TW"/>
+        </w:rPr>
+        <w:t>，</w:t>
+      </w:r>
+      <w:r>
+        <w:rPr>
+          <w:lang w:val="zh_TW" w:bidi="zh_TW"/>
+        </w:rPr>
+        <w:t>獻祭</w:t>
+      </w:r>
+      <w:r>
+        <w:rPr>
+          <w:lang w:val="zh_TW" w:bidi="zh_TW"/>
+        </w:rPr>
+        <w:t>，</w:t>
+      </w:r>
+      <w:r>
+        <w:rPr>
+          <w:lang w:val="zh_TW" w:bidi="zh_TW"/>
+        </w:rPr>
+        <w:t>聖殿</w:t>
+      </w:r>
+      <w:r>
+        <w:rPr>
+          <w:lang w:val="zh_TW" w:bidi="zh_TW"/>
+        </w:rPr>
+        <w:t>，</w:t>
+      </w:r>
+      <w:r>
+        <w:rPr>
+          <w:lang w:val="zh_TW" w:bidi="zh_TW"/>
+        </w:rPr>
+        <w:t>雅各</w:t>
+      </w:r>
+      <w:r>
+        <w:rPr>
+          <w:lang w:val="zh_TW" w:bidi="zh_TW"/>
+        </w:rPr>
+        <w:t>，</w:t>
+      </w:r>
+      <w:r>
+        <w:rPr>
+          <w:lang w:val="zh_TW" w:bidi="zh_TW"/>
+        </w:rPr>
+        <w:t>利亞</w:t>
+      </w:r>
+      <w:r>
+        <w:rPr>
+          <w:lang w:val="zh_TW" w:bidi="zh_TW"/>
+        </w:rPr>
+        <w:t>，</w:t>
+      </w:r>
+      <w:r>
+        <w:rPr>
+          <w:lang w:val="zh_TW" w:bidi="zh_TW"/>
+        </w:rPr>
+        <w:t>馬太</w:t>
+      </w:r>
+      <w:r>
+        <w:rPr>
+          <w:lang w:val="zh_TW" w:bidi="zh_TW"/>
+        </w:rPr>
+        <w:t>）</w:t>
+      </w:r>
+    </w:p>
+    <w:p>
+      <w:pPr>
+        <w:pStyle w:val="Heading3"/>
+      </w:pPr>
+      <w:r>
+        <w:rPr>
+          <w:lang w:val="zh_TW" w:bidi="zh_TW"/>
+        </w:rPr>
+        <w:t>參考經文：</w:t>
+      </w:r>
+    </w:p>
+    <w:p>
+      <w:pPr>
+        <w:pStyle w:val="ListBullet"/>
+        <w:spacing w:line="240" w:lineRule="auto"/>
+        <w:ind w:left="720"/>
+      </w:pPr>
+      <w:r>
+        <w:rPr>
+          <w:lang w:val="zh_TW" w:bidi="zh_TW"/>
+        </w:rPr>
+      </w:r>
+      <w:r>
+        <w:rPr>
+          <w:lang w:val="zh_TW" w:bidi="zh_TW"/>
+        </w:rPr>
+        <w:t>歷代志上2:1–2</w:t>
+      </w:r>
+    </w:p>
+    <w:p>
+      <w:pPr>
+        <w:pStyle w:val="ListBullet"/>
+        <w:spacing w:line="240" w:lineRule="auto"/>
+        <w:ind w:left="720"/>
+      </w:pPr>
+      <w:r>
+        <w:rPr>
+          <w:lang w:val="zh_TW" w:bidi="zh_TW"/>
+        </w:rPr>
+      </w:r>
+      <w:r>
+        <w:rPr>
+          <w:lang w:val="zh_TW" w:bidi="zh_TW"/>
+        </w:rPr>
+        <w:t>列王紀上8:3–5</w:t>
+      </w:r>
+    </w:p>
+    <w:p>
+      <w:pPr>
+        <w:pStyle w:val="ListBullet"/>
+        <w:spacing w:line="240" w:lineRule="auto"/>
+        <w:ind w:left="720"/>
+      </w:pPr>
+      <w:r>
+        <w:rPr>
+          <w:lang w:val="zh_TW" w:bidi="zh_TW"/>
+        </w:rPr>
+      </w:r>
+      <w:r>
+        <w:rPr>
+          <w:lang w:val="zh_TW" w:bidi="zh_TW"/>
+        </w:rPr>
+        <w:t>使徒行傳4:36–37</w:t>
+      </w:r>
+    </w:p>
+    <w:p>
+      <w:pPr>
+        <w:pStyle w:val="ListBullet"/>
+        <w:spacing w:line="240" w:lineRule="auto"/>
+        <w:ind w:left="720"/>
+      </w:pPr>
+      <w:r>
+        <w:rPr>
+          <w:lang w:val="zh_TW" w:bidi="zh_TW"/>
+        </w:rPr>
+      </w:r>
+      <w:r>
+        <w:rPr>
+          <w:lang w:val="zh_TW" w:bidi="zh_TW"/>
+        </w:rPr>
+        <w:t>創世記29:34</w:t>
+      </w:r>
+    </w:p>
+    <w:p>
+      <w:pPr>
+        <w:pStyle w:val="ListBullet"/>
+        <w:spacing w:line="240" w:lineRule="auto"/>
+        <w:ind w:left="720"/>
+      </w:pPr>
+      <w:r>
+        <w:rPr>
+          <w:lang w:val="zh_TW" w:bidi="zh_TW"/>
+        </w:rPr>
+      </w:r>
+      <w:r>
+        <w:rPr>
+          <w:lang w:val="zh_TW" w:bidi="zh_TW"/>
+        </w:rPr>
+        <w:t>約翰福音1:19–21</w:t>
+      </w:r>
+    </w:p>
+    <w:p>
+      <w:pPr>
+        <w:pStyle w:val="ListBullet"/>
+        <w:spacing w:line="240" w:lineRule="auto"/>
+        <w:ind w:left="720"/>
+      </w:pPr>
+      <w:r>
+        <w:rPr>
+          <w:lang w:val="zh_TW" w:bidi="zh_TW"/>
+        </w:rPr>
+      </w:r>
+      <w:r>
+        <w:rPr>
+          <w:lang w:val="zh_TW" w:bidi="zh_TW"/>
+        </w:rPr>
+        <w:t>路加福音10:32</w:t>
+      </w:r>
+    </w:p>
+    <w:p>
+      <w:pPr>
+        <w:pStyle w:val="Heading3"/>
+      </w:pPr>
+      <w:r>
+        <w:rPr>
+          <w:lang w:val="zh_TW" w:bidi="zh_TW"/>
+        </w:rPr>
+        <w:t>原文參照：</w:t>
+      </w:r>
+    </w:p>
+    <w:p>
+      <w:pPr>
+        <w:pStyle w:val="ListBullet"/>
+        <w:spacing w:line="240" w:lineRule="auto"/>
+        <w:ind w:left="720"/>
+      </w:pPr>
+      <w:r>
+        <w:rPr>
+          <w:lang w:val="zh_TW" w:bidi="zh_TW"/>
+        </w:rPr>
+      </w:r>
+      <w:r>
+        <w:rPr>
+          <w:lang w:val="zh_TW" w:bidi="zh_TW"/>
+        </w:rPr>
+        <w:t>史特朗號：H3878，H3879，H3881，G30170，G30180，G30190，G30200</w:t>
+      </w:r>
+      <w:r>
+        <w:rPr>
+          <w:lang w:val="zh_TW" w:bidi="zh_TW"/>
+        </w:rPr>
+      </w:r>
+      <w:r>
+        <w:rPr>
+          <w:lang w:val="zh_TW" w:bidi="zh_TW"/>
+        </w:rPr>
+      </w:r>
+    </w:p>
+    <w:p>
+      <w:pPr/>
+      <w:r>
+        <w:rPr>
+          <w:lang w:val="zh_TW" w:bidi="zh_TW"/>
+        </w:rPr>
+      </w:r>
+    </w:p>
+    <w:p>
+      <w:pPr>
+        <w:pStyle w:val="Heading2"/>
+      </w:pPr>
+      <w:r>
+        <w:rPr>
+          <w:lang w:val="zh_TW" w:bidi="zh_TW"/>
+        </w:rPr>
+        <w:t>利亞</w:t>
+      </w:r>
+      <w:r>
+        <w:rPr>
+          <w:lang w:val="zh_TW" w:bidi="zh_TW"/>
+        </w:rPr>
+      </w:r>
+    </w:p>
+    <w:p>
+      <w:pPr>
+        <w:pStyle w:val="Heading3"/>
+      </w:pPr>
+      <w:r>
+        <w:rPr>
+          <w:lang w:val="zh_TW" w:bidi="zh_TW"/>
+        </w:rPr>
+        <w:t>史實：</w:t>
+      </w:r>
+    </w:p>
+    <w:p>
+      <w:pPr/>
+      <w:r>
+        <w:rPr>
+          <w:lang w:val="zh_TW" w:bidi="zh_TW"/>
+        </w:rPr>
+      </w:r>
+      <w:r>
+        <w:rPr>
+          <w:lang w:val="zh_TW" w:bidi="zh_TW"/>
+        </w:rPr>
+        <w:t>利亞是雅各的妻子之一。她是拉結的姐姐，也是雅各六個兒子的母親：呂便、西緬、利未、猶大、以薩迦和西布倫。她也是雅各的女兒底拿的母親。</w:t>
+      </w:r>
+    </w:p>
+    <w:p>
+      <w:pPr>
+        <w:pStyle w:val="ListBullet"/>
+        <w:spacing w:line="240" w:lineRule="auto"/>
+        <w:ind w:left="720"/>
+      </w:pPr>
+      <w:r>
+        <w:rPr>
+          <w:lang w:val="zh_TW" w:bidi="zh_TW"/>
+        </w:rPr>
+      </w:r>
+      <w:r>
+        <w:rPr>
+          <w:lang w:val="zh_TW" w:bidi="zh_TW"/>
+        </w:rPr>
+        <w:t>創世記講述了利亞的父親拉班如何欺騙雅各，先讓他娶了利亞再娶拉結的故事。</w:t>
+      </w:r>
+    </w:p>
+    <w:p>
+      <w:pPr>
+        <w:pStyle w:val="ListBullet"/>
+        <w:spacing w:line="240" w:lineRule="auto"/>
+        <w:ind w:left="720"/>
+      </w:pPr>
+      <w:r>
+        <w:rPr>
+          <w:lang w:val="zh_TW" w:bidi="zh_TW"/>
+        </w:rPr>
+      </w:r>
+      <w:r>
+        <w:rPr>
+          <w:lang w:val="zh_TW" w:bidi="zh_TW"/>
+        </w:rPr>
+        <w:t>神賜給利亞極大的祝福，給了她許多孩子，儘管她的丈夫雅各更愛拉結。</w:t>
+      </w:r>
+    </w:p>
+    <w:p>
+      <w:pPr>
+        <w:pStyle w:val="ListBullet"/>
+        <w:spacing w:line="240" w:lineRule="auto"/>
+        <w:ind w:left="720"/>
+      </w:pPr>
+      <w:r>
+        <w:rPr>
+          <w:lang w:val="zh_TW" w:bidi="zh_TW"/>
+        </w:rPr>
+      </w:r>
+      <w:r>
+        <w:rPr>
+          <w:lang w:val="zh_TW" w:bidi="zh_TW"/>
+        </w:rPr>
+        <w:t>利亞是大衛王和耶穌的女性祖先。</w:t>
+      </w:r>
+    </w:p>
+    <w:p>
+      <w:pPr/>
+      <w:r>
+        <w:rPr>
+          <w:lang w:val="zh_TW" w:bidi="zh_TW"/>
+        </w:rPr>
+      </w:r>
+      <w:r>
+        <w:rPr>
+          <w:lang w:val="zh_TW" w:bidi="zh_TW"/>
+        </w:rPr>
+        <w:t>（翻譯相關建議：如何翻譯名字）</w:t>
+      </w:r>
+    </w:p>
+    <w:p>
+      <w:pPr/>
+      <w:r>
+        <w:rPr>
+          <w:lang w:val="zh_TW" w:bidi="zh_TW"/>
+        </w:rPr>
+      </w:r>
+      <w:r>
+        <w:rPr>
+          <w:lang w:val="zh_TW" w:bidi="zh_TW"/>
+        </w:rPr>
+        <w:t>（另見：</w:t>
+      </w:r>
+      <w:r>
+        <w:rPr>
+          <w:lang w:val="zh_TW" w:bidi="zh_TW"/>
+        </w:rPr>
+        <w:t>雅各</w:t>
+      </w:r>
+      <w:r>
+        <w:rPr>
+          <w:lang w:val="zh_TW" w:bidi="zh_TW"/>
+        </w:rPr>
+        <w:t>，</w:t>
+      </w:r>
+      <w:r>
+        <w:rPr>
+          <w:lang w:val="zh_TW" w:bidi="zh_TW"/>
+        </w:rPr>
+        <w:t>呂便</w:t>
+      </w:r>
+      <w:r>
+        <w:rPr>
+          <w:lang w:val="zh_TW" w:bidi="zh_TW"/>
+        </w:rPr>
+        <w:t>，</w:t>
+      </w:r>
+      <w:r>
+        <w:rPr>
+          <w:lang w:val="zh_TW" w:bidi="zh_TW"/>
+        </w:rPr>
+        <w:t>西緬</w:t>
+      </w:r>
+      <w:r>
+        <w:rPr>
+          <w:lang w:val="zh_TW" w:bidi="zh_TW"/>
+        </w:rPr>
+        <w:t>，</w:t>
+      </w:r>
+      <w:r>
+        <w:rPr>
+          <w:lang w:val="zh_TW" w:bidi="zh_TW"/>
+        </w:rPr>
+        <w:t>利未</w:t>
+      </w:r>
+      <w:r>
+        <w:rPr>
+          <w:lang w:val="zh_TW" w:bidi="zh_TW"/>
+        </w:rPr>
+        <w:t>，</w:t>
+      </w:r>
+      <w:r>
+        <w:rPr>
+          <w:lang w:val="zh_TW" w:bidi="zh_TW"/>
+        </w:rPr>
+        <w:t>猶大</w:t>
+      </w:r>
+      <w:r>
+        <w:rPr>
+          <w:lang w:val="zh_TW" w:bidi="zh_TW"/>
+        </w:rPr>
+        <w:t>，</w:t>
+      </w:r>
+      <w:r>
+        <w:rPr>
+          <w:lang w:val="zh_TW" w:bidi="zh_TW"/>
+        </w:rPr>
+        <w:t>以薩迦</w:t>
+      </w:r>
+      <w:r>
+        <w:rPr>
+          <w:lang w:val="zh_TW" w:bidi="zh_TW"/>
+        </w:rPr>
+        <w:t>，</w:t>
+      </w:r>
+      <w:r>
+        <w:rPr>
+          <w:lang w:val="zh_TW" w:bidi="zh_TW"/>
+        </w:rPr>
+        <w:t>西布倫</w:t>
+      </w:r>
+      <w:r>
+        <w:rPr>
+          <w:lang w:val="zh_TW" w:bidi="zh_TW"/>
+        </w:rPr>
+        <w:t>，</w:t>
+      </w:r>
+      <w:r>
+        <w:rPr>
+          <w:lang w:val="zh_TW" w:bidi="zh_TW"/>
+        </w:rPr>
+        <w:t>拉班</w:t>
+      </w:r>
+      <w:r>
+        <w:rPr>
+          <w:lang w:val="zh_TW" w:bidi="zh_TW"/>
+        </w:rPr>
+        <w:t>，</w:t>
+      </w:r>
+      <w:r>
+        <w:rPr>
+          <w:lang w:val="zh_TW" w:bidi="zh_TW"/>
+        </w:rPr>
+        <w:t>拉結</w:t>
+      </w:r>
+      <w:r>
+        <w:rPr>
+          <w:lang w:val="zh_TW" w:bidi="zh_TW"/>
+        </w:rPr>
+        <w:t>，</w:t>
+      </w:r>
+      <w:r>
+        <w:rPr>
+          <w:lang w:val="zh_TW" w:bidi="zh_TW"/>
+        </w:rPr>
+        <w:t>以色列十二支派</w:t>
+      </w:r>
+      <w:r>
+        <w:rPr>
+          <w:lang w:val="zh_TW" w:bidi="zh_TW"/>
+        </w:rPr>
+        <w:t>）</w:t>
+      </w:r>
+    </w:p>
+    <w:p>
+      <w:pPr>
+        <w:pStyle w:val="Heading3"/>
+      </w:pPr>
+      <w:r>
+        <w:rPr>
+          <w:lang w:val="zh_TW" w:bidi="zh_TW"/>
+        </w:rPr>
+        <w:t>參考經文：</w:t>
+      </w:r>
+    </w:p>
+    <w:p>
+      <w:pPr>
+        <w:pStyle w:val="ListBullet"/>
+        <w:spacing w:line="240" w:lineRule="auto"/>
+        <w:ind w:left="720"/>
+      </w:pPr>
+      <w:r>
+        <w:rPr>
+          <w:lang w:val="zh_TW" w:bidi="zh_TW"/>
+        </w:rPr>
+      </w:r>
+      <w:r>
+        <w:rPr>
+          <w:lang w:val="zh_TW" w:bidi="zh_TW"/>
+        </w:rPr>
+        <w:t>創世記29:17</w:t>
+      </w:r>
+    </w:p>
+    <w:p>
+      <w:pPr>
+        <w:pStyle w:val="ListBullet"/>
+        <w:spacing w:line="240" w:lineRule="auto"/>
+        <w:ind w:left="720"/>
+      </w:pPr>
+      <w:r>
+        <w:rPr>
+          <w:lang w:val="zh_TW" w:bidi="zh_TW"/>
+        </w:rPr>
+      </w:r>
+      <w:r>
+        <w:rPr>
+          <w:lang w:val="zh_TW" w:bidi="zh_TW"/>
+        </w:rPr>
+        <w:t>創世記29:28</w:t>
+      </w:r>
+    </w:p>
+    <w:p>
+      <w:pPr>
+        <w:pStyle w:val="ListBullet"/>
+        <w:spacing w:line="240" w:lineRule="auto"/>
+        <w:ind w:left="720"/>
+      </w:pPr>
+      <w:r>
+        <w:rPr>
+          <w:lang w:val="zh_TW" w:bidi="zh_TW"/>
+        </w:rPr>
+      </w:r>
+      <w:r>
+        <w:rPr>
+          <w:lang w:val="zh_TW" w:bidi="zh_TW"/>
+        </w:rPr>
+        <w:t>創世記31:6</w:t>
+      </w:r>
+    </w:p>
+    <w:p>
+      <w:pPr>
+        <w:pStyle w:val="ListBullet"/>
+        <w:spacing w:line="240" w:lineRule="auto"/>
+        <w:ind w:left="720"/>
+      </w:pPr>
+      <w:r>
+        <w:rPr>
+          <w:lang w:val="zh_TW" w:bidi="zh_TW"/>
+        </w:rPr>
+      </w:r>
+      <w:r>
+        <w:rPr>
+          <w:lang w:val="zh_TW" w:bidi="zh_TW"/>
+        </w:rPr>
+        <w:t>路得記4:11</w:t>
+      </w:r>
+    </w:p>
+    <w:p>
+      <w:pPr>
+        <w:pStyle w:val="Heading3"/>
+      </w:pPr>
+      <w:r>
+        <w:rPr>
+          <w:lang w:val="zh_TW" w:bidi="zh_TW"/>
+        </w:rPr>
+        <w:t>原文參照：</w:t>
+      </w:r>
+    </w:p>
+    <w:p>
+      <w:pPr>
+        <w:pStyle w:val="ListBullet"/>
+        <w:spacing w:line="240" w:lineRule="auto"/>
+        <w:ind w:left="720"/>
+      </w:pPr>
+      <w:r>
+        <w:rPr>
+          <w:lang w:val="zh_TW" w:bidi="zh_TW"/>
+        </w:rPr>
+      </w:r>
+      <w:r>
+        <w:rPr>
+          <w:lang w:val="zh_TW" w:bidi="zh_TW"/>
+        </w:rPr>
+        <w:t>史特朗號：H3812</w:t>
+      </w:r>
+      <w:r>
+        <w:rPr>
+          <w:lang w:val="zh_TW" w:bidi="zh_TW"/>
+        </w:rPr>
+      </w:r>
+      <w:r>
+        <w:rPr>
+          <w:lang w:val="zh_TW" w:bidi="zh_TW"/>
+        </w:rPr>
+      </w:r>
+    </w:p>
+    <w:p>
+      <w:pPr/>
+      <w:r>
+        <w:rPr>
+          <w:lang w:val="zh_TW" w:bidi="zh_TW"/>
+        </w:rPr>
+      </w:r>
+    </w:p>
+    <w:p>
+      <w:pPr>
+        <w:pStyle w:val="Heading2"/>
+      </w:pPr>
+      <w:r>
+        <w:rPr>
+          <w:lang w:val="zh_TW" w:bidi="zh_TW"/>
+        </w:rPr>
+        <w:t>利益</w:t>
+      </w:r>
+      <w:r>
+        <w:rPr>
+          <w:lang w:val="zh_TW" w:bidi="zh_TW"/>
+        </w:rPr>
+      </w:r>
+    </w:p>
+    <w:p>
+      <w:pPr>
+        <w:pStyle w:val="Heading3"/>
+      </w:pPr>
+      <w:r>
+        <w:rPr>
+          <w:lang w:val="zh_TW" w:bidi="zh_TW"/>
+        </w:rPr>
         <w:t>定義：</w:t>
       </w:r>
     </w:p>
@@ -820,79 +3213,69 @@
         <w:rPr>
           <w:lang w:val="zh_TW" w:bidi="zh_TW"/>
         </w:rPr>
-        <w:t>「離棄（forsake，動詞）」一詞意指拋棄某人或放棄某事。被「離棄（forsaken，形容詞）」的人是被他人拋棄或遺棄。</w:t>
-      </w:r>
-    </w:p>
-    <w:p>
-      <w:pPr>
-        <w:pStyle w:val="ListBullet"/>
-        <w:spacing w:line="240" w:lineRule="auto"/>
-        <w:ind w:left="720"/>
-      </w:pPr>
-      <w:r>
-        <w:rPr>
-          <w:lang w:val="zh_TW" w:bidi="zh_TW"/>
-        </w:rPr>
-      </w:r>
-      <w:r>
-        <w:rPr>
-          <w:lang w:val="zh_TW" w:bidi="zh_TW"/>
-        </w:rPr>
-        <w:t>當人們「離棄」神時，他們因不服從而對祂不忠。</w:t>
-      </w:r>
-    </w:p>
-    <w:p>
-      <w:pPr>
-        <w:pStyle w:val="ListBullet"/>
-        <w:spacing w:line="240" w:lineRule="auto"/>
-        <w:ind w:left="720"/>
-      </w:pPr>
-      <w:r>
-        <w:rPr>
-          <w:lang w:val="zh_TW" w:bidi="zh_TW"/>
-        </w:rPr>
-      </w:r>
-      <w:r>
-        <w:rPr>
-          <w:lang w:val="zh_TW" w:bidi="zh_TW"/>
-        </w:rPr>
-        <w:t>當神「離棄」人們時，祂停止幫助他們，並允許他們經歷痛苦，來讓他們回轉向祂。</w:t>
-      </w:r>
-    </w:p>
-    <w:p>
-      <w:pPr>
-        <w:pStyle w:val="ListBullet"/>
-        <w:spacing w:line="240" w:lineRule="auto"/>
-        <w:ind w:left="720"/>
-      </w:pPr>
-      <w:r>
-        <w:rPr>
-          <w:lang w:val="zh_TW" w:bidi="zh_TW"/>
-        </w:rPr>
-      </w:r>
-      <w:r>
-        <w:rPr>
-          <w:lang w:val="zh_TW" w:bidi="zh_TW"/>
-        </w:rPr>
-        <w:t>這個詞也可以意味著離棄事物，例如離棄或不遵守神的教導。</w:t>
-      </w:r>
-    </w:p>
-    <w:p>
-      <w:pPr>
-        <w:pStyle w:val="ListBullet"/>
-        <w:spacing w:line="240" w:lineRule="auto"/>
-        <w:ind w:left="720"/>
-      </w:pPr>
-      <w:r>
-        <w:rPr>
-          <w:lang w:val="zh_TW" w:bidi="zh_TW"/>
-        </w:rPr>
-      </w:r>
-      <w:r>
-        <w:rPr>
-          <w:lang w:val="zh_TW" w:bidi="zh_TW"/>
-        </w:rPr>
-        <w:t>「離棄（形容詞）」這個詞可以用過去式來表達，如「他已經離棄了你」或指某人「被離棄」。</w:t>
+        <w:t>在這個意義上，「利益」和「有益的」這些詞語是指通過某些行動或行為獲得一些物質上的東西。如果某事能使某人賺取或獲得好的物質，那麼它對他們來說是「有益的」。</w:t>
+      </w:r>
+    </w:p>
+    <w:p>
+      <w:pPr>
+        <w:pStyle w:val="ListBullet"/>
+        <w:spacing w:line="240" w:lineRule="auto"/>
+        <w:ind w:left="720"/>
+      </w:pPr>
+      <w:r>
+        <w:rPr>
+          <w:lang w:val="zh_TW" w:bidi="zh_TW"/>
+        </w:rPr>
+      </w:r>
+      <w:r>
+        <w:rPr>
+          <w:lang w:val="zh_TW" w:bidi="zh_TW"/>
+        </w:rPr>
+        <w:t>更具體地說，「利益」一詞通常指從經商中獲得的金錢。如果一個企業賺取的錢多於其支出的錢，則該企業是「有利可圖的」。</w:t>
+      </w:r>
+    </w:p>
+    <w:p>
+      <w:pPr>
+        <w:pStyle w:val="ListBullet"/>
+        <w:spacing w:line="240" w:lineRule="auto"/>
+        <w:ind w:left="720"/>
+      </w:pPr>
+      <w:r>
+        <w:rPr>
+          <w:lang w:val="zh_TW" w:bidi="zh_TW"/>
+        </w:rPr>
+      </w:r>
+      <w:r>
+        <w:rPr>
+          <w:lang w:val="zh_TW" w:bidi="zh_TW"/>
+        </w:rPr>
+        <w:t>行動是「有利可圖的」，如果它們能為人帶來物質上的收益。</w:t>
+      </w:r>
+    </w:p>
+    <w:p>
+      <w:pPr/>
+      <w:r>
+        <w:rPr>
+          <w:lang w:val="zh_TW" w:bidi="zh_TW"/>
+        </w:rPr>
+      </w:r>
+      <w:r>
+        <w:rPr>
+          <w:lang w:val="zh_TW" w:bidi="zh_TW"/>
+        </w:rPr>
+        <w:t>（另見：值得、</w:t>
+      </w:r>
+      <w:r>
+        <w:rPr>
+          <w:lang w:val="zh_TW" w:bidi="zh_TW"/>
+        </w:rPr>
+        <w:t>屬靈的益處</w:t>
+      </w:r>
+      <w:r>
+        <w:rPr>
+          <w:lang w:val="zh_TW" w:bidi="zh_TW"/>
+        </w:rPr>
+        <w:t>）</w:t>
       </w:r>
     </w:p>
     <w:p>
@@ -921,61 +3304,131 @@
         <w:rPr>
           <w:lang w:val="zh_TW" w:bidi="zh_TW"/>
         </w:rPr>
-        <w:t>其它翻譯此術語的方式可以根據上下文翻譯為「拋棄」或「忽視」或「放棄」或「遠離」或「留下」。</w:t>
-      </w:r>
-    </w:p>
-    <w:p>
-      <w:pPr>
-        <w:pStyle w:val="ListBullet"/>
-        <w:spacing w:line="240" w:lineRule="auto"/>
-        <w:ind w:left="720"/>
-      </w:pPr>
-      <w:r>
-        <w:rPr>
-          <w:lang w:val="zh_TW" w:bidi="zh_TW"/>
-        </w:rPr>
-      </w:r>
-      <w:r>
-        <w:rPr>
-          <w:lang w:val="zh_TW" w:bidi="zh_TW"/>
-        </w:rPr>
-        <w:t>「離棄」神的律法可以翻譯為「不遵守神的律法」。這也可以翻譯為「拋棄」或「放棄」或「不再遵守」祂的教導或律法。</w:t>
-      </w:r>
-    </w:p>
-    <w:p>
-      <w:pPr>
-        <w:pStyle w:val="ListBullet"/>
-        <w:spacing w:line="240" w:lineRule="auto"/>
-        <w:ind w:left="720"/>
-      </w:pPr>
-      <w:r>
-        <w:rPr>
-          <w:lang w:val="zh_TW" w:bidi="zh_TW"/>
-        </w:rPr>
-      </w:r>
-      <w:r>
-        <w:rPr>
-          <w:lang w:val="zh_TW" w:bidi="zh_TW"/>
-        </w:rPr>
-        <w:t>「被離棄」這個詞可以翻譯為「被拋棄」或「被遺棄」。</w:t>
-      </w:r>
-    </w:p>
-    <w:p>
-      <w:pPr>
-        <w:pStyle w:val="ListBullet"/>
-        <w:spacing w:line="240" w:lineRule="auto"/>
-        <w:ind w:left="720"/>
-      </w:pPr>
-      <w:r>
-        <w:rPr>
-          <w:lang w:val="zh_TW" w:bidi="zh_TW"/>
-        </w:rPr>
-      </w:r>
-      <w:r>
-        <w:rPr>
-          <w:lang w:val="zh_TW" w:bidi="zh_TW"/>
-        </w:rPr>
-        <w:t>根據經文描述的對象是人還是事物，翻譯時最好使用不同的詞語，以更清楚表達意思。</w:t>
+        <w:t>根據上下文，「有益」一詞也可以翻譯為「得著」、「幫助」或「賺取」。</w:t>
+      </w:r>
+    </w:p>
+    <w:p>
+      <w:pPr>
+        <w:pStyle w:val="ListBullet"/>
+        <w:spacing w:line="240" w:lineRule="auto"/>
+        <w:ind w:left="720"/>
+      </w:pPr>
+      <w:r>
+        <w:rPr>
+          <w:lang w:val="zh_TW" w:bidi="zh_TW"/>
+        </w:rPr>
+      </w:r>
+      <w:r>
+        <w:rPr>
+          <w:lang w:val="zh_TW" w:bidi="zh_TW"/>
+        </w:rPr>
+        <w:t>根據上下文，「利益」一詞在指工作所得的工資時，可以翻譯為「工資」。</w:t>
+      </w:r>
+    </w:p>
+    <w:p>
+      <w:pPr>
+        <w:pStyle w:val="ListBullet"/>
+        <w:spacing w:line="240" w:lineRule="auto"/>
+        <w:ind w:left="720"/>
+      </w:pPr>
+      <w:r>
+        <w:rPr>
+          <w:lang w:val="zh_TW" w:bidi="zh_TW"/>
+        </w:rPr>
+      </w:r>
+      <w:r>
+        <w:rPr>
+          <w:lang w:val="zh_TW" w:bidi="zh_TW"/>
+        </w:rPr>
+        <w:t>「有益」這個詞可以翻譯為「有用」、「有利」或「有幫助」。</w:t>
+      </w:r>
+    </w:p>
+    <w:p>
+      <w:pPr>
+        <w:pStyle w:val="ListBullet"/>
+        <w:spacing w:line="240" w:lineRule="auto"/>
+        <w:ind w:left="720"/>
+      </w:pPr>
+      <w:r>
+        <w:rPr>
+          <w:lang w:val="zh_TW" w:bidi="zh_TW"/>
+        </w:rPr>
+      </w:r>
+      <w:r>
+        <w:rPr>
+          <w:lang w:val="zh_TW" w:bidi="zh_TW"/>
+        </w:rPr>
+        <w:t>「獲利」一詞可以翻譯為「獲得」。</w:t>
+      </w:r>
+    </w:p>
+    <w:p>
+      <w:pPr>
+        <w:pStyle w:val="ListBullet"/>
+        <w:spacing w:line="240" w:lineRule="auto"/>
+        <w:ind w:left="720"/>
+      </w:pPr>
+      <w:r>
+        <w:rPr>
+          <w:lang w:val="zh_TW" w:bidi="zh_TW"/>
+        </w:rPr>
+      </w:r>
+      <w:r>
+        <w:rPr>
+          <w:lang w:val="zh_TW" w:bidi="zh_TW"/>
+        </w:rPr>
+        <w:t>「從……中獲利」可以翻譯為「從……中受益」或「從……中賺錢」。</w:t>
+      </w:r>
+    </w:p>
+    <w:p>
+      <w:pPr>
+        <w:pStyle w:val="ListBullet"/>
+        <w:spacing w:line="240" w:lineRule="auto"/>
+        <w:ind w:left="720"/>
+      </w:pPr>
+      <w:r>
+        <w:rPr>
+          <w:lang w:val="zh_TW" w:bidi="zh_TW"/>
+        </w:rPr>
+      </w:r>
+      <w:r>
+        <w:rPr>
+          <w:lang w:val="zh_TW" w:bidi="zh_TW"/>
+        </w:rPr>
+        <w:t>在商業環境中，「利潤」可以翻譯為「賺得的錢」或「盈餘」或「額外的錢」。</w:t>
+      </w:r>
+      <w:r>
+        <w:rPr>
+          <w:lang w:val="zh_TW" w:bidi="zh_TW"/>
+        </w:rPr>
+      </w:r>
+      <w:r>
+        <w:rPr>
+          <w:lang w:val="zh_TW" w:bidi="zh_TW"/>
+        </w:rPr>
+      </w:r>
+    </w:p>
+    <w:p>
+      <w:pPr/>
+      <w:r>
+        <w:rPr>
+          <w:lang w:val="zh_TW" w:bidi="zh_TW"/>
+        </w:rPr>
+      </w:r>
+    </w:p>
+    <w:p>
+      <w:pPr>
+        <w:pStyle w:val="Heading2"/>
+      </w:pPr>
+      <w:r>
+        <w:rPr>
+          <w:lang w:val="zh_TW" w:bidi="zh_TW"/>
+        </w:rPr>
+        <w:t>利益-精神</w:t>
+      </w:r>
+      <w:r>
+        <w:rPr>
+          <w:lang w:val="zh_TW" w:bidi="zh_TW"/>
+        </w:rPr>
       </w:r>
     </w:p>
     <w:p>
@@ -986,172 +3439,7 @@
         <w:rPr>
           <w:lang w:val="zh_TW" w:bidi="zh_TW"/>
         </w:rPr>
-        <w:t>參考經文：</w:t>
-      </w:r>
-    </w:p>
-    <w:p>
-      <w:pPr>
-        <w:pStyle w:val="ListBullet"/>
-        <w:spacing w:line="240" w:lineRule="auto"/>
-        <w:ind w:left="720"/>
-      </w:pPr>
-      <w:r>
-        <w:rPr>
-          <w:lang w:val="zh_TW" w:bidi="zh_TW"/>
-        </w:rPr>
-      </w:r>
-      <w:r>
-        <w:rPr>
-          <w:lang w:val="zh_TW" w:bidi="zh_TW"/>
-        </w:rPr>
-        <w:t>列王紀上6:11–13</w:t>
-      </w:r>
-    </w:p>
-    <w:p>
-      <w:pPr>
-        <w:pStyle w:val="ListBullet"/>
-        <w:spacing w:line="240" w:lineRule="auto"/>
-        <w:ind w:left="720"/>
-      </w:pPr>
-      <w:r>
-        <w:rPr>
-          <w:lang w:val="zh_TW" w:bidi="zh_TW"/>
-        </w:rPr>
-      </w:r>
-      <w:r>
-        <w:rPr>
-          <w:lang w:val="zh_TW" w:bidi="zh_TW"/>
-        </w:rPr>
-        <w:t>但以理書11:29–30</w:t>
-      </w:r>
-    </w:p>
-    <w:p>
-      <w:pPr>
-        <w:pStyle w:val="ListBullet"/>
-        <w:spacing w:line="240" w:lineRule="auto"/>
-        <w:ind w:left="720"/>
-      </w:pPr>
-      <w:r>
-        <w:rPr>
-          <w:lang w:val="zh_TW" w:bidi="zh_TW"/>
-        </w:rPr>
-      </w:r>
-      <w:r>
-        <w:rPr>
-          <w:lang w:val="zh_TW" w:bidi="zh_TW"/>
-        </w:rPr>
-        <w:t>創世記24:27</w:t>
-      </w:r>
-    </w:p>
-    <w:p>
-      <w:pPr>
-        <w:pStyle w:val="ListBullet"/>
-        <w:spacing w:line="240" w:lineRule="auto"/>
-        <w:ind w:left="720"/>
-      </w:pPr>
-      <w:r>
-        <w:rPr>
-          <w:lang w:val="zh_TW" w:bidi="zh_TW"/>
-        </w:rPr>
-      </w:r>
-      <w:r>
-        <w:rPr>
-          <w:lang w:val="zh_TW" w:bidi="zh_TW"/>
-        </w:rPr>
-        <w:t>約書亞記24:16–18</w:t>
-      </w:r>
-    </w:p>
-    <w:p>
-      <w:pPr>
-        <w:pStyle w:val="ListBullet"/>
-        <w:spacing w:line="240" w:lineRule="auto"/>
-        <w:ind w:left="720"/>
-      </w:pPr>
-      <w:r>
-        <w:rPr>
-          <w:lang w:val="zh_TW" w:bidi="zh_TW"/>
-        </w:rPr>
-      </w:r>
-      <w:r>
-        <w:rPr>
-          <w:lang w:val="zh_TW" w:bidi="zh_TW"/>
-        </w:rPr>
-        <w:t>馬太福音27:45–47</w:t>
-      </w:r>
-    </w:p>
-    <w:p>
-      <w:pPr>
-        <w:pStyle w:val="ListBullet"/>
-        <w:spacing w:line="240" w:lineRule="auto"/>
-        <w:ind w:left="720"/>
-      </w:pPr>
-      <w:r>
-        <w:rPr>
-          <w:lang w:val="zh_TW" w:bidi="zh_TW"/>
-        </w:rPr>
-      </w:r>
-      <w:r>
-        <w:rPr>
-          <w:lang w:val="zh_TW" w:bidi="zh_TW"/>
-        </w:rPr>
-        <w:t>箴言27:9–10</w:t>
-      </w:r>
-    </w:p>
-    <w:p>
-      <w:pPr>
-        <w:pStyle w:val="ListBullet"/>
-        <w:spacing w:line="240" w:lineRule="auto"/>
-        <w:ind w:left="720"/>
-      </w:pPr>
-      <w:r>
-        <w:rPr>
-          <w:lang w:val="zh_TW" w:bidi="zh_TW"/>
-        </w:rPr>
-      </w:r>
-      <w:r>
-        <w:rPr>
-          <w:lang w:val="zh_TW" w:bidi="zh_TW"/>
-        </w:rPr>
-        <w:t>詩篇71:18</w:t>
-      </w:r>
-    </w:p>
-    <w:p>
-      <w:pPr>
-        <w:pStyle w:val="Heading3"/>
-      </w:pPr>
-      <w:r>
-        <w:rPr>
-          <w:lang w:val="zh_TW" w:bidi="zh_TW"/>
-        </w:rPr>
-        <w:t>原文參照：</w:t>
-      </w:r>
-    </w:p>
-    <w:p>
-      <w:pPr>
-        <w:pStyle w:val="ListBullet"/>
-        <w:spacing w:line="240" w:lineRule="auto"/>
-        <w:ind w:left="720"/>
-      </w:pPr>
-      <w:r>
-        <w:rPr>
-          <w:lang w:val="zh_TW" w:bidi="zh_TW"/>
-        </w:rPr>
-      </w:r>
-      <w:r>
-        <w:rPr>
-          <w:lang w:val="zh_TW" w:bidi="zh_TW"/>
-        </w:rPr>
-        <w:t>史特朗號：H0488，H2308，H5203，H5428，H5800，H5805，H7503，G06460，G06570，G08630，G14590，G26410</w:t>
-      </w:r>
-      <w:r>
-        <w:rPr>
-          <w:lang w:val="zh_TW" w:bidi="zh_TW"/>
-        </w:rPr>
-      </w:r>
-      <w:r>
-        <w:rPr>
-          <w:lang w:val="zh_TW" w:bidi="zh_TW"/>
-        </w:rPr>
+        <w:t>定義：</w:t>
       </w:r>
     </w:p>
     <w:p>
@@ -1161,32 +3449,11 @@
           <w:lang w:val="zh_TW" w:bidi="zh_TW"/>
         </w:rPr>
       </w:r>
-    </w:p>
-    <w:p>
-      <w:pPr>
-        <w:pStyle w:val="Heading2"/>
-      </w:pPr>
-      <w:r>
-        <w:rPr>
-          <w:lang w:val="zh_TW" w:bidi="zh_TW"/>
-        </w:rPr>
-        <w:t>理解</w:t>
-      </w:r>
-      <w:r>
-        <w:rPr>
-          <w:lang w:val="zh_TW" w:bidi="zh_TW"/>
-        </w:rPr>
-      </w:r>
-    </w:p>
-    <w:p>
-      <w:pPr>
-        <w:pStyle w:val="Heading3"/>
-      </w:pPr>
-      <w:r>
-        <w:rPr>
-          <w:lang w:val="zh_TW" w:bidi="zh_TW"/>
-        </w:rPr>
-        <w:t>定義：</w:t>
+      <w:r>
+        <w:rPr>
+          <w:lang w:val="zh_TW" w:bidi="zh_TW"/>
+        </w:rPr>
+        <w:t>在屬靈意義上，詞語「利益」和「有益」指的是通過自己或他人進行某些行動時，而獲得屬靈上的益處。</w:t>
       </w:r>
     </w:p>
     <w:p>
@@ -1200,97 +3467,43 @@
         <w:rPr>
           <w:lang w:val="zh_TW" w:bidi="zh_TW"/>
         </w:rPr>
-        <w:t>「理解」一詞是指聽到或接收到信息並知道其含義。</w:t>
-      </w:r>
-    </w:p>
-    <w:p>
-      <w:pPr>
-        <w:pStyle w:val="ListBullet"/>
-        <w:spacing w:line="240" w:lineRule="auto"/>
-        <w:ind w:left="720"/>
-      </w:pPr>
-      <w:r>
-        <w:rPr>
-          <w:lang w:val="zh_TW" w:bidi="zh_TW"/>
-        </w:rPr>
-      </w:r>
-      <w:r>
-        <w:rPr>
-          <w:lang w:val="zh_TW" w:bidi="zh_TW"/>
-        </w:rPr>
-        <w:t>「理解」一詞可以指「知識」或「智慧」或了解如何做某事。</w:t>
-      </w:r>
-    </w:p>
-    <w:p>
-      <w:pPr>
-        <w:pStyle w:val="ListBullet"/>
-        <w:spacing w:line="240" w:lineRule="auto"/>
-        <w:ind w:left="720"/>
-      </w:pPr>
-      <w:r>
-        <w:rPr>
-          <w:lang w:val="zh_TW" w:bidi="zh_TW"/>
-        </w:rPr>
-      </w:r>
-      <w:r>
-        <w:rPr>
-          <w:lang w:val="zh_TW" w:bidi="zh_TW"/>
-        </w:rPr>
-        <w:t>理解某人也可以表示說知道那個人的感受。</w:t>
-      </w:r>
-    </w:p>
-    <w:p>
-      <w:pPr>
-        <w:pStyle w:val="ListBullet"/>
-        <w:spacing w:line="240" w:lineRule="auto"/>
-        <w:ind w:left="720"/>
-      </w:pPr>
-      <w:r>
-        <w:rPr>
-          <w:lang w:val="zh_TW" w:bidi="zh_TW"/>
-        </w:rPr>
-      </w:r>
-      <w:r>
-        <w:rPr>
-          <w:lang w:val="zh_TW" w:bidi="zh_TW"/>
-        </w:rPr>
-        <w:t>當耶穌在往以馬忤斯的路上行走時，使徒明白了有關彌賽亞的經文的意義。</w:t>
-      </w:r>
-    </w:p>
-    <w:p>
-      <w:pPr>
-        <w:pStyle w:val="ListBullet"/>
-        <w:spacing w:line="240" w:lineRule="auto"/>
-        <w:ind w:left="720"/>
-      </w:pPr>
-      <w:r>
-        <w:rPr>
-          <w:lang w:val="zh_TW" w:bidi="zh_TW"/>
-        </w:rPr>
-      </w:r>
-      <w:r>
-        <w:rPr>
-          <w:lang w:val="zh_TW" w:bidi="zh_TW"/>
-        </w:rPr>
-        <w:t>根據上下文，「理解」一詞可以翻譯為「知道」或「相信」或「領會」或「知道（某事）的意思」。</w:t>
-      </w:r>
-    </w:p>
-    <w:p>
-      <w:pPr>
-        <w:pStyle w:val="ListBullet"/>
-        <w:spacing w:line="240" w:lineRule="auto"/>
-        <w:ind w:left="720"/>
-      </w:pPr>
-      <w:r>
-        <w:rPr>
-          <w:lang w:val="zh_TW" w:bidi="zh_TW"/>
-        </w:rPr>
-      </w:r>
-      <w:r>
-        <w:rPr>
-          <w:lang w:val="zh_TW" w:bidi="zh_TW"/>
-        </w:rPr>
-        <w:t>通常「理解」這個詞可以翻譯為「知識」或「智慧」或「洞察力」。</w:t>
+        <w:t>如果某事對某人是屬靈上「有益的」，那麼它就會帶給他們屬靈上的益處。</w:t>
+      </w:r>
+    </w:p>
+    <w:p>
+      <w:pPr>
+        <w:pStyle w:val="ListBullet"/>
+        <w:spacing w:line="240" w:lineRule="auto"/>
+        <w:ind w:left="720"/>
+      </w:pPr>
+      <w:r>
+        <w:rPr>
+          <w:lang w:val="zh_TW" w:bidi="zh_TW"/>
+        </w:rPr>
+      </w:r>
+      <w:r>
+        <w:rPr>
+          <w:lang w:val="zh_TW" w:bidi="zh_TW"/>
+        </w:rPr>
+        <w:t>行為若能取悅神，並使該人和他人獲得屬靈上的益處，則在屬靈上是有益的。</w:t>
+      </w:r>
+    </w:p>
+    <w:p>
+      <w:pPr>
+        <w:pStyle w:val="ListBullet"/>
+        <w:spacing w:line="240" w:lineRule="auto"/>
+        <w:ind w:left="720"/>
+      </w:pPr>
+      <w:r>
+        <w:rPr>
+          <w:lang w:val="zh_TW" w:bidi="zh_TW"/>
+        </w:rPr>
+      </w:r>
+      <w:r>
+        <w:rPr>
+          <w:lang w:val="zh_TW" w:bidi="zh_TW"/>
+        </w:rPr>
+        <w:t>提摩太後書三章16節說所有的經文都是「有益的」，「使人歸正和教導人學義」，意味著聖經的教導對於教導人按照神的旨意生活是有幫助的。</w:t>
       </w:r>
     </w:p>
     <w:p>
@@ -1304,201 +3517,61 @@
         <w:rPr>
           <w:lang w:val="zh_TW" w:bidi="zh_TW"/>
         </w:rPr>
-        <w:t>（另見：</w:t>
-      </w:r>
-      <w:r>
-        <w:rPr>
-          <w:lang w:val="zh_TW" w:bidi="zh_TW"/>
-        </w:rPr>
-        <w:t>相信</w:t>
-      </w:r>
-      <w:r>
-        <w:rPr>
-          <w:lang w:val="zh_TW" w:bidi="zh_TW"/>
-        </w:rPr>
-        <w:t>、</w:t>
-      </w:r>
-      <w:r>
-        <w:rPr>
-          <w:lang w:val="zh_TW" w:bidi="zh_TW"/>
-        </w:rPr>
-        <w:t>知道</w:t>
-      </w:r>
-      <w:r>
-        <w:rPr>
-          <w:lang w:val="zh_TW" w:bidi="zh_TW"/>
-        </w:rPr>
-        <w:t>、</w:t>
-      </w:r>
-      <w:r>
-        <w:rPr>
-          <w:lang w:val="zh_TW" w:bidi="zh_TW"/>
-        </w:rPr>
-        <w:t>智慧</w:t>
-      </w:r>
-      <w:r>
-        <w:rPr>
-          <w:lang w:val="zh_TW" w:bidi="zh_TW"/>
-        </w:rPr>
-        <w:t>）</w:t>
-      </w:r>
-    </w:p>
-    <w:p>
-      <w:pPr>
-        <w:pStyle w:val="Heading3"/>
-      </w:pPr>
-      <w:r>
-        <w:rPr>
-          <w:lang w:val="zh_TW" w:bidi="zh_TW"/>
-        </w:rPr>
-        <w:t>參考經文：</w:t>
-      </w:r>
-    </w:p>
-    <w:p>
-      <w:pPr>
-        <w:pStyle w:val="ListBullet"/>
-        <w:spacing w:line="240" w:lineRule="auto"/>
-        <w:ind w:left="720"/>
-      </w:pPr>
-      <w:r>
-        <w:rPr>
-          <w:lang w:val="zh_TW" w:bidi="zh_TW"/>
-        </w:rPr>
-      </w:r>
-      <w:r>
-        <w:rPr>
-          <w:lang w:val="zh_TW" w:bidi="zh_TW"/>
-        </w:rPr>
-        <w:t>約伯記34:16–17</w:t>
-      </w:r>
-    </w:p>
-    <w:p>
-      <w:pPr>
-        <w:pStyle w:val="ListBullet"/>
-        <w:spacing w:line="240" w:lineRule="auto"/>
-        <w:ind w:left="720"/>
-      </w:pPr>
-      <w:r>
-        <w:rPr>
-          <w:lang w:val="zh_TW" w:bidi="zh_TW"/>
-        </w:rPr>
-      </w:r>
-      <w:r>
-        <w:rPr>
-          <w:lang w:val="zh_TW" w:bidi="zh_TW"/>
-        </w:rPr>
-        <w:t>路加福音2:47</w:t>
-      </w:r>
-    </w:p>
-    <w:p>
-      <w:pPr>
-        <w:pStyle w:val="ListBullet"/>
-        <w:spacing w:line="240" w:lineRule="auto"/>
-        <w:ind w:left="720"/>
-      </w:pPr>
-      <w:r>
-        <w:rPr>
-          <w:lang w:val="zh_TW" w:bidi="zh_TW"/>
-        </w:rPr>
-      </w:r>
-      <w:r>
-        <w:rPr>
-          <w:lang w:val="zh_TW" w:bidi="zh_TW"/>
-        </w:rPr>
-        <w:t>路加福音8:10</w:t>
-      </w:r>
-    </w:p>
-    <w:p>
-      <w:pPr>
-        <w:pStyle w:val="ListBullet"/>
-        <w:spacing w:line="240" w:lineRule="auto"/>
-        <w:ind w:left="720"/>
-      </w:pPr>
-      <w:r>
-        <w:rPr>
-          <w:lang w:val="zh_TW" w:bidi="zh_TW"/>
-        </w:rPr>
-      </w:r>
-      <w:r>
-        <w:rPr>
-          <w:lang w:val="zh_TW" w:bidi="zh_TW"/>
-        </w:rPr>
-        <w:t>馬太福音13:12</w:t>
-      </w:r>
-    </w:p>
-    <w:p>
-      <w:pPr>
-        <w:pStyle w:val="ListBullet"/>
-        <w:spacing w:line="240" w:lineRule="auto"/>
-        <w:ind w:left="720"/>
-      </w:pPr>
-      <w:r>
-        <w:rPr>
-          <w:lang w:val="zh_TW" w:bidi="zh_TW"/>
-        </w:rPr>
-      </w:r>
-      <w:r>
-        <w:rPr>
-          <w:lang w:val="zh_TW" w:bidi="zh_TW"/>
-        </w:rPr>
-        <w:t>馬太福音13:14</w:t>
-      </w:r>
-    </w:p>
-    <w:p>
-      <w:pPr>
-        <w:pStyle w:val="ListBullet"/>
-        <w:spacing w:line="240" w:lineRule="auto"/>
-        <w:ind w:left="720"/>
-      </w:pPr>
-      <w:r>
-        <w:rPr>
-          <w:lang w:val="zh_TW" w:bidi="zh_TW"/>
-        </w:rPr>
-      </w:r>
-      <w:r>
-        <w:rPr>
-          <w:lang w:val="zh_TW" w:bidi="zh_TW"/>
-        </w:rPr>
-        <w:t>箴言3:5</w:t>
-      </w:r>
-    </w:p>
-    <w:p>
-      <w:pPr>
-        <w:pStyle w:val="Heading3"/>
-      </w:pPr>
-      <w:r>
-        <w:rPr>
-          <w:lang w:val="zh_TW" w:bidi="zh_TW"/>
-        </w:rPr>
-        <w:t>原文參照：</w:t>
-      </w:r>
-    </w:p>
-    <w:p>
-      <w:pPr>
-        <w:pStyle w:val="ListBullet"/>
-        <w:spacing w:line="240" w:lineRule="auto"/>
-        <w:ind w:left="720"/>
-      </w:pPr>
-      <w:r>
-        <w:rPr>
-          <w:lang w:val="zh_TW" w:bidi="zh_TW"/>
-        </w:rPr>
-      </w:r>
-      <w:r>
-        <w:rPr>
-          <w:lang w:val="zh_TW" w:bidi="zh_TW"/>
-        </w:rPr>
-        <w:t>史特朗號：H0995、H0998、H0999、H1847、H2940、H3045、H3820、H3824、H4486、H7200、H7919、H7922、H7924、H8085、H8394、G00500、G01450、G01910、G08010、G10970、G11080、G12710、G19210、G19220、G19870、G19900、G26570、G35390、G35630、G49070、G49080、G49200、G54240、G54280、G54290</w:t>
-      </w:r>
-      <w:r>
-        <w:rPr>
-          <w:lang w:val="zh_TW" w:bidi="zh_TW"/>
-        </w:rPr>
-      </w:r>
-      <w:r>
-        <w:rPr>
-          <w:lang w:val="zh_TW" w:bidi="zh_TW"/>
-        </w:rPr>
+        <w:t>此處「無益」一詞意指不具益處或幫助。</w:t>
+      </w:r>
+    </w:p>
+    <w:p>
+      <w:pPr>
+        <w:pStyle w:val="ListBullet"/>
+        <w:spacing w:line="240" w:lineRule="auto"/>
+        <w:ind w:left="720"/>
+      </w:pPr>
+      <w:r>
+        <w:rPr>
+          <w:lang w:val="zh_TW" w:bidi="zh_TW"/>
+        </w:rPr>
+      </w:r>
+      <w:r>
+        <w:rPr>
+          <w:lang w:val="zh_TW" w:bidi="zh_TW"/>
+        </w:rPr>
+        <w:t>這字面上的意思是沒有任何利益，或是無法幫助他人獲得任何有益的東西。</w:t>
+      </w:r>
+    </w:p>
+    <w:p>
+      <w:pPr>
+        <w:pStyle w:val="ListBullet"/>
+        <w:spacing w:line="240" w:lineRule="auto"/>
+        <w:ind w:left="720"/>
+      </w:pPr>
+      <w:r>
+        <w:rPr>
+          <w:lang w:val="zh_TW" w:bidi="zh_TW"/>
+        </w:rPr>
+      </w:r>
+      <w:r>
+        <w:rPr>
+          <w:lang w:val="zh_TW" w:bidi="zh_TW"/>
+        </w:rPr>
+        <w:t>屬靈上無益的事情不值得去做，因為它不討神喜悅，也不帶來任何屬靈的益處或獎賞。</w:t>
+      </w:r>
+    </w:p>
+    <w:p>
+      <w:pPr>
+        <w:pStyle w:val="ListBullet"/>
+        <w:spacing w:line="240" w:lineRule="auto"/>
+        <w:ind w:left="720"/>
+      </w:pPr>
+      <w:r>
+        <w:rPr>
+          <w:lang w:val="zh_TW" w:bidi="zh_TW"/>
+        </w:rPr>
+      </w:r>
+      <w:r>
+        <w:rPr>
+          <w:lang w:val="zh_TW" w:bidi="zh_TW"/>
+        </w:rPr>
+        <w:t>這可以翻譯為「無益」、「不有益」、「無價值」、「無用」或「沒有益處」。</w:t>
       </w:r>
     </w:p>
     <w:p>
@@ -1508,2120 +3581,11 @@
           <w:lang w:val="zh_TW" w:bidi="zh_TW"/>
         </w:rPr>
       </w:r>
-    </w:p>
-    <w:p>
-      <w:pPr>
-        <w:pStyle w:val="Heading2"/>
-      </w:pPr>
-      <w:r>
-        <w:rPr>
-          <w:lang w:val="zh_TW" w:bidi="zh_TW"/>
-        </w:rPr>
-        <w:t>利百加</w:t>
-      </w:r>
-      <w:r>
-        <w:rPr>
-          <w:lang w:val="zh_TW" w:bidi="zh_TW"/>
-        </w:rPr>
-      </w:r>
-    </w:p>
-    <w:p>
-      <w:pPr>
-        <w:pStyle w:val="Heading3"/>
-      </w:pPr>
-      <w:r>
-        <w:rPr>
-          <w:lang w:val="zh_TW" w:bidi="zh_TW"/>
-        </w:rPr>
-        <w:t>史實：</w:t>
-      </w:r>
-    </w:p>
-    <w:p>
-      <w:pPr/>
-      <w:r>
-        <w:rPr>
-          <w:lang w:val="zh_TW" w:bidi="zh_TW"/>
-        </w:rPr>
-      </w:r>
-      <w:r>
-        <w:rPr>
-          <w:lang w:val="zh_TW" w:bidi="zh_TW"/>
-        </w:rPr>
-        <w:t>利百加是亞伯拉罕的兄弟拿鶴的孫女。</w:t>
-      </w:r>
-    </w:p>
-    <w:p>
-      <w:pPr>
-        <w:pStyle w:val="ListBullet"/>
-        <w:spacing w:line="240" w:lineRule="auto"/>
-        <w:ind w:left="720"/>
-      </w:pPr>
-      <w:r>
-        <w:rPr>
-          <w:lang w:val="zh_TW" w:bidi="zh_TW"/>
-        </w:rPr>
-      </w:r>
-      <w:r>
-        <w:rPr>
-          <w:lang w:val="zh_TW" w:bidi="zh_TW"/>
-        </w:rPr>
-        <w:t>神揀選利百加成為亞伯拉罕的兒子以撒的妻子。</w:t>
-      </w:r>
-    </w:p>
-    <w:p>
-      <w:pPr>
-        <w:pStyle w:val="ListBullet"/>
-        <w:spacing w:line="240" w:lineRule="auto"/>
-        <w:ind w:left="720"/>
-      </w:pPr>
-      <w:r>
-        <w:rPr>
-          <w:lang w:val="zh_TW" w:bidi="zh_TW"/>
-        </w:rPr>
-      </w:r>
-      <w:r>
-        <w:rPr>
-          <w:lang w:val="zh_TW" w:bidi="zh_TW"/>
-        </w:rPr>
-        <w:t>利百加離開她居住的</w:t>
-      </w:r>
-      <w:r>
-        <w:rPr>
-          <w:lang w:val="zh_TW" w:bidi="zh_TW"/>
-        </w:rPr>
-        <w:t>美索不達米亞</w:t>
-      </w:r>
-      <w:r>
-        <w:rPr>
-          <w:lang w:val="zh_TW" w:bidi="zh_TW"/>
-        </w:rPr>
-        <w:t>地區，跟隨亞伯拉罕的僕人前往以撒居住的南地。</w:t>
-      </w:r>
-    </w:p>
-    <w:p>
-      <w:pPr>
-        <w:pStyle w:val="ListBullet"/>
-        <w:spacing w:line="240" w:lineRule="auto"/>
-        <w:ind w:left="720"/>
-      </w:pPr>
-      <w:r>
-        <w:rPr>
-          <w:lang w:val="zh_TW" w:bidi="zh_TW"/>
-        </w:rPr>
-      </w:r>
-      <w:r>
-        <w:rPr>
-          <w:lang w:val="zh_TW" w:bidi="zh_TW"/>
-        </w:rPr>
-        <w:t>利百加很長時間都不生育，但最終神賜給她雙胞胎，以掃和雅各。</w:t>
-      </w:r>
-    </w:p>
-    <w:p>
-      <w:pPr/>
-      <w:r>
-        <w:rPr>
-          <w:lang w:val="zh_TW" w:bidi="zh_TW"/>
-        </w:rPr>
-      </w:r>
-      <w:r>
-        <w:rPr>
-          <w:lang w:val="zh_TW" w:bidi="zh_TW"/>
-        </w:rPr>
-        <w:t>（翻譯相關建議：如何翻譯名字）</w:t>
-      </w:r>
-    </w:p>
-    <w:p>
-      <w:pPr/>
-      <w:r>
-        <w:rPr>
-          <w:lang w:val="zh_TW" w:bidi="zh_TW"/>
-        </w:rPr>
-      </w:r>
-      <w:r>
-        <w:rPr>
-          <w:lang w:val="zh_TW" w:bidi="zh_TW"/>
-        </w:rPr>
-        <w:t>（另見：</w:t>
-      </w:r>
-      <w:r>
-        <w:rPr>
-          <w:lang w:val="zh_TW" w:bidi="zh_TW"/>
-        </w:rPr>
-        <w:t>亞伯拉罕</w:t>
-      </w:r>
-      <w:r>
-        <w:rPr>
-          <w:lang w:val="zh_TW" w:bidi="zh_TW"/>
-        </w:rPr>
-        <w:t>、</w:t>
-      </w:r>
-      <w:r>
-        <w:rPr>
-          <w:lang w:val="zh_TW" w:bidi="zh_TW"/>
-        </w:rPr>
-        <w:t>亞蘭</w:t>
-      </w:r>
-      <w:r>
-        <w:rPr>
-          <w:lang w:val="zh_TW" w:bidi="zh_TW"/>
-        </w:rPr>
-        <w:t>、</w:t>
-      </w:r>
-      <w:r>
-        <w:rPr>
-          <w:lang w:val="zh_TW" w:bidi="zh_TW"/>
-        </w:rPr>
-        <w:t>以掃</w:t>
-      </w:r>
-      <w:r>
-        <w:rPr>
-          <w:lang w:val="zh_TW" w:bidi="zh_TW"/>
-        </w:rPr>
-        <w:t>、</w:t>
-      </w:r>
-      <w:r>
-        <w:rPr>
-          <w:lang w:val="zh_TW" w:bidi="zh_TW"/>
-        </w:rPr>
-        <w:t>以撒</w:t>
-      </w:r>
-      <w:r>
-        <w:rPr>
-          <w:lang w:val="zh_TW" w:bidi="zh_TW"/>
-        </w:rPr>
-        <w:t>、</w:t>
-      </w:r>
-      <w:r>
-        <w:rPr>
-          <w:lang w:val="zh_TW" w:bidi="zh_TW"/>
-        </w:rPr>
-        <w:t>雅各</w:t>
-      </w:r>
-      <w:r>
-        <w:rPr>
-          <w:lang w:val="zh_TW" w:bidi="zh_TW"/>
-        </w:rPr>
-        <w:t>、</w:t>
-      </w:r>
-      <w:r>
-        <w:rPr>
-          <w:lang w:val="zh_TW" w:bidi="zh_TW"/>
-        </w:rPr>
-        <w:t>拿鶴</w:t>
-      </w:r>
-      <w:r>
-        <w:rPr>
-          <w:lang w:val="zh_TW" w:bidi="zh_TW"/>
-        </w:rPr>
-        <w:t>、</w:t>
-      </w:r>
-      <w:r>
-        <w:rPr>
-          <w:lang w:val="zh_TW" w:bidi="zh_TW"/>
-        </w:rPr>
-        <w:t>南地</w:t>
-      </w:r>
-      <w:r>
-        <w:rPr>
-          <w:lang w:val="zh_TW" w:bidi="zh_TW"/>
-        </w:rPr>
-        <w:t>）</w:t>
-      </w:r>
-    </w:p>
-    <w:p>
-      <w:pPr>
-        <w:pStyle w:val="Heading3"/>
-      </w:pPr>
-      <w:r>
-        <w:rPr>
-          <w:lang w:val="zh_TW" w:bidi="zh_TW"/>
-        </w:rPr>
-        <w:t>參考經文：</w:t>
-      </w:r>
-    </w:p>
-    <w:p>
-      <w:pPr>
-        <w:pStyle w:val="ListBullet"/>
-        <w:spacing w:line="240" w:lineRule="auto"/>
-        <w:ind w:left="720"/>
-      </w:pPr>
-      <w:r>
-        <w:rPr>
-          <w:lang w:val="zh_TW" w:bidi="zh_TW"/>
-        </w:rPr>
-      </w:r>
-      <w:r>
-        <w:rPr>
-          <w:lang w:val="zh_TW" w:bidi="zh_TW"/>
-        </w:rPr>
-        <w:t>創世記24:15</w:t>
-      </w:r>
-    </w:p>
-    <w:p>
-      <w:pPr>
-        <w:pStyle w:val="ListBullet"/>
-        <w:spacing w:line="240" w:lineRule="auto"/>
-        <w:ind w:left="720"/>
-      </w:pPr>
-      <w:r>
-        <w:rPr>
-          <w:lang w:val="zh_TW" w:bidi="zh_TW"/>
-        </w:rPr>
-      </w:r>
-      <w:r>
-        <w:rPr>
-          <w:lang w:val="zh_TW" w:bidi="zh_TW"/>
-        </w:rPr>
-        <w:t>創世記24:45</w:t>
-      </w:r>
-    </w:p>
-    <w:p>
-      <w:pPr>
-        <w:pStyle w:val="ListBullet"/>
-        <w:spacing w:line="240" w:lineRule="auto"/>
-        <w:ind w:left="720"/>
-      </w:pPr>
-      <w:r>
-        <w:rPr>
-          <w:lang w:val="zh_TW" w:bidi="zh_TW"/>
-        </w:rPr>
-      </w:r>
-      <w:r>
-        <w:rPr>
-          <w:lang w:val="zh_TW" w:bidi="zh_TW"/>
-        </w:rPr>
-        <w:t>創世記24:56</w:t>
-      </w:r>
-    </w:p>
-    <w:p>
-      <w:pPr>
-        <w:pStyle w:val="ListBullet"/>
-        <w:spacing w:line="240" w:lineRule="auto"/>
-        <w:ind w:left="720"/>
-      </w:pPr>
-      <w:r>
-        <w:rPr>
-          <w:lang w:val="zh_TW" w:bidi="zh_TW"/>
-        </w:rPr>
-      </w:r>
-      <w:r>
-        <w:rPr>
-          <w:lang w:val="zh_TW" w:bidi="zh_TW"/>
-        </w:rPr>
-        <w:t>創世記24:64</w:t>
-      </w:r>
-    </w:p>
-    <w:p>
-      <w:pPr>
-        <w:pStyle w:val="ListBullet"/>
-        <w:spacing w:line="240" w:lineRule="auto"/>
-        <w:ind w:left="720"/>
-      </w:pPr>
-      <w:r>
-        <w:rPr>
-          <w:lang w:val="zh_TW" w:bidi="zh_TW"/>
-        </w:rPr>
-      </w:r>
-      <w:r>
-        <w:rPr>
-          <w:lang w:val="zh_TW" w:bidi="zh_TW"/>
-        </w:rPr>
-        <w:t>創世記25:28</w:t>
-      </w:r>
-    </w:p>
-    <w:p>
-      <w:pPr>
-        <w:pStyle w:val="ListBullet"/>
-        <w:spacing w:line="240" w:lineRule="auto"/>
-        <w:ind w:left="720"/>
-      </w:pPr>
-      <w:r>
-        <w:rPr>
-          <w:lang w:val="zh_TW" w:bidi="zh_TW"/>
-        </w:rPr>
-      </w:r>
-      <w:r>
-        <w:rPr>
-          <w:lang w:val="zh_TW" w:bidi="zh_TW"/>
-        </w:rPr>
-        <w:t>創世記26:8</w:t>
-      </w:r>
-    </w:p>
-    <w:p>
-      <w:pPr>
-        <w:pStyle w:val="Heading3"/>
-      </w:pPr>
-      <w:r>
-        <w:rPr>
-          <w:lang w:val="zh_TW" w:bidi="zh_TW"/>
-        </w:rPr>
-        <w:t>聖經開卷故事集裡的例子</w:t>
-      </w:r>
-      <w:r>
-        <w:rPr>
-          <w:lang w:val="zh_TW" w:bidi="zh_TW"/>
-        </w:rPr>
-        <w:t>：</w:t>
-      </w:r>
-    </w:p>
-    <w:p>
-      <w:pPr>
-        <w:pStyle w:val="ListBullet"/>
-        <w:spacing w:line="240" w:lineRule="auto"/>
-        <w:ind w:left="720"/>
-      </w:pPr>
-      <w:r>
-        <w:rPr>
-          <w:lang w:val="zh_TW" w:bidi="zh_TW"/>
-        </w:rPr>
-      </w:r>
-      <w:r>
-        <w:rPr>
-          <w:b/>
-          <w:lang w:val="zh_TW" w:bidi="zh_TW"/>
-        </w:rPr>
-        <w:t>6:2</w:t>
-      </w:r>
-      <w:r>
-        <w:rPr>
-          <w:lang w:val="zh_TW" w:bidi="zh_TW"/>
-        </w:rPr>
-        <w:t xml:space="preserve"> 經過長途跋涉後，神把那僕人帶到</w:t>
-      </w:r>
-      <w:r>
-        <w:rPr>
-          <w:b/>
-          <w:lang w:val="zh_TW" w:bidi="zh_TW"/>
-        </w:rPr>
-        <w:t>利百加</w:t>
-      </w:r>
-      <w:r>
-        <w:rPr>
-          <w:lang w:val="zh_TW" w:bidi="zh_TW"/>
-        </w:rPr>
-        <w:t>那裡，她是亞伯拉罕兄弟的孫女。。</w:t>
-      </w:r>
-    </w:p>
-    <w:p>
-      <w:pPr>
-        <w:pStyle w:val="ListBullet"/>
-        <w:spacing w:line="240" w:lineRule="auto"/>
-        <w:ind w:left="720"/>
-      </w:pPr>
-      <w:r>
-        <w:rPr>
-          <w:lang w:val="zh_TW" w:bidi="zh_TW"/>
-        </w:rPr>
-      </w:r>
-      <w:r>
-        <w:rPr>
-          <w:b/>
-          <w:lang w:val="zh_TW" w:bidi="zh_TW"/>
-        </w:rPr>
-        <w:t>6:6</w:t>
-      </w:r>
-      <w:r>
-        <w:rPr>
-          <w:lang w:val="zh_TW" w:bidi="zh_TW"/>
-        </w:rPr>
-        <w:t xml:space="preserve"> </w:t>
-      </w:r>
-      <w:r>
-        <w:rPr>
-          <w:lang w:val="zh_TW" w:bidi="zh_TW"/>
-        </w:rPr>
-        <w:t>神對她說：「兩國將會從你腹中的兩個孩子身上出來</w:t>
-      </w:r>
-      <w:r>
-        <w:rPr>
-          <w:lang w:val="zh_TW" w:bidi="zh_TW"/>
-        </w:rPr>
-        <w:t>」。</w:t>
-      </w:r>
-    </w:p>
-    <w:p>
-      <w:pPr>
-        <w:pStyle w:val="ListBullet"/>
-        <w:spacing w:line="240" w:lineRule="auto"/>
-        <w:ind w:left="720"/>
-      </w:pPr>
-      <w:r>
-        <w:rPr>
-          <w:lang w:val="zh_TW" w:bidi="zh_TW"/>
-        </w:rPr>
-      </w:r>
-      <w:r>
-        <w:rPr>
-          <w:b/>
-          <w:lang w:val="zh_TW" w:bidi="zh_TW"/>
-        </w:rPr>
-        <w:t>7:1</w:t>
-      </w:r>
-      <w:r>
-        <w:rPr>
-          <w:lang w:val="zh_TW" w:bidi="zh_TW"/>
-        </w:rPr>
-        <w:t xml:space="preserve"> </w:t>
-      </w:r>
-      <w:r>
-        <w:rPr>
-          <w:lang w:val="zh_TW" w:bidi="zh_TW"/>
-        </w:rPr>
-        <w:t>孩子們日漸長大。</w:t>
-      </w:r>
-      <w:r>
-        <w:rPr>
-          <w:b/>
-          <w:lang w:val="zh_TW" w:bidi="zh_TW"/>
-        </w:rPr>
-        <w:t>利百加</w:t>
-      </w:r>
-      <w:r>
-        <w:rPr>
-          <w:lang w:val="zh_TW" w:bidi="zh_TW"/>
-        </w:rPr>
-        <w:t>愛雅各，但以撒愛以掃。</w:t>
-      </w:r>
-    </w:p>
-    <w:p>
-      <w:pPr>
-        <w:pStyle w:val="ListBullet"/>
-        <w:spacing w:line="240" w:lineRule="auto"/>
-        <w:ind w:left="720"/>
-      </w:pPr>
-      <w:r>
-        <w:rPr>
-          <w:lang w:val="zh_TW" w:bidi="zh_TW"/>
-        </w:rPr>
-      </w:r>
-      <w:r>
-        <w:rPr>
-          <w:b/>
-          <w:lang w:val="zh_TW" w:bidi="zh_TW"/>
-        </w:rPr>
-        <w:t>7:3</w:t>
-      </w:r>
-      <w:r>
-        <w:rPr>
-          <w:lang w:val="zh_TW" w:bidi="zh_TW"/>
-        </w:rPr>
-        <w:t xml:space="preserve"> </w:t>
-      </w:r>
-      <w:r>
-        <w:rPr>
-          <w:lang w:val="zh_TW" w:bidi="zh_TW"/>
-        </w:rPr>
-        <w:t>以撒想要把他的祝福給以掃，但在這之前，</w:t>
-      </w:r>
-      <w:r>
-        <w:rPr>
-          <w:b/>
-          <w:lang w:val="zh_TW" w:bidi="zh_TW"/>
-        </w:rPr>
-        <w:t>利百加</w:t>
-      </w:r>
-      <w:r>
-        <w:rPr>
-          <w:lang w:val="zh_TW" w:bidi="zh_TW"/>
-        </w:rPr>
-        <w:t>和雅各騙了他，雅各假裝成以掃。</w:t>
-      </w:r>
-    </w:p>
-    <w:p>
-      <w:pPr>
-        <w:pStyle w:val="ListBullet"/>
-        <w:spacing w:line="240" w:lineRule="auto"/>
-        <w:ind w:left="720"/>
-      </w:pPr>
-      <w:r>
-        <w:rPr>
-          <w:lang w:val="zh_TW" w:bidi="zh_TW"/>
-        </w:rPr>
-      </w:r>
-      <w:r>
-        <w:rPr>
-          <w:b/>
-          <w:lang w:val="zh_TW" w:bidi="zh_TW"/>
-        </w:rPr>
-        <w:t>7:6</w:t>
-      </w:r>
-      <w:r>
-        <w:rPr>
-          <w:lang w:val="zh_TW" w:bidi="zh_TW"/>
-        </w:rPr>
-        <w:t xml:space="preserve"> </w:t>
-      </w:r>
-      <w:r>
-        <w:rPr>
-          <w:b/>
-          <w:lang w:val="zh_TW" w:bidi="zh_TW"/>
-        </w:rPr>
-        <w:t>利百加</w:t>
-      </w:r>
-      <w:r>
-        <w:rPr>
-          <w:lang w:val="zh_TW" w:bidi="zh_TW"/>
-        </w:rPr>
-        <w:t>得知以掃的計劃後，她就和以撒安排雅各到很遠的地方與她的親戚同住。</w:t>
-      </w:r>
-    </w:p>
-    <w:p>
-      <w:pPr>
-        <w:pStyle w:val="Heading3"/>
-      </w:pPr>
-      <w:r>
-        <w:rPr>
-          <w:lang w:val="zh_TW" w:bidi="zh_TW"/>
-        </w:rPr>
-        <w:t>原文參照：</w:t>
-      </w:r>
-    </w:p>
-    <w:p>
-      <w:pPr>
-        <w:pStyle w:val="ListBullet"/>
-        <w:spacing w:line="240" w:lineRule="auto"/>
-        <w:ind w:left="720"/>
-      </w:pPr>
-      <w:r>
-        <w:rPr>
-          <w:lang w:val="zh_TW" w:bidi="zh_TW"/>
-        </w:rPr>
-      </w:r>
-      <w:r>
-        <w:rPr>
-          <w:lang w:val="zh_TW" w:bidi="zh_TW"/>
-        </w:rPr>
-        <w:t>史特朗號：H7259</w:t>
-      </w:r>
-      <w:r>
-        <w:rPr>
-          <w:lang w:val="zh_TW" w:bidi="zh_TW"/>
-        </w:rPr>
-      </w:r>
-      <w:r>
-        <w:rPr>
-          <w:lang w:val="zh_TW" w:bidi="zh_TW"/>
-        </w:rPr>
-      </w:r>
-    </w:p>
-    <w:p>
-      <w:pPr/>
-      <w:r>
-        <w:rPr>
-          <w:lang w:val="zh_TW" w:bidi="zh_TW"/>
-        </w:rPr>
-      </w:r>
-    </w:p>
-    <w:p>
-      <w:pPr>
-        <w:pStyle w:val="Heading2"/>
-      </w:pPr>
-      <w:r>
-        <w:rPr>
-          <w:lang w:val="zh_TW" w:bidi="zh_TW"/>
-        </w:rPr>
-        <w:t>利維坦</w:t>
-      </w:r>
-      <w:r>
-        <w:rPr>
-          <w:lang w:val="zh_TW" w:bidi="zh_TW"/>
-        </w:rPr>
-      </w:r>
-    </w:p>
-    <w:p>
-      <w:pPr>
-        <w:pStyle w:val="Heading3"/>
-      </w:pPr>
-      <w:r>
-        <w:rPr>
-          <w:lang w:val="zh_TW" w:bidi="zh_TW"/>
-        </w:rPr>
-        <w:t>定義：</w:t>
-      </w:r>
-    </w:p>
-    <w:p>
-      <w:pPr/>
-      <w:r>
-        <w:rPr>
-          <w:lang w:val="zh_TW" w:bidi="zh_TW"/>
-        </w:rPr>
-      </w:r>
-      <w:r>
-        <w:rPr>
-          <w:lang w:val="zh_TW" w:bidi="zh_TW"/>
-        </w:rPr>
-        <w:t>「利維坦（和合本譯為：鱷魚）」這個詞指的是一種非常巨大的已經滅絕了的動物，在舊約聖經最早的幾部著作中被提及，即約伯記、詩篇和以賽亞書。</w:t>
-      </w:r>
-    </w:p>
-    <w:p>
-      <w:pPr>
-        <w:pStyle w:val="ListBullet"/>
-        <w:spacing w:line="240" w:lineRule="auto"/>
-        <w:ind w:left="720"/>
-      </w:pPr>
-      <w:r>
-        <w:rPr>
-          <w:lang w:val="zh_TW" w:bidi="zh_TW"/>
-        </w:rPr>
-      </w:r>
-      <w:r>
-        <w:rPr>
-          <w:lang w:val="zh_TW" w:bidi="zh_TW"/>
-        </w:rPr>
-        <w:t>利維坦被描述為一種巨大、蛇形的生物，強壯而兇猛，能夠使周圍的水「沸騰」。對它的描述與恐龍相似。</w:t>
-      </w:r>
-    </w:p>
-    <w:p>
-      <w:pPr>
-        <w:pStyle w:val="ListBullet"/>
-        <w:spacing w:line="240" w:lineRule="auto"/>
-        <w:ind w:left="720"/>
-      </w:pPr>
-      <w:r>
-        <w:rPr>
-          <w:lang w:val="zh_TW" w:bidi="zh_TW"/>
-        </w:rPr>
-      </w:r>
-      <w:r>
-        <w:rPr>
-          <w:lang w:val="zh_TW" w:bidi="zh_TW"/>
-        </w:rPr>
-        <w:t>先知以賽亞稱利維坦為「滑行的蛇」。</w:t>
-      </w:r>
-    </w:p>
-    <w:p>
-      <w:pPr>
-        <w:pStyle w:val="ListBullet"/>
-        <w:spacing w:line="240" w:lineRule="auto"/>
-        <w:ind w:left="720"/>
-      </w:pPr>
-      <w:r>
-        <w:rPr>
-          <w:lang w:val="zh_TW" w:bidi="zh_TW"/>
-        </w:rPr>
-      </w:r>
-      <w:r>
-        <w:rPr>
-          <w:lang w:val="zh_TW" w:bidi="zh_TW"/>
-        </w:rPr>
-        <w:t>約伯從親身經歷中寫下了有關利未雅坦的內容，因此這種動物很可能在他的時代還存在。</w:t>
-      </w:r>
-    </w:p>
-    <w:p>
-      <w:pPr/>
-      <w:r>
-        <w:rPr>
-          <w:lang w:val="zh_TW" w:bidi="zh_TW"/>
-        </w:rPr>
-      </w:r>
-      <w:r>
-        <w:rPr>
-          <w:lang w:val="zh_TW" w:bidi="zh_TW"/>
-        </w:rPr>
-        <w:t>（翻譯相關建議：如何翻譯名字）</w:t>
-      </w:r>
-    </w:p>
-    <w:p>
-      <w:pPr/>
-      <w:r>
-        <w:rPr>
-          <w:lang w:val="zh_TW" w:bidi="zh_TW"/>
-        </w:rPr>
-      </w:r>
-      <w:r>
-        <w:rPr>
-          <w:lang w:val="zh_TW" w:bidi="zh_TW"/>
-        </w:rPr>
-        <w:t>（另見：</w:t>
-      </w:r>
-      <w:r>
-        <w:rPr>
-          <w:lang w:val="zh_TW" w:bidi="zh_TW"/>
-        </w:rPr>
-        <w:t>以賽亞書</w:t>
-      </w:r>
-      <w:r>
-        <w:rPr>
-          <w:lang w:val="zh_TW" w:bidi="zh_TW"/>
-        </w:rPr>
-        <w:t>，</w:t>
-      </w:r>
-      <w:r>
-        <w:rPr>
-          <w:lang w:val="zh_TW" w:bidi="zh_TW"/>
-        </w:rPr>
-        <w:t>約伯</w:t>
-      </w:r>
-      <w:r>
-        <w:rPr>
-          <w:lang w:val="zh_TW" w:bidi="zh_TW"/>
-        </w:rPr>
-        <w:t>，</w:t>
-      </w:r>
-      <w:r>
-        <w:rPr>
-          <w:lang w:val="zh_TW" w:bidi="zh_TW"/>
-        </w:rPr>
-        <w:t>蛇</w:t>
-      </w:r>
-      <w:r>
-        <w:rPr>
-          <w:lang w:val="zh_TW" w:bidi="zh_TW"/>
-        </w:rPr>
-        <w:t>）</w:t>
-      </w:r>
-    </w:p>
-    <w:p>
-      <w:pPr>
-        <w:pStyle w:val="Heading3"/>
-      </w:pPr>
-      <w:r>
-        <w:rPr>
-          <w:lang w:val="zh_TW" w:bidi="zh_TW"/>
-        </w:rPr>
-        <w:t>參考經文：</w:t>
-      </w:r>
-    </w:p>
-    <w:p>
-      <w:pPr>
-        <w:pStyle w:val="ListBullet"/>
-        <w:spacing w:line="240" w:lineRule="auto"/>
-        <w:ind w:left="720"/>
-      </w:pPr>
-      <w:r>
-        <w:rPr>
-          <w:lang w:val="zh_TW" w:bidi="zh_TW"/>
-        </w:rPr>
-      </w:r>
-      <w:r>
-        <w:rPr>
-          <w:lang w:val="zh_TW" w:bidi="zh_TW"/>
-        </w:rPr>
-        <w:t>約伯記3:8</w:t>
-      </w:r>
-    </w:p>
-    <w:p>
-      <w:pPr>
-        <w:pStyle w:val="ListBullet"/>
-        <w:spacing w:line="240" w:lineRule="auto"/>
-        <w:ind w:left="720"/>
-      </w:pPr>
-      <w:r>
-        <w:rPr>
-          <w:lang w:val="zh_TW" w:bidi="zh_TW"/>
-        </w:rPr>
-      </w:r>
-      <w:r>
-        <w:rPr>
-          <w:lang w:val="zh_TW" w:bidi="zh_TW"/>
-        </w:rPr>
-        <w:t>詩篇104:25–26</w:t>
-      </w:r>
-    </w:p>
-    <w:p>
-      <w:pPr>
-        <w:pStyle w:val="Heading3"/>
-      </w:pPr>
-      <w:r>
-        <w:rPr>
-          <w:lang w:val="zh_TW" w:bidi="zh_TW"/>
-        </w:rPr>
-        <w:t>原文參照：</w:t>
-      </w:r>
-    </w:p>
-    <w:p>
-      <w:pPr>
-        <w:pStyle w:val="ListBullet"/>
-        <w:spacing w:line="240" w:lineRule="auto"/>
-        <w:ind w:left="720"/>
-      </w:pPr>
-      <w:r>
-        <w:rPr>
-          <w:lang w:val="zh_TW" w:bidi="zh_TW"/>
-        </w:rPr>
-      </w:r>
-      <w:r>
-        <w:rPr>
-          <w:lang w:val="zh_TW" w:bidi="zh_TW"/>
-        </w:rPr>
-        <w:t>史特朗號：H3882</w:t>
-      </w:r>
-      <w:r>
-        <w:rPr>
-          <w:lang w:val="zh_TW" w:bidi="zh_TW"/>
-        </w:rPr>
-      </w:r>
-      <w:r>
-        <w:rPr>
-          <w:lang w:val="zh_TW" w:bidi="zh_TW"/>
-        </w:rPr>
-      </w:r>
-    </w:p>
-    <w:p>
-      <w:pPr/>
-      <w:r>
-        <w:rPr>
-          <w:lang w:val="zh_TW" w:bidi="zh_TW"/>
-        </w:rPr>
-      </w:r>
-    </w:p>
-    <w:p>
-      <w:pPr>
-        <w:pStyle w:val="Heading2"/>
-      </w:pPr>
-      <w:r>
-        <w:rPr>
-          <w:lang w:val="zh_TW" w:bidi="zh_TW"/>
-        </w:rPr>
-        <w:t>利未</w:t>
-      </w:r>
-      <w:r>
-        <w:rPr>
-          <w:lang w:val="zh_TW" w:bidi="zh_TW"/>
-        </w:rPr>
-      </w:r>
-    </w:p>
-    <w:p>
-      <w:pPr>
-        <w:pStyle w:val="Heading3"/>
-      </w:pPr>
-      <w:r>
-        <w:rPr>
-          <w:lang w:val="zh_TW" w:bidi="zh_TW"/>
-        </w:rPr>
-        <w:t>史實：</w:t>
-      </w:r>
-    </w:p>
-    <w:p>
-      <w:pPr/>
-      <w:r>
-        <w:rPr>
-          <w:lang w:val="zh_TW" w:bidi="zh_TW"/>
-        </w:rPr>
-      </w:r>
-      <w:r>
-        <w:rPr>
-          <w:lang w:val="zh_TW" w:bidi="zh_TW"/>
-        </w:rPr>
-        <w:t>利未是雅各的第三個兒子。他也是利亞的第三個兒子。他的後代成為以色列的支派之一。</w:t>
-      </w:r>
-    </w:p>
-    <w:p>
-      <w:pPr>
-        <w:pStyle w:val="ListBullet"/>
-        <w:spacing w:line="240" w:lineRule="auto"/>
-        <w:ind w:left="720"/>
-      </w:pPr>
-      <w:r>
-        <w:rPr>
-          <w:lang w:val="zh_TW" w:bidi="zh_TW"/>
-        </w:rPr>
-      </w:r>
-      <w:r>
-        <w:rPr>
-          <w:lang w:val="zh_TW" w:bidi="zh_TW"/>
-        </w:rPr>
-        <w:t>從他後裔而來的支派被稱為「利未支派」或「利未人」。</w:t>
-      </w:r>
-    </w:p>
-    <w:p>
-      <w:pPr>
-        <w:pStyle w:val="ListBullet"/>
-        <w:spacing w:line="240" w:lineRule="auto"/>
-        <w:ind w:left="720"/>
-      </w:pPr>
-      <w:r>
-        <w:rPr>
-          <w:lang w:val="zh_TW" w:bidi="zh_TW"/>
-        </w:rPr>
-      </w:r>
-      <w:r>
-        <w:rPr>
-          <w:lang w:val="zh_TW" w:bidi="zh_TW"/>
-        </w:rPr>
-        <w:t>利未這個名字與希伯來文中的「連接」一詞近似。</w:t>
-      </w:r>
-    </w:p>
-    <w:p>
-      <w:pPr>
-        <w:pStyle w:val="ListBullet"/>
-        <w:spacing w:line="240" w:lineRule="auto"/>
-        <w:ind w:left="720"/>
-      </w:pPr>
-      <w:r>
-        <w:rPr>
-          <w:lang w:val="zh_TW" w:bidi="zh_TW"/>
-        </w:rPr>
-      </w:r>
-      <w:r>
-        <w:rPr>
-          <w:lang w:val="zh_TW" w:bidi="zh_TW"/>
-        </w:rPr>
-        <w:t>與其它支派不同的是，利未支派並沒有在迦南地繼承一塊統一的土地。相反，他們繼承了分散在其它支派地區中的各個城市。</w:t>
-      </w:r>
-    </w:p>
-    <w:p>
-      <w:pPr>
-        <w:pStyle w:val="ListBullet"/>
-        <w:spacing w:line="240" w:lineRule="auto"/>
-        <w:ind w:left="720"/>
-      </w:pPr>
-      <w:r>
-        <w:rPr>
-          <w:lang w:val="zh_TW" w:bidi="zh_TW"/>
-        </w:rPr>
-      </w:r>
-      <w:r>
-        <w:rPr>
-          <w:lang w:val="zh_TW" w:bidi="zh_TW"/>
-        </w:rPr>
-        <w:t>利未支派負責照顧會幕（後來是聖殿）並進行宗教儀式，包括為以色列人獻祭和祈禱。</w:t>
-      </w:r>
-    </w:p>
-    <w:p>
-      <w:pPr>
-        <w:pStyle w:val="ListBullet"/>
-        <w:spacing w:line="240" w:lineRule="auto"/>
-        <w:ind w:left="720"/>
-      </w:pPr>
-      <w:r>
-        <w:rPr>
-          <w:lang w:val="zh_TW" w:bidi="zh_TW"/>
-        </w:rPr>
-      </w:r>
-      <w:r>
-        <w:rPr>
-          <w:lang w:val="zh_TW" w:bidi="zh_TW"/>
-        </w:rPr>
-        <w:t>在舊約中，「利未人」這個詞是否泛指利未的後裔，或是特指在聖殿中協助祭司的人，並不總是很清楚。</w:t>
-      </w:r>
-    </w:p>
-    <w:p>
-      <w:pPr>
-        <w:pStyle w:val="ListBullet"/>
-        <w:spacing w:line="240" w:lineRule="auto"/>
-        <w:ind w:left="720"/>
-      </w:pPr>
-      <w:r>
-        <w:rPr>
-          <w:lang w:val="zh_TW" w:bidi="zh_TW"/>
-        </w:rPr>
-      </w:r>
-      <w:r>
-        <w:rPr>
-          <w:lang w:val="zh_TW" w:bidi="zh_TW"/>
-        </w:rPr>
-        <w:t>舊約律法規定所有祭司都必須從利未支派中選出。利未人中的祭司被分別為聖出來，專門獻身於在聖殿中事奉神的特殊工作。</w:t>
-      </w:r>
-    </w:p>
-    <w:p>
-      <w:pPr>
-        <w:pStyle w:val="ListBullet"/>
-        <w:spacing w:line="240" w:lineRule="auto"/>
-        <w:ind w:left="720"/>
-      </w:pPr>
-      <w:r>
-        <w:rPr>
-          <w:lang w:val="zh_TW" w:bidi="zh_TW"/>
-        </w:rPr>
-      </w:r>
-      <w:r>
-        <w:rPr>
-          <w:lang w:val="zh_TW" w:bidi="zh_TW"/>
-        </w:rPr>
-        <w:t>另外有兩個名叫「利未」的人是耶穌的祖先。他們的名字列在路加福音的家譜中。</w:t>
-      </w:r>
-    </w:p>
-    <w:p>
-      <w:pPr>
-        <w:pStyle w:val="ListBullet"/>
-        <w:spacing w:line="240" w:lineRule="auto"/>
-        <w:ind w:left="720"/>
-      </w:pPr>
-      <w:r>
-        <w:rPr>
-          <w:lang w:val="zh_TW" w:bidi="zh_TW"/>
-        </w:rPr>
-      </w:r>
-      <w:r>
-        <w:rPr>
-          <w:lang w:val="zh_TW" w:bidi="zh_TW"/>
-        </w:rPr>
-        <w:t>耶穌的門徒馬太也被稱為利未。</w:t>
-      </w:r>
-    </w:p>
-    <w:p>
-      <w:pPr/>
-      <w:r>
-        <w:rPr>
-          <w:lang w:val="zh_TW" w:bidi="zh_TW"/>
-        </w:rPr>
-      </w:r>
-      <w:r>
-        <w:rPr>
-          <w:lang w:val="zh_TW" w:bidi="zh_TW"/>
-        </w:rPr>
-        <w:t>（另見：</w:t>
-      </w:r>
-      <w:r>
-        <w:rPr>
-          <w:lang w:val="zh_TW" w:bidi="zh_TW"/>
-        </w:rPr>
-        <w:t>以色列十二支派</w:t>
-      </w:r>
-      <w:r>
-        <w:rPr>
-          <w:lang w:val="zh_TW" w:bidi="zh_TW"/>
-        </w:rPr>
-        <w:t>，</w:t>
-      </w:r>
-      <w:r>
-        <w:rPr>
-          <w:lang w:val="zh_TW" w:bidi="zh_TW"/>
-        </w:rPr>
-        <w:t>祭司</w:t>
-      </w:r>
-      <w:r>
-        <w:rPr>
-          <w:lang w:val="zh_TW" w:bidi="zh_TW"/>
-        </w:rPr>
-        <w:t>，</w:t>
-      </w:r>
-      <w:r>
-        <w:rPr>
-          <w:lang w:val="zh_TW" w:bidi="zh_TW"/>
-        </w:rPr>
-        <w:t>獻祭</w:t>
-      </w:r>
-      <w:r>
-        <w:rPr>
-          <w:lang w:val="zh_TW" w:bidi="zh_TW"/>
-        </w:rPr>
-        <w:t>，</w:t>
-      </w:r>
-      <w:r>
-        <w:rPr>
-          <w:lang w:val="zh_TW" w:bidi="zh_TW"/>
-        </w:rPr>
-        <w:t>聖殿</w:t>
-      </w:r>
-      <w:r>
-        <w:rPr>
-          <w:lang w:val="zh_TW" w:bidi="zh_TW"/>
-        </w:rPr>
-        <w:t>，</w:t>
-      </w:r>
-      <w:r>
-        <w:rPr>
-          <w:lang w:val="zh_TW" w:bidi="zh_TW"/>
-        </w:rPr>
-        <w:t>雅各</w:t>
-      </w:r>
-      <w:r>
-        <w:rPr>
-          <w:lang w:val="zh_TW" w:bidi="zh_TW"/>
-        </w:rPr>
-        <w:t>，</w:t>
-      </w:r>
-      <w:r>
-        <w:rPr>
-          <w:lang w:val="zh_TW" w:bidi="zh_TW"/>
-        </w:rPr>
-        <w:t>利亞</w:t>
-      </w:r>
-      <w:r>
-        <w:rPr>
-          <w:lang w:val="zh_TW" w:bidi="zh_TW"/>
-        </w:rPr>
-        <w:t>，</w:t>
-      </w:r>
-      <w:r>
-        <w:rPr>
-          <w:lang w:val="zh_TW" w:bidi="zh_TW"/>
-        </w:rPr>
-        <w:t>馬太</w:t>
-      </w:r>
-      <w:r>
-        <w:rPr>
-          <w:lang w:val="zh_TW" w:bidi="zh_TW"/>
-        </w:rPr>
-        <w:t>）</w:t>
-      </w:r>
-    </w:p>
-    <w:p>
-      <w:pPr>
-        <w:pStyle w:val="Heading3"/>
-      </w:pPr>
-      <w:r>
-        <w:rPr>
-          <w:lang w:val="zh_TW" w:bidi="zh_TW"/>
-        </w:rPr>
-        <w:t>參考經文：</w:t>
-      </w:r>
-    </w:p>
-    <w:p>
-      <w:pPr>
-        <w:pStyle w:val="ListBullet"/>
-        <w:spacing w:line="240" w:lineRule="auto"/>
-        <w:ind w:left="720"/>
-      </w:pPr>
-      <w:r>
-        <w:rPr>
-          <w:lang w:val="zh_TW" w:bidi="zh_TW"/>
-        </w:rPr>
-      </w:r>
-      <w:r>
-        <w:rPr>
-          <w:lang w:val="zh_TW" w:bidi="zh_TW"/>
-        </w:rPr>
-        <w:t>歷代志上2:1–2</w:t>
-      </w:r>
-    </w:p>
-    <w:p>
-      <w:pPr>
-        <w:pStyle w:val="ListBullet"/>
-        <w:spacing w:line="240" w:lineRule="auto"/>
-        <w:ind w:left="720"/>
-      </w:pPr>
-      <w:r>
-        <w:rPr>
-          <w:lang w:val="zh_TW" w:bidi="zh_TW"/>
-        </w:rPr>
-      </w:r>
-      <w:r>
-        <w:rPr>
-          <w:lang w:val="zh_TW" w:bidi="zh_TW"/>
-        </w:rPr>
-        <w:t>列王紀上8:3–5</w:t>
-      </w:r>
-    </w:p>
-    <w:p>
-      <w:pPr>
-        <w:pStyle w:val="ListBullet"/>
-        <w:spacing w:line="240" w:lineRule="auto"/>
-        <w:ind w:left="720"/>
-      </w:pPr>
-      <w:r>
-        <w:rPr>
-          <w:lang w:val="zh_TW" w:bidi="zh_TW"/>
-        </w:rPr>
-      </w:r>
-      <w:r>
-        <w:rPr>
-          <w:lang w:val="zh_TW" w:bidi="zh_TW"/>
-        </w:rPr>
-        <w:t>使徒行傳4:36–37</w:t>
-      </w:r>
-    </w:p>
-    <w:p>
-      <w:pPr>
-        <w:pStyle w:val="ListBullet"/>
-        <w:spacing w:line="240" w:lineRule="auto"/>
-        <w:ind w:left="720"/>
-      </w:pPr>
-      <w:r>
-        <w:rPr>
-          <w:lang w:val="zh_TW" w:bidi="zh_TW"/>
-        </w:rPr>
-      </w:r>
-      <w:r>
-        <w:rPr>
-          <w:lang w:val="zh_TW" w:bidi="zh_TW"/>
-        </w:rPr>
-        <w:t>創世記29:34</w:t>
-      </w:r>
-    </w:p>
-    <w:p>
-      <w:pPr>
-        <w:pStyle w:val="ListBullet"/>
-        <w:spacing w:line="240" w:lineRule="auto"/>
-        <w:ind w:left="720"/>
-      </w:pPr>
-      <w:r>
-        <w:rPr>
-          <w:lang w:val="zh_TW" w:bidi="zh_TW"/>
-        </w:rPr>
-      </w:r>
-      <w:r>
-        <w:rPr>
-          <w:lang w:val="zh_TW" w:bidi="zh_TW"/>
-        </w:rPr>
-        <w:t>約翰福音1:19–21</w:t>
-      </w:r>
-    </w:p>
-    <w:p>
-      <w:pPr>
-        <w:pStyle w:val="ListBullet"/>
-        <w:spacing w:line="240" w:lineRule="auto"/>
-        <w:ind w:left="720"/>
-      </w:pPr>
-      <w:r>
-        <w:rPr>
-          <w:lang w:val="zh_TW" w:bidi="zh_TW"/>
-        </w:rPr>
-      </w:r>
-      <w:r>
-        <w:rPr>
-          <w:lang w:val="zh_TW" w:bidi="zh_TW"/>
-        </w:rPr>
-        <w:t>路加福音10:32</w:t>
-      </w:r>
-    </w:p>
-    <w:p>
-      <w:pPr>
-        <w:pStyle w:val="Heading3"/>
-      </w:pPr>
-      <w:r>
-        <w:rPr>
-          <w:lang w:val="zh_TW" w:bidi="zh_TW"/>
-        </w:rPr>
-        <w:t>原文參照：</w:t>
-      </w:r>
-    </w:p>
-    <w:p>
-      <w:pPr>
-        <w:pStyle w:val="ListBullet"/>
-        <w:spacing w:line="240" w:lineRule="auto"/>
-        <w:ind w:left="720"/>
-      </w:pPr>
-      <w:r>
-        <w:rPr>
-          <w:lang w:val="zh_TW" w:bidi="zh_TW"/>
-        </w:rPr>
-      </w:r>
-      <w:r>
-        <w:rPr>
-          <w:lang w:val="zh_TW" w:bidi="zh_TW"/>
-        </w:rPr>
-        <w:t>史特朗號：H3878，H3879，H3881，G30170，G30180，G30190，G30200</w:t>
-      </w:r>
-      <w:r>
-        <w:rPr>
-          <w:lang w:val="zh_TW" w:bidi="zh_TW"/>
-        </w:rPr>
-      </w:r>
-      <w:r>
-        <w:rPr>
-          <w:lang w:val="zh_TW" w:bidi="zh_TW"/>
-        </w:rPr>
-      </w:r>
-    </w:p>
-    <w:p>
-      <w:pPr/>
-      <w:r>
-        <w:rPr>
-          <w:lang w:val="zh_TW" w:bidi="zh_TW"/>
-        </w:rPr>
-      </w:r>
-    </w:p>
-    <w:p>
-      <w:pPr>
-        <w:pStyle w:val="Heading2"/>
-      </w:pPr>
-      <w:r>
-        <w:rPr>
-          <w:lang w:val="zh_TW" w:bidi="zh_TW"/>
-        </w:rPr>
-        <w:t>利亞</w:t>
-      </w:r>
-      <w:r>
-        <w:rPr>
-          <w:lang w:val="zh_TW" w:bidi="zh_TW"/>
-        </w:rPr>
-      </w:r>
-    </w:p>
-    <w:p>
-      <w:pPr>
-        <w:pStyle w:val="Heading3"/>
-      </w:pPr>
-      <w:r>
-        <w:rPr>
-          <w:lang w:val="zh_TW" w:bidi="zh_TW"/>
-        </w:rPr>
-        <w:t>史實：</w:t>
-      </w:r>
-    </w:p>
-    <w:p>
-      <w:pPr/>
-      <w:r>
-        <w:rPr>
-          <w:lang w:val="zh_TW" w:bidi="zh_TW"/>
-        </w:rPr>
-      </w:r>
-      <w:r>
-        <w:rPr>
-          <w:lang w:val="zh_TW" w:bidi="zh_TW"/>
-        </w:rPr>
-        <w:t>利亞是雅各的妻子之一。她是拉結的姐姐，也是雅各六個兒子的母親：呂便、西緬、利未、猶大、以薩迦和西布倫。她也是雅各的女兒底拿的母親。</w:t>
-      </w:r>
-    </w:p>
-    <w:p>
-      <w:pPr>
-        <w:pStyle w:val="ListBullet"/>
-        <w:spacing w:line="240" w:lineRule="auto"/>
-        <w:ind w:left="720"/>
-      </w:pPr>
-      <w:r>
-        <w:rPr>
-          <w:lang w:val="zh_TW" w:bidi="zh_TW"/>
-        </w:rPr>
-      </w:r>
-      <w:r>
-        <w:rPr>
-          <w:lang w:val="zh_TW" w:bidi="zh_TW"/>
-        </w:rPr>
-        <w:t>創世記講述了利亞的父親拉班如何欺騙雅各，先讓他娶了利亞再娶拉結的故事。</w:t>
-      </w:r>
-    </w:p>
-    <w:p>
-      <w:pPr>
-        <w:pStyle w:val="ListBullet"/>
-        <w:spacing w:line="240" w:lineRule="auto"/>
-        <w:ind w:left="720"/>
-      </w:pPr>
-      <w:r>
-        <w:rPr>
-          <w:lang w:val="zh_TW" w:bidi="zh_TW"/>
-        </w:rPr>
-      </w:r>
-      <w:r>
-        <w:rPr>
-          <w:lang w:val="zh_TW" w:bidi="zh_TW"/>
-        </w:rPr>
-        <w:t>神賜給利亞極大的祝福，給了她許多孩子，儘管她的丈夫雅各更愛拉結。</w:t>
-      </w:r>
-    </w:p>
-    <w:p>
-      <w:pPr>
-        <w:pStyle w:val="ListBullet"/>
-        <w:spacing w:line="240" w:lineRule="auto"/>
-        <w:ind w:left="720"/>
-      </w:pPr>
-      <w:r>
-        <w:rPr>
-          <w:lang w:val="zh_TW" w:bidi="zh_TW"/>
-        </w:rPr>
-      </w:r>
-      <w:r>
-        <w:rPr>
-          <w:lang w:val="zh_TW" w:bidi="zh_TW"/>
-        </w:rPr>
-        <w:t>利亞是大衛王和耶穌的女性祖先。</w:t>
-      </w:r>
-    </w:p>
-    <w:p>
-      <w:pPr/>
-      <w:r>
-        <w:rPr>
-          <w:lang w:val="zh_TW" w:bidi="zh_TW"/>
-        </w:rPr>
-      </w:r>
-      <w:r>
-        <w:rPr>
-          <w:lang w:val="zh_TW" w:bidi="zh_TW"/>
-        </w:rPr>
-        <w:t>（翻譯相關建議：如何翻譯名字）</w:t>
-      </w:r>
-    </w:p>
-    <w:p>
-      <w:pPr/>
-      <w:r>
-        <w:rPr>
-          <w:lang w:val="zh_TW" w:bidi="zh_TW"/>
-        </w:rPr>
-      </w:r>
-      <w:r>
-        <w:rPr>
-          <w:lang w:val="zh_TW" w:bidi="zh_TW"/>
-        </w:rPr>
-        <w:t>（另見：</w:t>
-      </w:r>
-      <w:r>
-        <w:rPr>
-          <w:lang w:val="zh_TW" w:bidi="zh_TW"/>
-        </w:rPr>
-        <w:t>雅各</w:t>
-      </w:r>
-      <w:r>
-        <w:rPr>
-          <w:lang w:val="zh_TW" w:bidi="zh_TW"/>
-        </w:rPr>
-        <w:t>，</w:t>
-      </w:r>
-      <w:r>
-        <w:rPr>
-          <w:lang w:val="zh_TW" w:bidi="zh_TW"/>
-        </w:rPr>
-        <w:t>呂便</w:t>
-      </w:r>
-      <w:r>
-        <w:rPr>
-          <w:lang w:val="zh_TW" w:bidi="zh_TW"/>
-        </w:rPr>
-        <w:t>，</w:t>
-      </w:r>
-      <w:r>
-        <w:rPr>
-          <w:lang w:val="zh_TW" w:bidi="zh_TW"/>
-        </w:rPr>
-        <w:t>西緬</w:t>
-      </w:r>
-      <w:r>
-        <w:rPr>
-          <w:lang w:val="zh_TW" w:bidi="zh_TW"/>
-        </w:rPr>
-        <w:t>，</w:t>
-      </w:r>
-      <w:r>
-        <w:rPr>
-          <w:lang w:val="zh_TW" w:bidi="zh_TW"/>
-        </w:rPr>
-        <w:t>利未</w:t>
-      </w:r>
-      <w:r>
-        <w:rPr>
-          <w:lang w:val="zh_TW" w:bidi="zh_TW"/>
-        </w:rPr>
-        <w:t>，</w:t>
-      </w:r>
-      <w:r>
-        <w:rPr>
-          <w:lang w:val="zh_TW" w:bidi="zh_TW"/>
-        </w:rPr>
-        <w:t>猶大</w:t>
-      </w:r>
-      <w:r>
-        <w:rPr>
-          <w:lang w:val="zh_TW" w:bidi="zh_TW"/>
-        </w:rPr>
-        <w:t>，</w:t>
-      </w:r>
-      <w:r>
-        <w:rPr>
-          <w:lang w:val="zh_TW" w:bidi="zh_TW"/>
-        </w:rPr>
-        <w:t>以薩迦</w:t>
-      </w:r>
-      <w:r>
-        <w:rPr>
-          <w:lang w:val="zh_TW" w:bidi="zh_TW"/>
-        </w:rPr>
-        <w:t>，</w:t>
-      </w:r>
-      <w:r>
-        <w:rPr>
-          <w:lang w:val="zh_TW" w:bidi="zh_TW"/>
-        </w:rPr>
-        <w:t>西布倫</w:t>
-      </w:r>
-      <w:r>
-        <w:rPr>
-          <w:lang w:val="zh_TW" w:bidi="zh_TW"/>
-        </w:rPr>
-        <w:t>，</w:t>
-      </w:r>
-      <w:r>
-        <w:rPr>
-          <w:lang w:val="zh_TW" w:bidi="zh_TW"/>
-        </w:rPr>
-        <w:t>拉班</w:t>
-      </w:r>
-      <w:r>
-        <w:rPr>
-          <w:lang w:val="zh_TW" w:bidi="zh_TW"/>
-        </w:rPr>
-        <w:t>，</w:t>
-      </w:r>
-      <w:r>
-        <w:rPr>
-          <w:lang w:val="zh_TW" w:bidi="zh_TW"/>
-        </w:rPr>
-        <w:t>拉結</w:t>
-      </w:r>
-      <w:r>
-        <w:rPr>
-          <w:lang w:val="zh_TW" w:bidi="zh_TW"/>
-        </w:rPr>
-        <w:t>，</w:t>
-      </w:r>
-      <w:r>
-        <w:rPr>
-          <w:lang w:val="zh_TW" w:bidi="zh_TW"/>
-        </w:rPr>
-        <w:t>以色列十二支派</w:t>
-      </w:r>
-      <w:r>
-        <w:rPr>
-          <w:lang w:val="zh_TW" w:bidi="zh_TW"/>
-        </w:rPr>
-        <w:t>）</w:t>
-      </w:r>
-    </w:p>
-    <w:p>
-      <w:pPr>
-        <w:pStyle w:val="Heading3"/>
-      </w:pPr>
-      <w:r>
-        <w:rPr>
-          <w:lang w:val="zh_TW" w:bidi="zh_TW"/>
-        </w:rPr>
-        <w:t>參考經文：</w:t>
-      </w:r>
-    </w:p>
-    <w:p>
-      <w:pPr>
-        <w:pStyle w:val="ListBullet"/>
-        <w:spacing w:line="240" w:lineRule="auto"/>
-        <w:ind w:left="720"/>
-      </w:pPr>
-      <w:r>
-        <w:rPr>
-          <w:lang w:val="zh_TW" w:bidi="zh_TW"/>
-        </w:rPr>
-      </w:r>
-      <w:r>
-        <w:rPr>
-          <w:lang w:val="zh_TW" w:bidi="zh_TW"/>
-        </w:rPr>
-        <w:t>創世記29:17</w:t>
-      </w:r>
-    </w:p>
-    <w:p>
-      <w:pPr>
-        <w:pStyle w:val="ListBullet"/>
-        <w:spacing w:line="240" w:lineRule="auto"/>
-        <w:ind w:left="720"/>
-      </w:pPr>
-      <w:r>
-        <w:rPr>
-          <w:lang w:val="zh_TW" w:bidi="zh_TW"/>
-        </w:rPr>
-      </w:r>
-      <w:r>
-        <w:rPr>
-          <w:lang w:val="zh_TW" w:bidi="zh_TW"/>
-        </w:rPr>
-        <w:t>創世記29:28</w:t>
-      </w:r>
-    </w:p>
-    <w:p>
-      <w:pPr>
-        <w:pStyle w:val="ListBullet"/>
-        <w:spacing w:line="240" w:lineRule="auto"/>
-        <w:ind w:left="720"/>
-      </w:pPr>
-      <w:r>
-        <w:rPr>
-          <w:lang w:val="zh_TW" w:bidi="zh_TW"/>
-        </w:rPr>
-      </w:r>
-      <w:r>
-        <w:rPr>
-          <w:lang w:val="zh_TW" w:bidi="zh_TW"/>
-        </w:rPr>
-        <w:t>創世記31:6</w:t>
-      </w:r>
-    </w:p>
-    <w:p>
-      <w:pPr>
-        <w:pStyle w:val="ListBullet"/>
-        <w:spacing w:line="240" w:lineRule="auto"/>
-        <w:ind w:left="720"/>
-      </w:pPr>
-      <w:r>
-        <w:rPr>
-          <w:lang w:val="zh_TW" w:bidi="zh_TW"/>
-        </w:rPr>
-      </w:r>
-      <w:r>
-        <w:rPr>
-          <w:lang w:val="zh_TW" w:bidi="zh_TW"/>
-        </w:rPr>
-        <w:t>路得記4:11</w:t>
-      </w:r>
-    </w:p>
-    <w:p>
-      <w:pPr>
-        <w:pStyle w:val="Heading3"/>
-      </w:pPr>
-      <w:r>
-        <w:rPr>
-          <w:lang w:val="zh_TW" w:bidi="zh_TW"/>
-        </w:rPr>
-        <w:t>原文參照：</w:t>
-      </w:r>
-    </w:p>
-    <w:p>
-      <w:pPr>
-        <w:pStyle w:val="ListBullet"/>
-        <w:spacing w:line="240" w:lineRule="auto"/>
-        <w:ind w:left="720"/>
-      </w:pPr>
-      <w:r>
-        <w:rPr>
-          <w:lang w:val="zh_TW" w:bidi="zh_TW"/>
-        </w:rPr>
-      </w:r>
-      <w:r>
-        <w:rPr>
-          <w:lang w:val="zh_TW" w:bidi="zh_TW"/>
-        </w:rPr>
-        <w:t>史特朗號：H3812</w:t>
-      </w:r>
-      <w:r>
-        <w:rPr>
-          <w:lang w:val="zh_TW" w:bidi="zh_TW"/>
-        </w:rPr>
-      </w:r>
-      <w:r>
-        <w:rPr>
-          <w:lang w:val="zh_TW" w:bidi="zh_TW"/>
-        </w:rPr>
-      </w:r>
-    </w:p>
-    <w:p>
-      <w:pPr/>
-      <w:r>
-        <w:rPr>
-          <w:lang w:val="zh_TW" w:bidi="zh_TW"/>
-        </w:rPr>
-      </w:r>
-    </w:p>
-    <w:p>
-      <w:pPr>
-        <w:pStyle w:val="Heading2"/>
-      </w:pPr>
-      <w:r>
-        <w:rPr>
-          <w:lang w:val="zh_TW" w:bidi="zh_TW"/>
-        </w:rPr>
-        <w:t>利益</w:t>
-      </w:r>
-      <w:r>
-        <w:rPr>
-          <w:lang w:val="zh_TW" w:bidi="zh_TW"/>
-        </w:rPr>
-      </w:r>
-    </w:p>
-    <w:p>
-      <w:pPr>
-        <w:pStyle w:val="Heading3"/>
-      </w:pPr>
-      <w:r>
-        <w:rPr>
-          <w:lang w:val="zh_TW" w:bidi="zh_TW"/>
-        </w:rPr>
-        <w:t>定義：</w:t>
-      </w:r>
-    </w:p>
-    <w:p>
-      <w:pPr/>
-      <w:r>
-        <w:rPr>
-          <w:lang w:val="zh_TW" w:bidi="zh_TW"/>
-        </w:rPr>
-      </w:r>
-      <w:r>
-        <w:rPr>
-          <w:lang w:val="zh_TW" w:bidi="zh_TW"/>
-        </w:rPr>
-        <w:t>在這個意義上，「利益」和「有益的」這些詞語是指通過某些行動或行為獲得一些物質上的東西。如果某事能使某人賺取或獲得好的物質，那麼它對他們來說是「有益的」。</w:t>
-      </w:r>
-    </w:p>
-    <w:p>
-      <w:pPr>
-        <w:pStyle w:val="ListBullet"/>
-        <w:spacing w:line="240" w:lineRule="auto"/>
-        <w:ind w:left="720"/>
-      </w:pPr>
-      <w:r>
-        <w:rPr>
-          <w:lang w:val="zh_TW" w:bidi="zh_TW"/>
-        </w:rPr>
-      </w:r>
-      <w:r>
-        <w:rPr>
-          <w:lang w:val="zh_TW" w:bidi="zh_TW"/>
-        </w:rPr>
-        <w:t>更具體地說，「利益」一詞通常指從經商中獲得的金錢。如果一個企業賺取的錢多於其支出的錢，則該企業是「有利可圖的」。</w:t>
-      </w:r>
-    </w:p>
-    <w:p>
-      <w:pPr>
-        <w:pStyle w:val="ListBullet"/>
-        <w:spacing w:line="240" w:lineRule="auto"/>
-        <w:ind w:left="720"/>
-      </w:pPr>
-      <w:r>
-        <w:rPr>
-          <w:lang w:val="zh_TW" w:bidi="zh_TW"/>
-        </w:rPr>
-      </w:r>
-      <w:r>
-        <w:rPr>
-          <w:lang w:val="zh_TW" w:bidi="zh_TW"/>
-        </w:rPr>
-        <w:t>行動是「有利可圖的」，如果它們能為人帶來物質上的收益。</w:t>
-      </w:r>
-    </w:p>
-    <w:p>
-      <w:pPr/>
-      <w:r>
-        <w:rPr>
-          <w:lang w:val="zh_TW" w:bidi="zh_TW"/>
-        </w:rPr>
-      </w:r>
-      <w:r>
-        <w:rPr>
-          <w:lang w:val="zh_TW" w:bidi="zh_TW"/>
-        </w:rPr>
-        <w:t>（另見：</w:t>
-      </w:r>
-      <w:r>
-        <w:rPr>
-          <w:lang w:val="zh_TW" w:bidi="zh_TW"/>
-        </w:rPr>
-        <w:t>值得</w:t>
-      </w:r>
-      <w:r>
-        <w:rPr>
-          <w:lang w:val="zh_TW" w:bidi="zh_TW"/>
-        </w:rPr>
-        <w:t>、</w:t>
-      </w:r>
-      <w:r>
-        <w:rPr>
-          <w:lang w:val="zh_TW" w:bidi="zh_TW"/>
-        </w:rPr>
-        <w:t>屬靈的益處</w:t>
-      </w:r>
-      <w:r>
-        <w:rPr>
-          <w:lang w:val="zh_TW" w:bidi="zh_TW"/>
-        </w:rPr>
-        <w:t>）</w:t>
-      </w:r>
-    </w:p>
-    <w:p>
-      <w:pPr>
-        <w:pStyle w:val="Heading3"/>
-      </w:pPr>
-      <w:r>
-        <w:rPr>
-          <w:lang w:val="zh_TW" w:bidi="zh_TW"/>
-        </w:rPr>
-        <w:t>翻譯相關建議：</w:t>
-      </w:r>
-    </w:p>
-    <w:p>
-      <w:pPr>
-        <w:pStyle w:val="ListBullet"/>
-        <w:spacing w:line="240" w:lineRule="auto"/>
-        <w:ind w:left="720"/>
-      </w:pPr>
-      <w:r>
-        <w:rPr>
-          <w:lang w:val="zh_TW" w:bidi="zh_TW"/>
-        </w:rPr>
-      </w:r>
-      <w:r>
-        <w:rPr>
-          <w:lang w:val="zh_TW" w:bidi="zh_TW"/>
-        </w:rPr>
-        <w:t>根據上下文，「有益」一詞也可以翻譯為「得著」、「幫助」或「賺取」。</w:t>
-      </w:r>
-    </w:p>
-    <w:p>
-      <w:pPr>
-        <w:pStyle w:val="ListBullet"/>
-        <w:spacing w:line="240" w:lineRule="auto"/>
-        <w:ind w:left="720"/>
-      </w:pPr>
-      <w:r>
-        <w:rPr>
-          <w:lang w:val="zh_TW" w:bidi="zh_TW"/>
-        </w:rPr>
-      </w:r>
-      <w:r>
-        <w:rPr>
-          <w:lang w:val="zh_TW" w:bidi="zh_TW"/>
-        </w:rPr>
-        <w:t>根據上下文，「利益」一詞在指工作所得的工資時，可以翻譯為「工資」。</w:t>
-      </w:r>
-    </w:p>
-    <w:p>
-      <w:pPr>
-        <w:pStyle w:val="ListBullet"/>
-        <w:spacing w:line="240" w:lineRule="auto"/>
-        <w:ind w:left="720"/>
-      </w:pPr>
-      <w:r>
-        <w:rPr>
-          <w:lang w:val="zh_TW" w:bidi="zh_TW"/>
-        </w:rPr>
-      </w:r>
-      <w:r>
-        <w:rPr>
-          <w:lang w:val="zh_TW" w:bidi="zh_TW"/>
-        </w:rPr>
-        <w:t>「有益」這個詞可以翻譯為「有用」、「有利」或「有幫助」。</w:t>
-      </w:r>
-    </w:p>
-    <w:p>
-      <w:pPr>
-        <w:pStyle w:val="ListBullet"/>
-        <w:spacing w:line="240" w:lineRule="auto"/>
-        <w:ind w:left="720"/>
-      </w:pPr>
-      <w:r>
-        <w:rPr>
-          <w:lang w:val="zh_TW" w:bidi="zh_TW"/>
-        </w:rPr>
-      </w:r>
-      <w:r>
-        <w:rPr>
-          <w:lang w:val="zh_TW" w:bidi="zh_TW"/>
-        </w:rPr>
-        <w:t>「獲利」一詞可以翻譯為「獲得」。</w:t>
-      </w:r>
-    </w:p>
-    <w:p>
-      <w:pPr>
-        <w:pStyle w:val="ListBullet"/>
-        <w:spacing w:line="240" w:lineRule="auto"/>
-        <w:ind w:left="720"/>
-      </w:pPr>
-      <w:r>
-        <w:rPr>
-          <w:lang w:val="zh_TW" w:bidi="zh_TW"/>
-        </w:rPr>
-      </w:r>
-      <w:r>
-        <w:rPr>
-          <w:lang w:val="zh_TW" w:bidi="zh_TW"/>
-        </w:rPr>
-        <w:t>「從……中獲利」可以翻譯為「從……中受益」或「從……中賺錢」。</w:t>
-      </w:r>
-    </w:p>
-    <w:p>
-      <w:pPr>
-        <w:pStyle w:val="ListBullet"/>
-        <w:spacing w:line="240" w:lineRule="auto"/>
-        <w:ind w:left="720"/>
-      </w:pPr>
-      <w:r>
-        <w:rPr>
-          <w:lang w:val="zh_TW" w:bidi="zh_TW"/>
-        </w:rPr>
-      </w:r>
-      <w:r>
-        <w:rPr>
-          <w:lang w:val="zh_TW" w:bidi="zh_TW"/>
-        </w:rPr>
-        <w:t>在商業環境中，「利潤」可以翻譯為「賺得的錢」或「盈餘」或「額外的錢」。</w:t>
-      </w:r>
-      <w:r>
-        <w:rPr>
-          <w:lang w:val="zh_TW" w:bidi="zh_TW"/>
-        </w:rPr>
-      </w:r>
-      <w:r>
-        <w:rPr>
-          <w:lang w:val="zh_TW" w:bidi="zh_TW"/>
-        </w:rPr>
-      </w:r>
-    </w:p>
-    <w:p>
-      <w:pPr/>
-      <w:r>
-        <w:rPr>
-          <w:lang w:val="zh_TW" w:bidi="zh_TW"/>
-        </w:rPr>
-      </w:r>
-    </w:p>
-    <w:p>
-      <w:pPr>
-        <w:pStyle w:val="Heading2"/>
-      </w:pPr>
-      <w:r>
-        <w:rPr>
-          <w:lang w:val="zh_TW" w:bidi="zh_TW"/>
-        </w:rPr>
-        <w:t>利益-精神</w:t>
-      </w:r>
-      <w:r>
-        <w:rPr>
-          <w:lang w:val="zh_TW" w:bidi="zh_TW"/>
-        </w:rPr>
-      </w:r>
-    </w:p>
-    <w:p>
-      <w:pPr>
-        <w:pStyle w:val="Heading3"/>
-      </w:pPr>
-      <w:r>
-        <w:rPr>
-          <w:lang w:val="zh_TW" w:bidi="zh_TW"/>
-        </w:rPr>
-        <w:t>定義：</w:t>
-      </w:r>
-    </w:p>
-    <w:p>
-      <w:pPr/>
-      <w:r>
-        <w:rPr>
-          <w:lang w:val="zh_TW" w:bidi="zh_TW"/>
-        </w:rPr>
-      </w:r>
-      <w:r>
-        <w:rPr>
-          <w:lang w:val="zh_TW" w:bidi="zh_TW"/>
-        </w:rPr>
-        <w:t>在屬靈意義上，詞語「利益」和「有益」指的是通過自己或他人進行某些行動時，而獲得屬靈上的益處。</w:t>
-      </w:r>
-    </w:p>
-    <w:p>
-      <w:pPr/>
-      <w:r>
-        <w:rPr>
-          <w:lang w:val="zh_TW" w:bidi="zh_TW"/>
-        </w:rPr>
-      </w:r>
-      <w:r>
-        <w:rPr>
-          <w:lang w:val="zh_TW" w:bidi="zh_TW"/>
-        </w:rPr>
-        <w:t>如果某事對某人是屬靈上「有益的」，那麼它就會帶給他們屬靈上的益處。</w:t>
-      </w:r>
-    </w:p>
-    <w:p>
-      <w:pPr>
-        <w:pStyle w:val="ListBullet"/>
-        <w:spacing w:line="240" w:lineRule="auto"/>
-        <w:ind w:left="720"/>
-      </w:pPr>
-      <w:r>
-        <w:rPr>
-          <w:lang w:val="zh_TW" w:bidi="zh_TW"/>
-        </w:rPr>
-      </w:r>
-      <w:r>
-        <w:rPr>
-          <w:lang w:val="zh_TW" w:bidi="zh_TW"/>
-        </w:rPr>
-        <w:t>行為若能取悅神，並使該人和他人獲得屬靈上的益處，則在屬靈上是有益的。</w:t>
-      </w:r>
-    </w:p>
-    <w:p>
-      <w:pPr>
-        <w:pStyle w:val="ListBullet"/>
-        <w:spacing w:line="240" w:lineRule="auto"/>
-        <w:ind w:left="720"/>
-      </w:pPr>
-      <w:r>
-        <w:rPr>
-          <w:lang w:val="zh_TW" w:bidi="zh_TW"/>
-        </w:rPr>
-      </w:r>
-      <w:r>
-        <w:rPr>
-          <w:lang w:val="zh_TW" w:bidi="zh_TW"/>
-        </w:rPr>
-        <w:t>提摩太後書三章16節說所有的經文都是「有益的」，「使人歸正和教導人學義」，意味著聖經的教導對於教導人按照神的旨意生活是有幫助的。</w:t>
-      </w:r>
-    </w:p>
-    <w:p>
-      <w:pPr/>
-      <w:r>
-        <w:rPr>
-          <w:lang w:val="zh_TW" w:bidi="zh_TW"/>
-        </w:rPr>
-      </w:r>
-      <w:r>
-        <w:rPr>
-          <w:lang w:val="zh_TW" w:bidi="zh_TW"/>
-        </w:rPr>
-        <w:t>此處「無益」一詞意指不具益處或幫助。</w:t>
-      </w:r>
-    </w:p>
-    <w:p>
-      <w:pPr>
-        <w:pStyle w:val="ListBullet"/>
-        <w:spacing w:line="240" w:lineRule="auto"/>
-        <w:ind w:left="720"/>
-      </w:pPr>
-      <w:r>
-        <w:rPr>
-          <w:lang w:val="zh_TW" w:bidi="zh_TW"/>
-        </w:rPr>
-      </w:r>
-      <w:r>
-        <w:rPr>
-          <w:lang w:val="zh_TW" w:bidi="zh_TW"/>
-        </w:rPr>
-        <w:t>這字面上的意思是沒有任何利益，或是無法幫助他人獲得任何有益的東西。</w:t>
-      </w:r>
-    </w:p>
-    <w:p>
-      <w:pPr>
-        <w:pStyle w:val="ListBullet"/>
-        <w:spacing w:line="240" w:lineRule="auto"/>
-        <w:ind w:left="720"/>
-      </w:pPr>
-      <w:r>
-        <w:rPr>
-          <w:lang w:val="zh_TW" w:bidi="zh_TW"/>
-        </w:rPr>
-      </w:r>
-      <w:r>
-        <w:rPr>
-          <w:lang w:val="zh_TW" w:bidi="zh_TW"/>
-        </w:rPr>
-        <w:t>屬靈上無益的事情不值得去做，因為它不討神喜悅，也不帶來任何屬靈的益處或獎賞。</w:t>
-      </w:r>
-    </w:p>
-    <w:p>
-      <w:pPr>
-        <w:pStyle w:val="ListBullet"/>
-        <w:spacing w:line="240" w:lineRule="auto"/>
-        <w:ind w:left="720"/>
-      </w:pPr>
-      <w:r>
-        <w:rPr>
-          <w:lang w:val="zh_TW" w:bidi="zh_TW"/>
-        </w:rPr>
-      </w:r>
-      <w:r>
-        <w:rPr>
-          <w:lang w:val="zh_TW" w:bidi="zh_TW"/>
-        </w:rPr>
-        <w:t>這可以翻譯為「無益」、「不有益」、「無價值」、「無用」或「沒有益處」。</w:t>
-      </w:r>
-    </w:p>
-    <w:p>
-      <w:pPr/>
-      <w:r>
-        <w:rPr>
-          <w:lang w:val="zh_TW" w:bidi="zh_TW"/>
-        </w:rPr>
-      </w:r>
-      <w:r>
-        <w:rPr>
-          <w:lang w:val="zh_TW" w:bidi="zh_TW"/>
-        </w:rPr>
-        <w:t>（另見：</w:t>
-      </w:r>
-      <w:r>
-        <w:rPr>
-          <w:lang w:val="zh_TW" w:bidi="zh_TW"/>
-        </w:rPr>
-        <w:t>值得</w:t>
-      </w:r>
-      <w:r>
-        <w:rPr>
-          <w:lang w:val="zh_TW" w:bidi="zh_TW"/>
-        </w:rPr>
-        <w:t>、</w:t>
+      <w:r>
+        <w:rPr>
+          <w:lang w:val="zh_TW" w:bidi="zh_TW"/>
+        </w:rPr>
+        <w:t>（另見：值得、</w:t>
       </w:r>
       <w:r>
         <w:rPr>
